--- a/docs/anexos oe3/Solucion_OE3_Anexo_D_Slice_3.docx
+++ b/docs/anexos oe3/Solucion_OE3_Anexo_D_Slice_3.docx
@@ -24,7 +24,7 @@
       <w:r>
         <w:fldChar w:fldCharType="separate"/>
       </w:r>
-      <w:hyperlink w:anchor="_Toc241788503" w:history="1">
+      <w:hyperlink w:anchor="_Toc242194931" w:history="1">
         <w:r>
           <w:rPr>
             <w:rStyle w:val="Hipervnculo"/>
@@ -51,7 +51,7 @@
             <w:noProof/>
             <w:webHidden/>
           </w:rPr>
-          <w:instrText xml:space="preserve"> PAGEREF _Toc241788503 \h </w:instrText>
+          <w:instrText xml:space="preserve"> PAGEREF _Toc242194931 \h </w:instrText>
         </w:r>
         <w:r>
           <w:rPr>
@@ -95,7 +95,7 @@
           <w14:ligatures w14:val="standardContextual"/>
         </w:rPr>
       </w:pPr>
-      <w:hyperlink w:anchor="_Toc241788504" w:history="1">
+      <w:hyperlink w:anchor="_Toc242194932" w:history="1">
         <w:r>
           <w:rPr>
             <w:rStyle w:val="Hipervnculo"/>
@@ -122,7 +122,7 @@
             <w:noProof/>
             <w:webHidden/>
           </w:rPr>
-          <w:instrText xml:space="preserve"> PAGEREF _Toc241788504 \h </w:instrText>
+          <w:instrText xml:space="preserve"> PAGEREF _Toc242194932 \h </w:instrText>
         </w:r>
         <w:r>
           <w:rPr>
@@ -166,7 +166,7 @@
           <w14:ligatures w14:val="standardContextual"/>
         </w:rPr>
       </w:pPr>
-      <w:hyperlink w:anchor="_Toc241788505" w:history="1">
+      <w:hyperlink w:anchor="_Toc242194933" w:history="1">
         <w:r>
           <w:rPr>
             <w:rStyle w:val="Hipervnculo"/>
@@ -193,7 +193,7 @@
             <w:noProof/>
             <w:webHidden/>
           </w:rPr>
-          <w:instrText xml:space="preserve"> PAGEREF _Toc241788505 \h </w:instrText>
+          <w:instrText xml:space="preserve"> PAGEREF _Toc242194933 \h </w:instrText>
         </w:r>
         <w:r>
           <w:rPr>
@@ -237,7 +237,7 @@
           <w14:ligatures w14:val="standardContextual"/>
         </w:rPr>
       </w:pPr>
-      <w:hyperlink w:anchor="_Toc241788506" w:history="1">
+      <w:hyperlink w:anchor="_Toc242194934" w:history="1">
         <w:r>
           <w:rPr>
             <w:rStyle w:val="Hipervnculo"/>
@@ -264,7 +264,7 @@
             <w:noProof/>
             <w:webHidden/>
           </w:rPr>
-          <w:instrText xml:space="preserve"> PAGEREF _Toc241788506 \h </w:instrText>
+          <w:instrText xml:space="preserve"> PAGEREF _Toc242194934 \h </w:instrText>
         </w:r>
         <w:r>
           <w:rPr>
@@ -308,7 +308,7 @@
           <w14:ligatures w14:val="standardContextual"/>
         </w:rPr>
       </w:pPr>
-      <w:hyperlink w:anchor="_Toc241788507" w:history="1">
+      <w:hyperlink w:anchor="_Toc242194935" w:history="1">
         <w:r>
           <w:rPr>
             <w:rStyle w:val="Hipervnculo"/>
@@ -335,7 +335,7 @@
             <w:noProof/>
             <w:webHidden/>
           </w:rPr>
-          <w:instrText xml:space="preserve"> PAGEREF _Toc241788507 \h </w:instrText>
+          <w:instrText xml:space="preserve"> PAGEREF _Toc242194935 \h </w:instrText>
         </w:r>
         <w:r>
           <w:rPr>
@@ -379,7 +379,7 @@
           <w14:ligatures w14:val="standardContextual"/>
         </w:rPr>
       </w:pPr>
-      <w:hyperlink w:anchor="_Toc241788508" w:history="1">
+      <w:hyperlink w:anchor="_Toc242194936" w:history="1">
         <w:r>
           <w:rPr>
             <w:rStyle w:val="Hipervnculo"/>
@@ -406,7 +406,7 @@
             <w:noProof/>
             <w:webHidden/>
           </w:rPr>
-          <w:instrText xml:space="preserve"> PAGEREF _Toc241788508 \h </w:instrText>
+          <w:instrText xml:space="preserve"> PAGEREF _Toc242194936 \h </w:instrText>
         </w:r>
         <w:r>
           <w:rPr>
@@ -450,7 +450,7 @@
           <w14:ligatures w14:val="standardContextual"/>
         </w:rPr>
       </w:pPr>
-      <w:hyperlink w:anchor="_Toc241788509" w:history="1">
+      <w:hyperlink w:anchor="_Toc242194937" w:history="1">
         <w:r>
           <w:rPr>
             <w:rStyle w:val="Hipervnculo"/>
@@ -477,7 +477,7 @@
             <w:noProof/>
             <w:webHidden/>
           </w:rPr>
-          <w:instrText xml:space="preserve"> PAGEREF _Toc241788509 \h </w:instrText>
+          <w:instrText xml:space="preserve"> PAGEREF _Toc242194937 \h </w:instrText>
         </w:r>
         <w:r>
           <w:rPr>
@@ -522,7 +522,7 @@
       <w:pPr>
         <w:pStyle w:val="Ttulo1"/>
       </w:pPr>
-      <w:bookmarkStart w:id="0" w:name="_Toc241788503"/>
+      <w:bookmarkStart w:id="0" w:name="_Toc242194931"/>
       <w:r>
         <w:lastRenderedPageBreak/>
         <w:t>ANEXO D. SLICE 3: NIVEL 3 «EL RÍO» Y CIERRE DEL JUEGO</w:t>
@@ -556,7 +556,7 @@
       <w:pPr>
         <w:pStyle w:val="Ttulo2"/>
       </w:pPr>
-      <w:bookmarkStart w:id="1" w:name="_Toc241788504"/>
+      <w:bookmarkStart w:id="1" w:name="_Toc242194932"/>
       <w:r>
         <w:t>1. Alcance y seguimiento</w:t>
       </w:r>
@@ -1118,7 +1118,7 @@
     </w:tbl>
     <w:p>
       <w:pPr>
-        <w:pStyle w:val="TextoOE3"/>
+        <w:pStyle w:val="PrimerprrafoOE3"/>
       </w:pPr>
       <w:r>
         <w:t>Dos tarjetas del tablero abren y cierran el trabajo de este anexo. La D07-1, «cerrar el tercer slice», se abrió en el acta D07 a cargo de Santiago Benavides Rey con fecha límite del 27/09/2026; su parte de código quedó cumplida el 21/09/2026, con las dieciséis tareas cerradas y el punto de control R-E declarado, y el acta D08 la dio por finalizada. La D10-3, «corregir el nivel tres», se abrió en el acta D10 con las cuatro correcciones que recoge el apartado 2. La tarjeta D09-3, «afinar el entorno del tercer</w:t>
@@ -2255,7 +2255,7 @@
       <w:pPr>
         <w:pStyle w:val="Ttulo2"/>
       </w:pPr>
-      <w:bookmarkStart w:id="2" w:name="_Toc241788505"/>
+      <w:bookmarkStart w:id="2" w:name="_Toc242194933"/>
       <w:r>
         <w:t>2. Lo implementado</w:t>
       </w:r>
@@ -2274,14 +2274,7 @@
         <w:pStyle w:val="PrimerprrafoOE3"/>
       </w:pPr>
       <w:r>
-        <w:rPr>
-          <w:b/>
-          <w:bCs/>
-        </w:rPr>
-        <w:t>Módulo y fases.</w:t>
-      </w:r>
-      <w:r>
-        <w:t xml:space="preserve"> El nivel vive en el assembly </w:t>
+        <w:t xml:space="preserve">El nivel vive en el assembly </w:t>
       </w:r>
       <w:r>
         <w:rPr>
@@ -2385,14 +2378,7 @@
         <w:pStyle w:val="TextoOE3"/>
       </w:pPr>
       <w:r>
-        <w:rPr>
-          <w:b/>
-          <w:bCs/>
-        </w:rPr>
-        <w:t>Guía.</w:t>
-      </w:r>
-      <w:r>
-        <w:t xml:space="preserve"> La política de pistas (</w:t>
+        <w:t>La política de pistas (</w:t>
       </w:r>
       <w:r>
         <w:rPr>
@@ -2418,14 +2404,7 @@
         <w:pStyle w:val="TextoOE3"/>
       </w:pPr>
       <w:r>
-        <w:rPr>
-          <w:b/>
-          <w:bCs/>
-        </w:rPr>
-        <w:t>Narrativas.</w:t>
-      </w:r>
-      <w:r>
-        <w:t xml:space="preserve"> Las cinco escenas del guion para el Nivel 3 viven en siete secuencias, porque la ilustración es por secuencia y el puente II cambia dos veces de fondo. </w:t>
+        <w:t xml:space="preserve">Las cinco escenas del guion para el Nivel 3 viven en siete secuencias, porque la ilustración es por secuencia y el puente II cambia dos veces de fondo. </w:t>
       </w:r>
       <w:r>
         <w:rPr>
@@ -2443,11 +2422,11 @@
         <w:t>N3_PuenteII_Horizonte</w:t>
       </w:r>
       <w:r>
-        <w:t xml:space="preserve">, sobre </w:t>
+        <w:t xml:space="preserve">, sobre la </w:t>
       </w:r>
       <w:r>
         <w:lastRenderedPageBreak/>
-        <w:t xml:space="preserve">la ilustración del horizonte, y esta a </w:t>
+        <w:t xml:space="preserve">ilustración del horizonte, y esta a </w:t>
       </w:r>
       <w:r>
         <w:rPr>
@@ -2492,10 +2471,7 @@
         <w:t>N3_EscenaFinal</w:t>
       </w:r>
       <w:r>
-        <w:t xml:space="preserve">). Suman 38 líneas de </w:t>
-      </w:r>
-      <w:r>
-        <w:t xml:space="preserve">diálogo (2, 5, 4, 8, 5, 7 y 7). Las escenas del río se narran sobre la misma ilustración en que se juega, </w:t>
+        <w:t xml:space="preserve">). Suman 38 líneas de diálogo (2, 5, 4, 8, 5, 7 y 7). Las escenas del río se narran sobre la misma ilustración en que se juega, </w:t>
       </w:r>
       <w:r>
         <w:rPr>
@@ -2504,7 +2480,10 @@
         <w:t>env_n3_rio</w:t>
       </w:r>
       <w:r>
-        <w:t xml:space="preserve">, un plano de 1920 × 1080 sin duplicar, y sus encuadres se expresan en fracciones del lienzo. El documento de diseño de cámara del Nivel 3 ya no está en el equipo, así que lo aplicado consta en los propios assets. Desde el 16/09/2026, </w:t>
+        <w:t>, un plano de 1920 × 1080 sin duplica</w:t>
+      </w:r>
+      <w:r>
+        <w:t xml:space="preserve">r, y sus encuadres se expresan en fracciones del lienzo. El documento de diseño de cámara del Nivel 3 ya no está en el equipo, así que lo aplicado consta en los propios assets. Desde el 16/09/2026, </w:t>
       </w:r>
       <w:r>
         <w:rPr>
@@ -2521,14 +2500,7 @@
         <w:pStyle w:val="TextoOE3"/>
       </w:pPr>
       <w:r>
-        <w:rPr>
-          <w:b/>
-          <w:bCs/>
-        </w:rPr>
-        <w:t>Omitir.</w:t>
-      </w:r>
-      <w:r>
-        <w:t xml:space="preserve"> El botón «Omitir» solo aparece en una escena ya vista (RF-06), y como el perfil no guarda escenas vistas (RNF-09), «ya vista» se deriva del progreso. Desde el commit </w:t>
+        <w:t xml:space="preserve">El botón «Omitir» solo aparece en una escena ya vista (RF-06), y como el perfil no guarda escenas vistas (RNF-09), «ya vista» se deriva del progreso. Desde el commit </w:t>
       </w:r>
       <w:r>
         <w:rPr>
@@ -2537,10 +2509,10 @@
         <w:t>d81cfc7</w:t>
       </w:r>
       <w:r>
-        <w:t xml:space="preserve"> (17/09/2026) una escena intermedia cuenta como vista si el perfil confirmó la última fase de su nivel, y un cierre reflexivo si el nivel siguiente ya está desbloqueado. En el Nivel 3 ninguna escena ofrece omitir antes de terminar el nivel, y el cruce y la escena final, los dos marcados como cierre reflexivo, no lo ofrecen nunca, tampoc</w:t>
-      </w:r>
-      <w:r>
-        <w:t xml:space="preserve">o al repetirlo: no existe un nivel siguiente que desbloquear. Santiago Benavides Rey lo aceptó el 23/09/2026 y HU-14 y CU-03 lo recogen desde el 29/09/2026 (INC-51). Lo vigila </w:t>
+        <w:t xml:space="preserve"> (17/09/2026) una escena intermedia cuenta como vista si el perfil confirmó la última fase de su nivel, y un cierre reflexivo si el nivel siguiente ya está desbloqueado. En el Nivel 3 ninguna escena ofrece omitir antes de terminar el nivel, y el cruce y la escena final, los dos marcados como cierre reflexivo, no lo ofrecen nunca, tampoco al repetirlo: no existe un nivel siguiente que desbloquear. Santiago Benavides Rey lo aceptó el 23/09/2026 y HU-14 y CU-03 lo recogen desde el 29/09/2026 (INC-51). L</w:t>
+      </w:r>
+      <w:r>
+        <w:t xml:space="preserve">o vigila </w:t>
       </w:r>
       <w:r>
         <w:rPr>
@@ -2565,16 +2537,6 @@
         <w:pStyle w:val="PrimerprrafoOE3"/>
       </w:pPr>
       <w:r>
-        <w:rPr>
-          <w:b/>
-          <w:bCs/>
-        </w:rPr>
-        <w:t>Lista de tareas.</w:t>
-      </w:r>
-      <w:r>
-        <w:t xml:space="preserve"> </w:t>
-      </w:r>
-      <w:r>
         <w:t>La lista de cuatro tareas, «Recoger troncos», «Encontrar sogas», «Ensamblar la balsa» y «Colocar el mástil y la vela», permanece arriba a la izquierda durante todo el nivel (RF-36). La regla de marcado vive en C# plano (</w:t>
       </w:r>
       <w:r>
@@ -2593,10 +2555,10 @@
         <w:t>TaskList</w:t>
       </w:r>
       <w:r>
-        <w:t>): la primera tarea se marca con el quinto tronco recogido, la segunda al recoger las sogas, la tercera al confirmar el amarre y la cuarta al confirmar el mástil y la vela. Confirmar la base no marca ninguna, que es la lectura que fijó INC-30, y recoger la tela o el másti</w:t>
-      </w:r>
-      <w:r>
-        <w:t xml:space="preserve">l tampoco, porque los consume la cuarta tarea. Una tarea marcada no se desmarca. En pantalla la lista es una tablilla de marfil con un círculo liso para lo que falta y un círculo verde con visto para lo hecho, la forma que la dirección de arte recoge desde el 29/09/2026 (INC-46). Desde el commit </w:t>
+        <w:t>): la primera tarea se marca con el quinto tronco recogido, la segunda al recoger las sogas, la tercera al confirmar el amarre y la cuarta al confirmar el mástil y la vela. Confirmar la base no marca ninguna, que es la lectura que fijó INC-30, y recoger la tela o el mástil tampoco, porque los consume la cuarta tarea. Una tarea marcada no se desmarca. En pantalla la lista es una tablilla de marfil con un círculo liso para lo que falta y un círculo verde con visto para lo hecho, la forma q</w:t>
+      </w:r>
+      <w:r>
+        <w:t xml:space="preserve">ue la dirección de arte recoge desde el 29/09/2026 (INC-46). Desde el commit </w:t>
       </w:r>
       <w:r>
         <w:rPr>
@@ -2613,17 +2575,10 @@
         <w:pStyle w:val="TextoOE3"/>
       </w:pPr>
       <w:r>
-        <w:rPr>
-          <w:b/>
-          <w:bCs/>
-        </w:rPr>
-        <w:t>Materiales e inventario.</w:t>
-      </w:r>
-      <w:r>
-        <w:t xml:space="preserve"> La orilla tiene ocho materiales: cinco troncos sueltos, las sogas, la tela y el mástil. El inventario tiene cuatro casillas, una por clase, y la de troncos se llena con cinco marcas, sin cifras (RF-38, INC-89). Recoger nunca falla y un material no puede recogerse dos veces. Las posiciones de los materiales se guardan en fracciones de la ilustración y el botón «Recoger» aparece solo cuando Mamá está dentro del radio de proximidad (RF-37). El reparto obliga a recorrer la orilla: ningún material queda al alca</w:t>
-      </w:r>
-      <w:r>
-        <w:t>nce desde el arranque, y todos están a más de 0,12 de la zona de construcción, la suma de los dos radios, porque la zona se abre al cruzar su borde.</w:t>
+        <w:t>La orilla tiene ocho materiales: cinco troncos sueltos, las sogas, la tela y el mástil. El inventario tiene cuatro casillas, una por clase, y la de troncos se llena con cinco marcas, sin cifras (RF-38, INC-89). Recoger nunca falla y un material no puede recogerse dos veces. Las posiciones de los materiales se guardan en fracciones de la ilustración y el botón «Recoger» aparece solo cuando Mamá está dentro del radio de proximidad (RF-37). El reparto obliga a recorrer la orilla: ningún material queda al alcan</w:t>
+      </w:r>
+      <w:r>
+        <w:t>ce desde el arranque, y todos están a más de 0,12 de la zona de construcción, la suma de los dos radios, porque la zona se abre al cruzar su borde.</w:t>
       </w:r>
     </w:p>
     <w:p>
@@ -2631,14 +2586,7 @@
         <w:pStyle w:val="TextoOE3"/>
       </w:pPr>
       <w:r>
-        <w:rPr>
-          <w:b/>
-          <w:bCs/>
-        </w:rPr>
-        <w:t>Movimiento.</w:t>
-      </w:r>
-      <w:r>
-        <w:t xml:space="preserve"> Mamá se desplaza en dos dimensiones con una cruceta de cuatro flechas abajo a la derecha (RF-35, INC-91). Cada flecha es un botón de interfaz que responde al clic sostenido (</w:t>
+        <w:t>Mamá se desplaza en dos dimensiones con una cruceta de cuatro flechas abajo a la derecha (RF-35, INC-91). Cada flecha es un botón de interfaz que responde al clic sostenido (</w:t>
       </w:r>
       <w:r>
         <w:rPr>
@@ -2665,11 +2613,7 @@
         <w:t>IPointerUp</w:t>
       </w:r>
       <w:r>
-        <w:t xml:space="preserve">), y el paseo, con sus límites, es un </w:t>
-      </w:r>
-      <w:r>
-        <w:lastRenderedPageBreak/>
-        <w:t>modelo en C# plano (</w:t>
+        <w:t>), y el paseo, con sus límites, es un modelo en C# plano (</w:t>
       </w:r>
       <w:r>
         <w:rPr>
@@ -2684,6 +2628,7 @@
         <w:rPr>
           <w:rStyle w:val="CdigoenlneaOE3"/>
         </w:rPr>
+        <w:lastRenderedPageBreak/>
         <w:t>RiverScene_INC01_NoExisteVinculacionDeTecladoEnElMapaDeControles</w:t>
       </w:r>
       <w:r>
@@ -2695,14 +2640,7 @@
         <w:pStyle w:val="TextoOE3"/>
       </w:pPr>
       <w:r>
-        <w:rPr>
-          <w:b/>
-          <w:bCs/>
-        </w:rPr>
-        <w:t>Zona de construcción.</w:t>
-      </w:r>
-      <w:r>
-        <w:t xml:space="preserve"> La zona se señala con un anillo ámbar discontinuo junto al agua (RF-39), dibujado por código el 17/09/2026 y aceptado como arte definitivo en el acta D10. Si Mamá entra sin todo, el mensaje nombra lo que falta por su nombre y nunca por su número, con icono de alerta además del color, y la familia anima. Al entrar con todo, la tablilla dice «Tienes todo lo de la lista. Aquí se arma la balsa.» y comienza el ensamblaje. Abrir la zona no guarda ninguna fase.</w:t>
+        <w:t>La zona se señala con un anillo ámbar discontinuo junto al agua (RF-39), dibujado por código el 17/09/2026 y aceptado como arte definitivo en el acta D10. Si Mamá entra sin todo, el mensaje nombra lo que falta por su nombre y nunca por su número, con icono de alerta además del color, y la familia anima. Al entrar con todo, la tablilla dice «Tienes todo lo de la lista. Aquí se arma la balsa.» y comienza el ensamblaje. Abrir la zona no guarda ninguna fase.</w:t>
       </w:r>
     </w:p>
     <w:p>
@@ -2710,17 +2648,10 @@
         <w:pStyle w:val="TextoOE3"/>
       </w:pPr>
       <w:r>
-        <w:rPr>
-          <w:b/>
-          <w:bCs/>
-        </w:rPr>
-        <w:t>Plano y escala.</w:t>
-      </w:r>
-      <w:r>
-        <w:t xml:space="preserve"> El encuadre de la recolección cambió tres veces, y la última corrección explica el resultado. Arrancó el 17/09/2026 en un plano de ×1,5; el 20/09/2026 pasó a mostrar solo el bosque, con el río reservado al ensamblaje, y el 25/09/2026 Santiago Benavides Rey lo abrió a ×1,9 para que asomara el río. Medida en la escena, la mecánica mostraba entonces a la familia a cuatro décimas de la escala con que la cuentan las narrativas del mismo río: la casilla de Papá medía 77,7 px de la ilustración frente a 191,5 en l</w:t>
-      </w:r>
-      <w:r>
-        <w:t>a escena 3.1. El acta D10 (30/09/2026) decidió abrir el plano y llevar a la familia, los materiales y la zona a la escala de las narrativas (INC-118), y los valores se fijaron al implementar esa decisión el 01/10/2026, medidos sobre la ilustración (Tabla D.3). A 1920 × 1080, Papá pasa de 148 a 250 px, los niños de 89 a 150 y Mamá a 193–315 px según su profundidad.</w:t>
+        <w:t>El encuadre de la recolección cambió tres veces, y la última corrección explica el resultado. Arrancó el 17/09/2026 en un plano de ×1,5; el 20/09/2026 pasó a mostrar solo el bosque, con el río reservado al ensamblaje, y el 25/09/2026 Santiago Benavides Rey lo abrió a ×1,9 para que asomara el río. Medida en la escena, la mecánica mostraba entonces a la familia a cuatro décimas de la escala con que la cuentan las narrativas del mismo río: la casilla de Papá medía 77,7 px de la ilustración frente a 191,5 en la</w:t>
+      </w:r>
+      <w:r>
+        <w:t xml:space="preserve"> escena 3.1. El acta D10 (30/09/2026) decidió abrir el plano y llevar a la familia, los materiales y la zona a la escala de las narrativas (INC-118), y los valores se fijaron al implementar esa decisión el 01/10/2026, medidos sobre la ilustración (Tabla D.3). A 1920 × 1080, Papá pasa de 148 a 250 px, los niños de 89 a 150 y Mamá a 193–315 px según su profundidad.</w:t>
       </w:r>
     </w:p>
     <w:p>
@@ -3383,7 +3314,6 @@
               <w:rPr>
                 <w:sz w:val="18"/>
               </w:rPr>
-              <w:lastRenderedPageBreak/>
               <w:t>Casillas en la escena</w:t>
             </w:r>
           </w:p>
@@ -3434,9 +3364,10 @@
     </w:tbl>
     <w:p>
       <w:pPr>
-        <w:pStyle w:val="TextoOE3"/>
-      </w:pPr>
-      <w:r>
+        <w:pStyle w:val="PrimerprrafoOE3"/>
+      </w:pPr>
+      <w:r>
+        <w:lastRenderedPageBreak/>
         <w:t>Mamá se ancla por los pies, con el pivote en (0,5; 0,075) como el resto de la familia, y Mamá, la familia y los materiales se dibujan por profundidad: lo que está más abajo queda delante. Esa ordenación es una función en C# plano (</w:t>
       </w:r>
       <w:r>
@@ -3463,14 +3394,7 @@
         <w:pStyle w:val="TextoOE3"/>
       </w:pPr>
       <w:r>
-        <w:rPr>
-          <w:b/>
-          <w:bCs/>
-        </w:rPr>
-        <w:t>Sonido de la orilla.</w:t>
-      </w:r>
-      <w:r>
-        <w:t xml:space="preserve"> El río suena de fondo con el bosque de día en una segunda capa, el mismo par que piden las cuatro escenas narrativas del río, de modo que el paso de la narrativa a la orilla no corta el sonido. Cada material recogido suena una vez a encaje. Las piezas y su origen se describen en el Anexo E, apartado 2.3.</w:t>
+        <w:t>El río suena de fondo con el bosque de día en una segunda capa, el mismo par que piden las cuatro escenas narrativas del río, de modo que el paso de la narrativa a la orilla no corta el sonido. Cada material recogido suena una vez a encaje. Las piezas y su origen se describen en el Anexo E, apartado 2.3.</w:t>
       </w:r>
     </w:p>
     <w:p>
@@ -3486,16 +3410,6 @@
         <w:pStyle w:val="PrimerprrafoOE3"/>
       </w:pPr>
       <w:r>
-        <w:rPr>
-          <w:b/>
-          <w:bCs/>
-        </w:rPr>
-        <w:t>Puesta en escena.</w:t>
-      </w:r>
-      <w:r>
-        <w:t xml:space="preserve"> </w:t>
-      </w:r>
-      <w:r>
         <w:t>El ensamblaje ocurre en la misma escena de juego, sobre el río, como acordó el acta D07: al entrar en la zona con los ocho materiales, la cámara empuja hasta el encuadre del ensamblaje, una sombra negra al 30 % atenúa la ilustración y la balsa aparece sobre el agua. Con el plano abierto del 01/10/2026, la balsa ocupa en pantalla un área de 484 px de lado y la casilla de un tronco mide 256 px, uno a uno con su sprite. La familia queda en la orilla, a la izquierda y a escala.</w:t>
       </w:r>
     </w:p>
@@ -3504,14 +3418,7 @@
         <w:pStyle w:val="TextoOE3"/>
       </w:pPr>
       <w:r>
-        <w:rPr>
-          <w:b/>
-          <w:bCs/>
-        </w:rPr>
-        <w:t>Composición en lugar de láminas.</w:t>
-      </w:r>
-      <w:r>
-        <w:t xml:space="preserve"> La balsa tiene diecisiete espacios: cinco troncos, diez amarres, uno en cada extremo de cada tronco y todos de un solo rollo de soga, el mástil y la vela. Cada espacio se pinta con la silueta de su clase mientras está vacío y con la pieza al llenarse, a partir de ocho sprites, la pieza y la silueta de cada clase. Así se evitaron las treinta y cuatro láminas de estado que habría exigido dibujar la balsa entera en cada combinación, y un cambio de disposición no obliga a redibujar. Desde el commit </w:t>
+        <w:t xml:space="preserve">La balsa tiene diecisiete espacios: cinco troncos, diez amarres, uno en cada extremo de cada tronco y todos de un solo rollo de soga, el mástil y la vela. Cada espacio se pinta con la silueta de su clase mientras está vacío y con la pieza al llenarse, a partir de ocho sprites, la pieza y la silueta de cada clase. Así se evitaron las treinta y cuatro láminas de estado que habría exigido dibujar la balsa entera en cada combinación, y un cambio de disposición no obliga a redibujar. Desde el commit </w:t>
       </w:r>
       <w:r>
         <w:rPr>
@@ -3520,13 +3427,10 @@
         <w:t>44fd479</w:t>
       </w:r>
       <w:r>
-        <w:t xml:space="preserve"> (25</w:t>
-      </w:r>
-      <w:r>
-        <w:t>/09/2026) los espacios se recomponen sobre la forma de la balsa en tres cuartos: cinco troncos en diagonal, de atrás hacia delante, dos lianas por tronco, el mástil plantado en el tronco del centro y la vela a su derecha. El orden de los espacios en el asset es el orden de dibujo, así que el tronco de delante tapa las puntas de las lianas del de atrás. Con los troncos en diagonal las cajas se solapan, de modo que los espacios prueban el alfa del sprite al agarrar y al soltar, y gana el que tiene dibujo bajo</w:t>
-      </w:r>
-      <w:r>
-        <w:t xml:space="preserve"> el puntero. Medido sobre la composición, el error de soltar en el espacio vecino bajó del 34 % de lo visible de cada tronco a cero.</w:t>
+        <w:t xml:space="preserve"> (25/09/2026) los espacios se recomponen sobre la forma de la balsa en tres cuartos: cinco troncos en diagonal, de atrás hacia delante, dos lianas por tronco, el mástil plantado en el tronco del centro y la vela a su derecha. El orden de los espacios en el asset es el orden de dibujo, así que el tronco de delante tapa las puntas de las lianas del de atrás. Con los troncos en diagonal las cajas se solapan, de modo que los espacios prueban el alfa del sprite al agarrar y al soltar, y gana el que tiene </w:t>
+      </w:r>
+      <w:r>
+        <w:t>dibujo bajo el puntero. Medido sobre la composición, el error de soltar en el espacio vecino bajó del 34 % de lo visible de cada tronco a cero.</w:t>
       </w:r>
     </w:p>
     <w:p>
@@ -3534,14 +3438,7 @@
         <w:pStyle w:val="TextoOE3"/>
       </w:pPr>
       <w:r>
-        <w:rPr>
-          <w:b/>
-          <w:bCs/>
-        </w:rPr>
-        <w:t>Lógica.</w:t>
-      </w:r>
-      <w:r>
-        <w:t xml:space="preserve"> El ensamblaje es un modelo en C# plano (</w:t>
+        <w:t>El ensamblaje es un modelo en C# plano (</w:t>
       </w:r>
       <w:r>
         <w:rPr>
@@ -3568,23 +3465,26 @@
         <w:t>Resume</w:t>
       </w:r>
       <w:r>
-        <w:t xml:space="preserve"> reconstruye las </w:t>
-      </w:r>
-      <w:r>
-        <w:lastRenderedPageBreak/>
-        <w:t xml:space="preserve">fases confirmadas al retomar (RNF-14). El contador de rechazos existe solo para el indicador de intentos y no tiene límite. La comprobación de </w:t>
-      </w:r>
-      <w:r>
-        <w:t>la balsa es una función pura (</w:t>
+        <w:t xml:space="preserve"> reconstruye las fases confirmadas al retomar (RNF-14). El contador de rechazos existe solo para el indicador de intentos y no tiene límite. La comprobación de la balsa es una función pura (</w:t>
       </w:r>
       <w:r>
         <w:rPr>
           <w:rStyle w:val="CdigoenlneaOE3"/>
         </w:rPr>
-        <w:t>RaftValidator</w:t>
-      </w:r>
-      <w:r>
-        <w:t>): un espacio está mal si está vacío o si tiene otra pieza. El arrastre no usa el sistema de entrada ni el arrastre estándar de la interfaz del motor, que competiría con la mecánica: cada casilla del inventario y cada espacio tiene un asa de clic sostenido, y un seguidor de puntero sobre el lienzo mueve la pieza.</w:t>
+        <w:t>RaftValidat</w:t>
+      </w:r>
+      <w:r>
+        <w:rPr>
+          <w:rStyle w:val="CdigoenlneaOE3"/>
+        </w:rPr>
+        <w:t>or</w:t>
+      </w:r>
+      <w:r>
+        <w:t xml:space="preserve">): un espacio está mal si está vacío o si tiene otra pieza. El arrastre no usa el sistema de entrada ni el arrastre estándar de la interfaz del motor, que competiría con la mecánica: cada casilla </w:t>
+      </w:r>
+      <w:r>
+        <w:lastRenderedPageBreak/>
+        <w:t>del inventario y cada espacio tiene un asa de clic sostenido, y un seguidor de puntero sobre el lienzo mueve la pieza.</w:t>
       </w:r>
     </w:p>
     <w:p>
@@ -3592,14 +3492,7 @@
         <w:pStyle w:val="TextoOE3"/>
       </w:pPr>
       <w:r>
-        <w:rPr>
-          <w:b/>
-          <w:bCs/>
-        </w:rPr>
-        <w:t>Botones.</w:t>
-      </w:r>
-      <w:r>
-        <w:t xml:space="preserve"> En la base y el amarre el panel ofrece dos botones lado a lado, «Listo», que confirma la fase, y «Probar balsa», que la prueba sin confirmarla. En la fase de mástil y vela queda un solo botón, «Probar balsa», que confirma. Los dos botones están siempre habilitados, aunque la fase esté incompleta (INC-90).</w:t>
+        <w:t>En la base y el amarre el panel ofrece dos botones lado a lado, «Listo», que confirma la fase, y «Probar balsa», que la prueba sin confirmarla. En la fase de mástil y vela queda un solo botón, «Probar balsa», que confirma. Los dos botones están siempre habilitados, aunque la fase esté incompleta (INC-90).</w:t>
       </w:r>
     </w:p>
     <w:p>
@@ -3607,17 +3500,10 @@
         <w:pStyle w:val="TextoOE3"/>
       </w:pPr>
       <w:r>
-        <w:rPr>
-          <w:b/>
-          <w:bCs/>
-        </w:rPr>
-        <w:t>Rechazo y aprobación.</w:t>
-      </w:r>
-      <w:r>
-        <w:t xml:space="preserve"> Si «Listo» no valida la fase, los espacios equivocados quedan señalados con color e icono, vuelve al inventario solo lo mal puesto, la familia anima y la tablilla dice «Algo de esta parte no encaja. Mira lo marcado: ¿esa pieza va ahí?». «Listo» rechazado no hunde la balsa ni produce sonido. Si la fase es correcta, un pulso de 0,35 s acompaña tres martillazos separados por 0,3 s, la familia celebra y la tablilla anuncia el subproblema siguiente, «La base quedó firme. Ahora hay que sujetarla para que no se a</w:t>
-      </w:r>
-      <w:r>
-        <w:t>bra.» o «La balsa ya no se abre. Falta lo que atrapa el viento.». La fase queda consolidada: sus piezas ya no se retiran y ningún fallo posterior las toca (RF-41). El panel no acepta otra pieza hasta el último golpe.</w:t>
+        <w:t>Si «Listo» no valida la fase, los espacios equivocados quedan señalados con color e icono, vuelve al inventario solo lo mal puesto, la familia anima y la tablilla dice «Algo de esta parte no encaja. Mira lo marcado: ¿esa pieza va ahí?». «Listo» rechazado no hunde la balsa ni produce sonido. Si la fase es correcta, un pulso de 0,35 s acompaña tres martillazos separados por 0,3 s, la familia celebra y la tablilla anuncia el subproblema siguiente, «La base quedó firme. Ahora hay que sujetarla para que no se ab</w:t>
+      </w:r>
+      <w:r>
+        <w:t>ra.» o «La balsa ya no se abre. Falta lo que atrapa el viento.». La fase queda consolidada: sus piezas ya no se retiran y ningún fallo posterior las toca (RF-41). El panel no acepta otra pieza hasta el último golpe.</w:t>
       </w:r>
     </w:p>
     <w:p>
@@ -3625,14 +3511,7 @@
         <w:pStyle w:val="TextoOE3"/>
       </w:pPr>
       <w:r>
-        <w:rPr>
-          <w:b/>
-          <w:bCs/>
-        </w:rPr>
-        <w:t>Guardado.</w:t>
-      </w:r>
-      <w:r>
-        <w:t xml:space="preserve"> Desde el commit </w:t>
+        <w:t xml:space="preserve">Desde el commit </w:t>
       </w:r>
       <w:r>
         <w:rPr>
@@ -3641,10 +3520,10 @@
         <w:t>ccf77e6</w:t>
       </w:r>
       <w:r>
-        <w:t xml:space="preserve"> (25/09/2026), el reloj de la fase se detiene en el momento de confirmar, y las fases de base y amarre se guardan al aprobarse, antes de la animación, para que reiniciar a mitad de los martillazos no pierda lo aprobado ni cuente el paso dos veces (RF-41, RF-45). La fase de mástil y vela se guarda al salir al cruce, después del último martillazo y del sonido de la balsa terminada. Desde el 30/09/2026, al confirmar la base o el amarre el panel registra la fase siguiente como activa en </w:t>
-      </w:r>
-      <w:r>
-        <w:t>la máquina de estados (</w:t>
+        <w:t xml:space="preserve"> (25/09/2026), el reloj de la fase se detiene en el momento de confirmar, y las fases de base y amarre se guardan al aprobarse, antes de la animación, para que reiniciar a mitad de los martillazos no pierda lo aprobado ni cuente el paso dos veces (RF-41, RF-45). La fase de mástil y vela se guarda al salir al cruce, después del último martillazo y del sonido de la balsa terminada. Desde el 30/09/2026, al confirmar la base o el amarre el panel registra la fase siguiente como activa en la máquina de est</w:t>
+      </w:r>
+      <w:r>
+        <w:t>ados (</w:t>
       </w:r>
       <w:r>
         <w:rPr>
@@ -3679,17 +3558,10 @@
         <w:pStyle w:val="TextoOE3"/>
       </w:pPr>
       <w:r>
-        <w:rPr>
-          <w:b/>
-          <w:bCs/>
-        </w:rPr>
-        <w:t>Prueba anticipada de la balsa.</w:t>
-      </w:r>
-      <w:r>
-        <w:t xml:space="preserve"> El acta D10 decidió ofrecer «Probar balsa» también en la base y el amarre (INC-122). En esas fases la balsa, incompleta por construcción, se hunde siempre y suena la salpicadura; se marcan solo los espacios con una pieza mal puesta y vuelven solo esas piezas (RF-43). Si no hay ninguna, la tablilla dice «La balsa se hundió: todavía no está terminada. ¿Qué parte falta armar?», que orienta sin cifras y sin nombrar la pieza (CP-03, CP-06). Los espacios vacíos no se marcan, porque en una balsa a medio armar mar</w:t>
-      </w:r>
-      <w:r>
-        <w:t xml:space="preserve">carlos sería un mapa de dónde va cada pieza. La prueba anticipada cuenta como intento y suma a los tres seguidos que traen la pista, pero no aprueba la fase: una base entera y bien puesta tampoco se consolida al probarla, porque solo «Listo» consolida (RF-40). Estos detalles se fijaron al implementar la decisión del acta D10. En el código, </w:t>
+        <w:t>El acta D10 decidió ofrecer «Probar balsa» también en la base y el amarre (INC-122). En esas fases la balsa, incompleta por construcción, se hunde siempre y suena la salpicadura; se marcan solo los espacios con una pieza mal puesta y vuelven solo esas piezas (RF-43). Si no hay ninguna, la tablilla dice «La balsa se hundió: todavía no está terminada. ¿Qué parte falta armar?», que orienta sin cifras y sin nombrar la pieza (CP-03, CP-06). Los espacios vacíos no se marcan, porque en una balsa a medio armar marc</w:t>
+      </w:r>
+      <w:r>
+        <w:t xml:space="preserve">arlos sería un mapa de dónde va cada pieza. La prueba anticipada cuenta como intento y suma a los tres seguidos que traen la pista, pero no aprueba la fase: una base entera y bien puesta tampoco se consolida al probarla, porque solo «Listo» consolida (RF-40). Estos detalles se fijaron al implementar la decisión del acta D10. En el código, </w:t>
       </w:r>
       <w:r>
         <w:rPr>
@@ -3707,14 +3579,10 @@
         <w:t>Confirm()</w:t>
       </w:r>
       <w:r>
-        <w:t xml:space="preserve"> en la última fase; antes de ella valida la fase abierta, </w:t>
-      </w:r>
-      <w:r>
-        <w:lastRenderedPageBreak/>
-        <w:t>devuelve lo mal puesto, cuenta un rechazo y nunca consolida ni abre fase</w:t>
-      </w:r>
-      <w:r>
-        <w:t>. Un solo método del panel atiende los dos botones. Los radicados que reservaban la prueba a la última fase (RF-11, RF-40 y RF-42 de OE1, CP-06, los apartados 1.8.3 a 1.8.4.1 del guion, CU-03, CU-10, HU-12 y HU-13) se corrigieron el 01/10/2026, cada uno con su fila en el control de cambios.</w:t>
+        <w:t xml:space="preserve"> en la última fase; antes de ella valida la fase abierta, devuelve lo mal puesto, cuenta un rechazo y nunca consolida ni abre fase.</w:t>
+      </w:r>
+      <w:r>
+        <w:t xml:space="preserve"> Un solo método del panel atiende los dos botones. Los radicados que reservaban la prueba a la última fase (RF-11, RF-40 y RF-42 de OE1, CP-06, los apartados 1.8.3 a 1.8.4.1 del guion, CU-03, CU-10, HU-12 y HU-13) se corrigieron el 01/10/2026, cada uno con su fila en el control de cambios.</w:t>
       </w:r>
     </w:p>
     <w:p>
@@ -3722,14 +3590,8 @@
         <w:pStyle w:val="TextoOE3"/>
       </w:pPr>
       <w:r>
-        <w:rPr>
-          <w:b/>
-          <w:bCs/>
-        </w:rPr>
-        <w:t>Hundimiento.</w:t>
-      </w:r>
-      <w:r>
-        <w:t xml:space="preserve"> Cuando la prueba falla, la balsa gira hacia un costado, se hunde un poco y vuelve a su sitio en un solo movimiento continuo de 0,6 s, sin destellos (RNF-21). Desde el 01/10/2026 el hundimiento suena: la salpicadura </w:t>
+        <w:lastRenderedPageBreak/>
+        <w:t xml:space="preserve">Cuando la prueba falla, la balsa gira hacia un costado, se hunde un poco y vuelve a su sitio en un solo movimiento continuo de 0,6 s, sin destellos (RNF-21). Desde el 01/10/2026 el hundimiento suena: la salpicadura </w:t>
       </w:r>
       <w:r>
         <w:rPr>
@@ -3738,10 +3600,10 @@
         <w:t>sfx_n3_hundimiento</w:t>
       </w:r>
       <w:r>
-        <w:t>, de 1,74 s, suena una vez al empezar todo hundimiento, el anticipado y el de la última fase (INC-123). Describe lo que pasa con la balsa y no castiga, conforme al apartado 2.1 de la dirección de sonido y a CP-02; el código lo explica en un comentario. «Listo» rechazado, la pie</w:t>
-      </w:r>
-      <w:r>
-        <w:t>za que vuelve al inventario y la entrada en la zona sin todos los materiales siguen sin sonido. En la última fase, la tablilla dice «La balsa se volteó. Mira el espacio marcado: ¿qué debería ir ahí?» y los espacios equivocados, vacíos incluidos, quedan señalados.</w:t>
+        <w:t>, de 1,74 s, suena una vez al empezar todo hundimiento, el anticipado y el de la última fase (INC-123). Describe lo que pasa con la balsa y no castiga, conforme al apartado 2.1 de la dirección de sonido y a CP-02; el código lo explica en un comentario. «Listo» rechazado, la pieza que vuelve al inventario y la entrada en la zona sin todos los materiales siguen sin sonido. En la última fase, la tablilla dice «La balsa se volteó. Mira el espacio marcado: ¿qué debería ir ahí?» y los espacios e</w:t>
+      </w:r>
+      <w:r>
+        <w:t>quivocados, vacíos incluidos, quedan señalados.</w:t>
       </w:r>
     </w:p>
     <w:p>
@@ -3749,14 +3611,7 @@
         <w:pStyle w:val="TextoOE3"/>
       </w:pPr>
       <w:r>
-        <w:rPr>
-          <w:b/>
-          <w:bCs/>
-        </w:rPr>
-        <w:t>Escena 3.2.</w:t>
-      </w:r>
-      <w:r>
-        <w:t xml:space="preserve"> La primera vez que falla la prueba en la fase de mástil y vela, y solo esa vez, se reproduce la escena 3.2: la familia cae al agua poco profunda y Algoritm, en su forma de gota, nombra lo que pasó. La decide </w:t>
+        <w:t xml:space="preserve">La primera vez que falla la prueba en la fase de mástil y vela, y solo esa vez, se reproduce la escena 3.2: la familia cae al agua poco profunda y Algoritm, en su forma de gota, nombra lo que pasó. La decide </w:t>
       </w:r>
       <w:r>
         <w:rPr>
@@ -3774,10 +3629,10 @@
         <w:t>Game.Scaffolding</w:t>
       </w:r>
       <w:r>
-        <w:t>, sin ninguna rama en el controlador. La escena narra sin reiniciar, como pidió el acta D07: al volver, la fase sigue como el estudiante la dejó, con lo bien puesto en su sitio y lo mal puesto en el inventario. Para lograrlo, el disp</w:t>
-      </w:r>
-      <w:r>
-        <w:t>arador y las piezas de la fase abierta viven en memoria del nivel, en variables estáticas del assembly que sobreviven a la recarga de la escena pero no al cierre del programa, porque el perfil no puede guardar escenas vistas (RNF-09). La prueba anticipada no gasta la escena, y quien acierta al primer intento pasa directamente al cruce.</w:t>
+        <w:t>, sin ninguna rama en el controlador. La escena narra sin reiniciar, como pidió el acta D07: al volver, la fase sigue como el estudiante la dejó, con lo bien puesto en su sitio y lo mal puesto en el inventario. Para lograrlo, el disparador y las piezas de la fase abierta viven en memoria del nivel, en variables estáticas del assembly que sobreviven a la recarga de la escena pero no al cierre del programa, porque el perfil no puede guardar</w:t>
+      </w:r>
+      <w:r>
+        <w:t xml:space="preserve"> escenas vistas (RNF-09). La prueba anticipada no gasta la escena, y quien acierta al primer intento pasa directamente al cruce.</w:t>
       </w:r>
     </w:p>
     <w:p>
@@ -3793,14 +3648,7 @@
         <w:pStyle w:val="PrimerprrafoOE3"/>
       </w:pPr>
       <w:r>
-        <w:rPr>
-          <w:b/>
-          <w:bCs/>
-        </w:rPr>
-        <w:t>Indicadores.</w:t>
-      </w:r>
-      <w:r>
-        <w:t xml:space="preserve"> Un solo recolector (</w:t>
+        <w:t>Un solo recolector (</w:t>
       </w:r>
       <w:r>
         <w:rPr>
@@ -3809,10 +3657,10 @@
         <w:t>RiverIndicatorCollector</w:t>
       </w:r>
       <w:r>
-        <w:t>) registra los cuatro indicadores para las tres fases, porque OE1 (apartado 3.6.1) define los pasos utilizados del Nivel 3 sobre el nivel entero: confirmaciones aceptadas, con un máximo de tres. Los intentos son las fases rechazadas y las pruebas de la balsa fallidas, también las anticipadas. Un error corregido es una pieza devuelta en un intento cuyo espacio ya no aparece señalado en el siguiente. El tiempo es de cada fase: el reloj de la base arranca al abrir el</w:t>
-      </w:r>
-      <w:r>
-        <w:t xml:space="preserve"> ensamblaje y no en la orilla, y la pausa y la escena 3.2 no suman. Al retomar desde disco, las fases confirmadas se siembran como pasos. Ninguna de estas cifras llega a la pantalla del estudiante (CP-03); el docente las consulta en su informe (Anexo G, apartado 2.3).</w:t>
+        <w:t xml:space="preserve">) registra los cuatro indicadores para las tres fases, porque OE1 (apartado 3.6.1) define los pasos utilizados del Nivel 3 sobre el nivel entero: confirmaciones aceptadas, con un máximo de tres. Los intentos son las fases rechazadas y las pruebas de la balsa fallidas, también las anticipadas. Un error corregido es una pieza devuelta en un intento cuyo espacio ya no aparece señalado en el siguiente. El tiempo es de cada fase: el reloj de la base arranca al abrir el ensamblaje y no en la orilla, y la pausa y </w:t>
+      </w:r>
+      <w:r>
+        <w:t>la escena 3.2 no suman. Al retomar desde disco, las fases confirmadas se siembran como pasos. Ninguna de estas cifras llega a la pantalla del estudiante (CP-03); el docente las consulta en su informe (Anexo G, apartado 2.3).</w:t>
       </w:r>
     </w:p>
     <w:p>
@@ -3820,14 +3668,7 @@
         <w:pStyle w:val="TextoOE3"/>
       </w:pPr>
       <w:r>
-        <w:rPr>
-          <w:b/>
-          <w:bCs/>
-        </w:rPr>
-        <w:t>Cruce.</w:t>
-      </w:r>
-      <w:r>
-        <w:t xml:space="preserve"> Con la balsa aprobada, la tablilla dice «La balsa flota derecha. ¡A cruzar!», suenan los martillazos y la balsa terminada, se guarda la tercera fase y el juego pasa a la escena 3.3. La balsa cruza el río con los cuatro viajeros encima, deslizándose durante 9 s (</w:t>
+        <w:t>Con la balsa aprobada, la tablilla dice «La balsa flota derecha. ¡A cruzar!», suenan los martillazos y la balsa terminada, se guarda la tercera fase y el juego pasa a la escena 3.3. La balsa cruza el río con los cuatro viajeros encima, deslizándose durante 9 s (</w:t>
       </w:r>
       <w:r>
         <w:rPr>
@@ -3845,17 +3686,14 @@
         <w:t>NarrativeProp.MotionAmbient</w:t>
       </w:r>
       <w:r>
-        <w:t xml:space="preserve">); al llegar vuelve el bosque. El acta D10 corrigió dos cosas de esta escena (INC-124). La balsa navegaba sobre la espuma del pie de la cascada, </w:t>
-      </w:r>
-      <w:r>
-        <w:t xml:space="preserve">que ocupa la franja de y 0,403 a 0,544 de </w:t>
+        <w:t>); al llegar vuelve el bosque. El acta D10 corrigió dos cosas de esta escena (INC-124). La balsa navegaba sobre la espuma del pie de la cascada, que ocupa la franja de y 0,403 a 0,544 de la ilustración, y ahora baja de y 0,455 a 0,395, con los cuatro viajeros bajando 0,06 con ella; quedó en 0,395 y no en 0,39 porque más abajo tocaba el cuadro de diálogo en la parada L4. Los pasos con que la familia desemb</w:t>
+      </w:r>
+      <w:r>
+        <w:t xml:space="preserve">arca no cambian, porque bajarlos metería a la Niña en el río. La parada de cámara L3 pasó de (0,65; 0,47) a (0,65; 0,41) con el mismo acercamiento, ×1,55, como excepción expresa a la regla del acta D05, que sigue vigente para las demás escenas; sin el documento de cámara del Nivel 3, el registro del encuadre es </w:t>
       </w:r>
       <w:r>
         <w:lastRenderedPageBreak/>
-        <w:t xml:space="preserve">la ilustración, y ahora baja de y 0,455 a 0,395, con los cuatro viajeros bajando 0,06 con ella; quedó en 0,395 y no en 0,39 porque más abajo tocaba el cuadro de diálogo en la parada L4. Los pasos con que la familia desembarca no cambian, porque bajarlos metería a la Niña en el río. La parada de cámara L3 pasó de (0,65; 0,47) a (0,65; 0,41) con el mismo acercamiento, ×1,55, como excepción expresa a la regla del acta D05, que sigue vigente para las demás escenas; sin </w:t>
-      </w:r>
-      <w:r>
-        <w:t>el documento de cámara del Nivel 3, el registro del encuadre es el propio asset. La segunda corrección evita que los viajeros salten de sitio cuando el estudiante avanza el texto durante el cruce: quien viaja en la balsa termina sus pasos aunque el texto avance (</w:t>
+        <w:t>el propio asset. La segunda corrección evita que los viajeros salten de sitio cuando el estudiante avanza el texto durante el cruce: quien viaja en la balsa termina sus pasos aunque el texto avance (</w:t>
       </w:r>
       <w:r>
         <w:rPr>
@@ -3872,14 +3710,7 @@
         <w:pStyle w:val="TextoOE3"/>
       </w:pPr>
       <w:r>
-        <w:rPr>
-          <w:b/>
-          <w:bCs/>
-        </w:rPr>
-        <w:t>Resumen.</w:t>
-      </w:r>
-      <w:r>
-        <w:t xml:space="preserve"> Tras el cruce aparece el resumen de fin de nivel, sin cifras (RF-45), con el contenido de </w:t>
+        <w:t xml:space="preserve">Tras el cruce aparece el resumen de fin de nivel, sin cifras (RF-45), con el contenido de </w:t>
       </w:r>
       <w:r>
         <w:rPr>
@@ -3896,14 +3727,7 @@
         <w:pStyle w:val="TextoOE3"/>
       </w:pPr>
       <w:r>
-        <w:rPr>
-          <w:b/>
-          <w:bCs/>
-        </w:rPr>
-        <w:t>Escena final y créditos.</w:t>
-      </w:r>
-      <w:r>
-        <w:t xml:space="preserve"> El resumen del último nivel no vuelve al menú: lleva a la escena final y de ella a los créditos y a la pantalla de inicio. La máquina de estados acepta para ello la transición de una narrativa a los créditos (INC-39), y el recorrido lo deciden los assets: el resumen nombra su secuencia de cierre (</w:t>
+        <w:t>El resumen del último nivel no vuelve al menú: lleva a la escena final y de ella a los créditos y a la pantalla de inicio. La máquina de estados acepta para ello la transición de una narrativa a los créditos (INC-39), y el recorrido lo deciden los assets: el resumen nombra su secuencia de cierre (</w:t>
       </w:r>
       <w:r>
         <w:rPr>
@@ -3930,10 +3754,7 @@
         <w:t>env_final_fogatas</w:t>
       </w:r>
       <w:r>
-        <w:t>, el poblado al atardecer, con tre</w:t>
-      </w:r>
-      <w:r>
-        <w:t xml:space="preserve">s fogatas que arden y echan humo; la central es animada desde el 25/09/2026. Con el ejecutable del corte, la fogata central (troncos, llama y humo) pasó en </w:t>
+        <w:t xml:space="preserve">, el poblado al atardecer, con tres fogatas que arden y echan humo; la central es animada desde el 25/09/2026. Con el ejecutable del corte, la fogata central (troncos, llama y humo) pasó en </w:t>
       </w:r>
       <w:r>
         <w:rPr>
@@ -3942,7 +3763,10 @@
         <w:t>N3_EscenaFinal</w:t>
       </w:r>
       <w:r>
-        <w:t xml:space="preserve"> de x ≈ 0,50 a 0,60, a la derecha del Niño, sin tocar la altura ni ningún encuadre: en una línea la llama y el humo salían detrás de la cabeza de la Niña, y desde entonces no sale detrás de ninguna cabeza en las siete líneas, lo que vigila </w:t>
+        <w:t xml:space="preserve"> de x ≈ 0,50 a 0,60, a la derecha del Niño, sin tocar la altura ni ningún encuadre: en una línea la llama y el humo salían detrás</w:t>
+      </w:r>
+      <w:r>
+        <w:t xml:space="preserve"> de la cabeza de la Niña, y desde entonces no sale detrás de ninguna cabeza en las siete líneas, lo que vigila </w:t>
       </w:r>
       <w:r>
         <w:rPr>
@@ -3951,10 +3775,10 @@
         <w:t>NarrativeSequence_OBS13_NingunaLlamaDeLaEscenaFinalSaleDeTrasLaCabezaDeLaFamilia</w:t>
       </w:r>
       <w:r>
-        <w:t xml:space="preserve">. Desde el 01/10/2026 </w:t>
-      </w:r>
-      <w:r>
-        <w:t>suena al bosque de día, con el crepitar de las fogatas en la segunda capa, el mismo par que abre el Nivel 2 (INC-125); antes no tenía ningún sonido. Los créditos nombran a los autores de la Familia Anonaky y la obra de la que vienen los personajes (INC-78) y, desde el 01/10/2026, los glifos de la pausa de Phosphor Icons con su licencia (Anexo E, apartado 2.1).</w:t>
+        <w:t>. Desde el 01/10/2026 suena al bosque de día, con el crepitar de las fogatas en la segunda capa, el mismo par que abre el Nivel 2 (INC-125); antes no tenía ningún sonido. Los créditos nombran a los autores de la Familia Anonaky y la obra de la que vienen los personajes (INC-78) y, desde el 01/10/2026, los glifos de la p</w:t>
+      </w:r>
+      <w:r>
+        <w:t>ausa de Phosphor Icons con su licencia (Anexo E, apartado 2.1).</w:t>
       </w:r>
     </w:p>
     <w:p>
@@ -3962,17 +3786,10 @@
         <w:pStyle w:val="TextoOE3"/>
       </w:pPr>
       <w:r>
-        <w:rPr>
-          <w:b/>
-          <w:bCs/>
-        </w:rPr>
-        <w:t>Accesibilidad.</w:t>
-      </w:r>
-      <w:r>
-        <w:t xml:space="preserve"> Los tres estados de un espacio de la balsa se leen sin color: el vacío es la silueta de la pieza, el correcto es la pieza y el equivocado es la pieza con el icono de alerta encima (RNF-19). La lista de tareas se distingue en escala de grises por la forma del círculo. El texto va siempre sobre su marco y nunca directamente sobre la ilustración; el 21/09/2026 el contraste medido en escena era de al menos 6,3:1, y la prueba del nivel incluye desde el 01/10/2026 el botón «Probar balsa» de la base (RNF-20). Nin</w:t>
-      </w:r>
-      <w:r>
-        <w:t>guna animación del nivel produce destellos: el empuje de cámara, el pulso de fase aprobada y el hundimiento son movimientos continuos, y el cruce se muestrea cuadro a cuadro (RNF-21).</w:t>
+        <w:t>Los tres estados de un espacio de la balsa se leen sin color: el vacío es la silueta de la pieza, el correcto es la pieza y el equivocado es la pieza con el icono de alerta encima (RNF-19). La lista de tareas se distingue en escala de grises por la forma del círculo. El texto va siempre sobre su marco y nunca directamente sobre la ilustración; el 21/09/2026 el contraste medido en escena era de al menos 6,3:1, y la prueba del nivel incluye desde el 01/10/2026 el botón «Probar balsa» de la base (RNF-20). Ning</w:t>
+      </w:r>
+      <w:r>
+        <w:t>una animación del nivel produce destellos: el empuje de cámara, el pulso de fase aprobada y el hundimiento son movimientos continuos, y el cruce se muestrea cuadro a cuadro (RNF-21).</w:t>
       </w:r>
     </w:p>
     <w:p>
@@ -3980,15 +3797,7 @@
         <w:pStyle w:val="TextoOE3"/>
       </w:pPr>
       <w:r>
-        <w:rPr>
-          <w:b/>
-          <w:bCs/>
-        </w:rPr>
-        <w:lastRenderedPageBreak/>
-        <w:t>Controles y exclusión.</w:t>
-      </w:r>
-      <w:r>
-        <w:t xml:space="preserve"> El 21/09/2026, al cerrar RNF-02 sobre el juego completo, se encontró que nueve escenas usaban el mapa de acciones por defecto del paquete de entrada, con teclado y mando, y que el mapa del proyecto era una plantilla con 23 vinculaciones de teclado. Las diez escenas con módulo de entrada y el proyecto apuntan desde entonces a </w:t>
+        <w:t xml:space="preserve">El 21/09/2026, al cerrar RNF-02 sobre el juego completo, se encontró que nueve escenas usaban el mapa de acciones por defecto del paquete de entrada, con teclado y mando, y que el mapa del proyecto era una plantilla con 23 vinculaciones de teclado. Las diez escenas con módulo de entrada y el proyecto apuntan desde entonces a </w:t>
       </w:r>
       <w:r>
         <w:rPr>
@@ -3997,17 +3806,21 @@
         <w:t>ControlesJugables</w:t>
       </w:r>
       <w:r>
-        <w:t>, el único mapa de controles del juego, al que se le retiró también la rueda del ratón, y cuatro pruebas de arquitectura impiden que vuelva a ocurrir. Los dos requerim</w:t>
-      </w:r>
-      <w:r>
-        <w:t>ientos se cerraron el 21/09/2026 con pruebas que leen el disco (los mapas de controles y las definiciones de los assemblies, en las tres combinaciones de exclusión de RNF-16) y con una prueba en ejecución que carga las cinco escenas jugables. La exclusión retirando físicamente un nivel en copias del proyecto se presenta en el apartado 9.5 del documento principal.</w:t>
+        <w:t xml:space="preserve">, el único mapa de controles del juego, al que se le retiró también la rueda del ratón, y cuatro pruebas de arquitectura impiden que vuelva a ocurrir. Los dos requerimientos se cerraron el 21/09/2026 </w:t>
+      </w:r>
+      <w:r>
+        <w:lastRenderedPageBreak/>
+        <w:t xml:space="preserve">con pruebas que leen el disco (los mapas de controles y las definiciones de los assemblies, en las tres combinaciones de exclusión de RNF-16) y con una prueba en ejecución que carga las cinco escenas jugables. La exclusión retirando físicamente un nivel en copias del proyecto se presenta en el </w:t>
+      </w:r>
+      <w:r>
+        <w:t>apartado 9.5 del documento principal.</w:t>
       </w:r>
     </w:p>
     <w:p>
       <w:pPr>
         <w:pStyle w:val="Ttulo2"/>
       </w:pPr>
-      <w:bookmarkStart w:id="3" w:name="_Toc241788506"/>
+      <w:bookmarkStart w:id="3" w:name="_Toc242194934"/>
       <w:r>
         <w:t>3. Decisiones de diseño y hallazgos de consistencia</w:t>
       </w:r>
@@ -4030,14 +3843,7 @@
         </w:numPr>
       </w:pPr>
       <w:r>
-        <w:rPr>
-          <w:b/>
-          <w:bCs/>
-        </w:rPr>
-        <w:t>Tres fases y recolección sin guardar</w:t>
-      </w:r>
-      <w:r>
-        <w:t xml:space="preserve"> (16/09/2026), descrita en el apartado 2.1.</w:t>
+        <w:t>Las tres fases y la recolección sin guardar se fijaron el 16/09/2026 y se describen en el apartado 2.1.</w:t>
       </w:r>
     </w:p>
     <w:p>
@@ -4049,14 +3855,7 @@
         </w:numPr>
       </w:pPr>
       <w:r>
-        <w:rPr>
-          <w:b/>
-          <w:bCs/>
-        </w:rPr>
-        <w:t>Ensamblaje sobre el río y por composición</w:t>
-      </w:r>
-      <w:r>
-        <w:t xml:space="preserve"> (acta D07, 19/09/2026; detalle del 20/09/2026). La balsa se arma en la escena de juego para que el estudiante vea de dónde salió cada material y sobre qué lo pone, con el mismo recurso de cámara del taller del Nivel 2. Las fases son bloqueantes, lo aprobado queda armado a la vista y la balsa se compone con ocho sprites. Los cinco troncos hay que encontrarlos por la orilla, comparten una casilla con cinco marcas y la tarea se marca con el quinto.</w:t>
+        <w:t>El ensamblaje va sobre el río y por composición (acta D07, 19/09/2026; detalle del 20/09/2026): la balsa se arma en la escena de juego para que el estudiante vea de dónde salió cada material y sobre qué lo pone, con el mismo recurso de cámara del taller del Nivel 2. Las fases son bloqueantes, lo aprobado queda armado a la vista y la balsa se compone con ocho sprites. Los cinco troncos hay que encontrarlos por la orilla, comparten una casilla con cinco marcas y la tarea se marca con el quinto.</w:t>
       </w:r>
     </w:p>
     <w:p>
@@ -4068,14 +3867,7 @@
         </w:numPr>
       </w:pPr>
       <w:r>
-        <w:rPr>
-          <w:b/>
-          <w:bCs/>
-        </w:rPr>
-        <w:t>Colocar no valida y la trampa del mástil</w:t>
-      </w:r>
-      <w:r>
-        <w:t xml:space="preserve"> (acta D07). Valida el botón; un error es una pieza equivocada o un espacio vacío, y al fallar vuelve solo lo mal puesto. Entre los materiales queda un tronco más largo, el mástil, que se distingue por su longitud y no por el color; en el prototipo, ponerlo en la base se detecta al validarla, y el error tiene una sola causa localizable.</w:t>
+        <w:t>Colocar no valida y el mástil es una trampa (acta D07): valida el botón; un error es una pieza equivocada o un espacio vacío, y al fallar vuelve solo lo mal puesto. Entre los materiales queda un tronco más largo, el mástil, que se distingue por su longitud y no por el color; en el prototipo, ponerlo en la base se detecta al validarla, y el error tiene una sola causa localizable.</w:t>
       </w:r>
     </w:p>
     <w:p>
@@ -4087,14 +3879,7 @@
         </w:numPr>
       </w:pPr>
       <w:r>
-        <w:rPr>
-          <w:b/>
-          <w:bCs/>
-        </w:rPr>
-        <w:t>La escena 3.2 narra y no reinicia</w:t>
-      </w:r>
-      <w:r>
-        <w:t xml:space="preserve"> (acta D07), y sale solo con el primer fallo de la fase de mástil y vela (acta D10).</w:t>
+        <w:t>La escena 3.2 narra y no reinicia (acta D07), y sale solo con el primer fallo de la fase de mástil y vela (acta D10).</w:t>
       </w:r>
     </w:p>
     <w:p>
@@ -4106,14 +3891,7 @@
         </w:numPr>
       </w:pPr>
       <w:r>
-        <w:rPr>
-          <w:b/>
-          <w:bCs/>
-        </w:rPr>
-        <w:t>Un solo recolector de indicadores</w:t>
-      </w:r>
-      <w:r>
-        <w:t xml:space="preserve"> para las tres fases (21/09/2026), por la definición de OE1.</w:t>
+        <w:t>Un solo recolector de indicadores sirve a las tres fases (21/09/2026), por la definición de OE1.</w:t>
       </w:r>
     </w:p>
     <w:p>
@@ -4125,14 +3903,7 @@
         </w:numPr>
       </w:pPr>
       <w:r>
-        <w:rPr>
-          <w:b/>
-          <w:bCs/>
-        </w:rPr>
-        <w:t>El flujo del cierre lo deciden los assets</w:t>
-      </w:r>
-      <w:r>
-        <w:t xml:space="preserve"> (21/09/2026): la escena final lleva las marcas de fin del juego y de cierre reflexivo, y el cruce se anima con un movimiento declarado en el asset.</w:t>
+        <w:t>El flujo del cierre lo deciden los assets (21/09/2026): la escena final lleva las marcas de fin del juego y de cierre reflexivo, y el cruce se anima con un movimiento declarado en el asset.</w:t>
       </w:r>
     </w:p>
     <w:p>
@@ -4144,14 +3915,7 @@
         </w:numPr>
       </w:pPr>
       <w:r>
-        <w:rPr>
-          <w:b/>
-          <w:bCs/>
-        </w:rPr>
-        <w:t>Reparto por assembly</w:t>
-      </w:r>
-      <w:r>
-        <w:t xml:space="preserve"> (10/09/2026): el carril tocó </w:t>
+        <w:t xml:space="preserve">El reparto es por assembly (10/09/2026): el carril tocó </w:t>
       </w:r>
       <w:r>
         <w:rPr>
@@ -4199,14 +3963,7 @@
         </w:numPr>
       </w:pPr>
       <w:r>
-        <w:rPr>
-          <w:b/>
-          <w:bCs/>
-        </w:rPr>
-        <w:t>Correcciones del acta D10</w:t>
-      </w:r>
-      <w:r>
-        <w:t xml:space="preserve"> (30/09/2026): el plano abierto, la prueba anticipada, la balsa del cruce y el sonido de la escena final, con la parada L3 de la escena 3.3 como excepción expresa a la regla del acta D05.</w:t>
+        <w:t>Las correcciones del acta D10 (30/09/2026) fueron el plano abierto, la prueba anticipada, la balsa del cruce y el sonido de la escena final, con la parada L3 de la escena 3.3 como excepción expresa a la regla del acta D05.</w:t>
       </w:r>
     </w:p>
     <w:p>
@@ -4214,7 +3971,6 @@
         <w:pStyle w:val="PrimerprrafoOE3"/>
       </w:pPr>
       <w:r>
-        <w:lastRenderedPageBreak/>
         <w:t xml:space="preserve">Al verificar el slice aparecieron seis hallazgos; cuatro eran defectos y se corrigieron dentro de él. La casilla del inventario no era objetivo del rayo de selección de la interfaz, de modo que el arrastre no arrancaba jugando aunque las pruebas que llamaban directamente al método pasaban; lo cubre desde el 20/09/2026 </w:t>
       </w:r>
       <w:r>
@@ -4224,7 +3980,11 @@
         <w:t>AssemblyPanel_RNF02_LaCasillaDelInventarioRecibeElClicSostenidoPorRaycastYSueltaEnElEspacio</w:t>
       </w:r>
       <w:r>
-        <w:t xml:space="preserve">, que reproduce el camino real del clic. Entrar en la zona sin todos los materiales se mostraba con el tono de ayuda, cuyo icono estaba vacío; pasó al tono de acción rechazada, con su icono, sin cambiar la frase. Los otros dos defectos fueron el mapa de controles por defecto de nueve escenas (apartado 2.4) y el aviso de encuadre con la proporción equivocada (apartado 2.1). Los dos hallazgos restantes no eran defectos </w:t>
+        <w:t xml:space="preserve">, que reproduce el camino real del clic. Entrar en la zona sin todos los materiales se mostraba con el tono de ayuda, cuyo icono estaba vacío; pasó al tono de acción rechazada, con su </w:t>
+      </w:r>
+      <w:r>
+        <w:lastRenderedPageBreak/>
+        <w:t xml:space="preserve">icono, sin cambiar la frase. Los otros dos defectos fueron el mapa de controles por defecto de nueve escenas (apartado 2.4) y el aviso de encuadre con la proporción equivocada (apartado 2.1). Los dos hallazgos restantes no eran defectos </w:t>
       </w:r>
       <w:r>
         <w:t>del juego. Una medición de contraste de 3,9:1 en el botón de confirmar se debía a que el corredor capturaba a mitad del fundido del botón, y la prueba espera ahora a que termine. Trece pruebas de disposición o de captura fallan en modo por lotes, donde la vista de juego se abre a 640 × 480, y pasan con el Editor abierto a 1920 × 1080: su origen es el entorno de ejecución, y así se declaró.</w:t>
@@ -4243,10 +4003,7 @@
         <w:t>Tabla D.4.</w:t>
       </w:r>
       <w:r>
-        <w:t xml:space="preserve"> </w:t>
-      </w:r>
-      <w:r>
-        <w:t>Hallazgos de consistencia del incremento.</w:t>
+        <w:t xml:space="preserve"> Hallazgos de consistencia del incremento.</w:t>
       </w:r>
     </w:p>
     <w:tbl>
@@ -4992,7 +4749,6 @@
               <w:rPr>
                 <w:sz w:val="18"/>
               </w:rPr>
-              <w:lastRenderedPageBreak/>
               <w:t>INC-90</w:t>
             </w:r>
           </w:p>
@@ -5251,6 +5007,7 @@
               <w:rPr>
                 <w:sz w:val="18"/>
               </w:rPr>
+              <w:lastRenderedPageBreak/>
               <w:t>INC-110</w:t>
             </w:r>
           </w:p>
@@ -5882,7 +5639,7 @@
       <w:pPr>
         <w:pStyle w:val="Ttulo2"/>
       </w:pPr>
-      <w:bookmarkStart w:id="4" w:name="_Toc241788507"/>
+      <w:bookmarkStart w:id="4" w:name="_Toc242194935"/>
       <w:r>
         <w:t>4. Verificación</w:t>
       </w:r>
@@ -6009,7 +5766,6 @@
                 <w:b/>
                 <w:sz w:val="18"/>
               </w:rPr>
-              <w:lastRenderedPageBreak/>
               <w:t>Requisito</w:t>
             </w:r>
           </w:p>
@@ -6100,7 +5856,14 @@
               <w:rPr>
                 <w:sz w:val="18"/>
               </w:rPr>
-              <w:t>Mamá se mueve con los botones en pantalla y no sale de la orilla</w:t>
+              <w:t xml:space="preserve">Mamá se mueve con los botones en pantalla </w:t>
+            </w:r>
+            <w:r>
+              <w:rPr>
+                <w:sz w:val="18"/>
+              </w:rPr>
+              <w:lastRenderedPageBreak/>
+              <w:t>y no sale de la orilla</w:t>
             </w:r>
           </w:p>
         </w:tc>
@@ -6122,6 +5885,7 @@
                 <w:rStyle w:val="CdigoenlneaOE3"/>
                 <w:sz w:val="18"/>
               </w:rPr>
+              <w:lastRenderedPageBreak/>
               <w:t>RiverScene_RF35_ElPersonajeSeDesplazaConLosBotonesEnPantalla</w:t>
             </w:r>
           </w:p>
@@ -6562,14 +6326,7 @@
               <w:rPr>
                 <w:sz w:val="18"/>
               </w:rPr>
-              <w:t xml:space="preserve">La prueba anticipada </w:t>
-            </w:r>
-            <w:r>
-              <w:rPr>
-                <w:sz w:val="18"/>
-              </w:rPr>
-              <w:lastRenderedPageBreak/>
-              <w:t>hunde la balsa y sigue en la fase</w:t>
+              <w:t>La prueba anticipada hunde la balsa y sigue en la fase</w:t>
             </w:r>
           </w:p>
         </w:tc>
@@ -6591,7 +6348,6 @@
                 <w:rStyle w:val="CdigoenlneaOE3"/>
                 <w:sz w:val="18"/>
               </w:rPr>
-              <w:lastRenderedPageBreak/>
               <w:t>AssemblyPanel_RF42_ProbarLaBalsaIncompletaLaHundeYSigueEnLaFase</w:t>
             </w:r>
           </w:p>
@@ -6615,6 +6371,7 @@
               <w:rPr>
                 <w:sz w:val="18"/>
               </w:rPr>
+              <w:lastRenderedPageBreak/>
               <w:t>RF-43</w:t>
             </w:r>
           </w:p>
@@ -7083,7 +6840,6 @@
               <w:rPr>
                 <w:sz w:val="18"/>
               </w:rPr>
-              <w:lastRenderedPageBreak/>
               <w:t>RNF-14</w:t>
             </w:r>
           </w:p>
@@ -7156,6 +6912,7 @@
               <w:rPr>
                 <w:sz w:val="18"/>
               </w:rPr>
+              <w:lastRenderedPageBreak/>
               <w:t>RNF-19</w:t>
             </w:r>
           </w:p>
@@ -7471,7 +7228,7 @@
     </w:tbl>
     <w:p>
       <w:pPr>
-        <w:pStyle w:val="TextoOE3"/>
+        <w:pStyle w:val="PrimerprrafoOE3"/>
       </w:pPr>
       <w:r>
         <w:t xml:space="preserve">Los dos recorridos de RNF-13 arrancan desde </w:t>
@@ -7489,11 +7246,7 @@
         <w:t xml:space="preserve"> faltaba, con las anteriores consolidadas. Sobre el ejecutable, los tres recorridos completos del juego, que incluyen el Nivel 3 y el cierre, terminaron sin incidencias bloqueantes; el tercero, sobre el ejecutable del corte, cerró las tres fases de la balsa sin errores y llegó a los créditos y a la pantalla de inicio. En los siete cierres forzados del primer candidato el perfil reabrió sin error y el juego retomó en la primera fase pendiente, con las fases confirmadas y sus indicadores intactos, y lo no con</w:t>
       </w:r>
       <w:r>
-        <w:t xml:space="preserve">firmado se rehízo desde el inicio de su fase; los dos del </w:t>
-      </w:r>
-      <w:r>
-        <w:lastRenderedPageBreak/>
-        <w:t>ejecutable del corte, forzados en el instante del guardado, no dejaron ningún perfil truncado (apartado 9.5 del documento principal).</w:t>
+        <w:t>firmado se rehízo desde el inicio de su fase; los dos del ejecutable del corte, forzados en el instante del guardado, no dejaron ningún perfil truncado (apartado 9.5 del documento principal).</w:t>
       </w:r>
     </w:p>
     <w:p>
@@ -7516,6 +7269,7 @@
         <w:rPr>
           <w:rStyle w:val="CdigoenlneaOE3"/>
         </w:rPr>
+        <w:lastRenderedPageBreak/>
         <w:t>RaftAssembly_RF43_ProbarAntesDeTiempoDevuelveSoloLoMalPuesto</w:t>
       </w:r>
       <w:r>
@@ -7564,13 +7318,10 @@
         <w:t>NarrativeSequence_RF44_SoloLosViajerosDelCruceTerminanSusPasos</w:t>
       </w:r>
       <w:r>
-        <w:t>. En PlayMode entraron doce</w:t>
-      </w:r>
-      <w:r>
-        <w:t xml:space="preserve"> casos: los dos de RNF-21 del cruce, cuatro sobre los botones y la prueba anticipada, los dos del sonido del hundimiento (base y última fase), y los que vigilan la escena 3.2, el indicador de intentos, la espera de Mamá en la zona y el orden por profundidad. Las que más importaban se pusieron en rojo con una mutación de control antes de darlas por buenas. Sin la marca de los viajeros, fallaron la prueba de contenido que la exige y la del cruce en ejecución, que detectó el salto. Con el panel marcando los va</w:t>
-      </w:r>
-      <w:r>
-        <w:t>cíos en la prueba anticipada y dejándola disparar la escena 3.2, fallaron las dos pruebas que vigilan esas reglas. Una revisión independiente de las correcciones del Nivel 3 comprobó además, con su propia medición sobre la ilustración, que la balsa del cruce queda en el agua y que los materiales, la zona y los pies de la familia quedan sobre el pasto.</w:t>
+        <w:t>. En PlayMode entraron doce casos: los dos de RNF-21 del cruce, cuatro sobre los botones y la prueba anticipada, los dos del sonido del hundimiento (base y última fase), y los que vigilan la escena 3.2, el indicador de intentos, la espera de Mamá en la zona y el orden por profundidad. Las que más importaban se pusieron en rojo con una mutación de control antes de darlas por buenas. Sin l</w:t>
+      </w:r>
+      <w:r>
+        <w:t>a marca de los viajeros, fallaron la prueba de contenido que la exige y la del cruce en ejecución, que detectó el salto. Con el panel marcando los vacíos en la prueba anticipada y dejándola disparar la escena 3.2, fallaron las dos pruebas que vigilan esas reglas. Una revisión independiente de las correcciones del Nivel 3 comprobó además, con su propia medición sobre la ilustración, que la balsa del cruce queda en el agua y que los materiales, la zona y los pies de la familia quedan sobre el pasto.</w:t>
       </w:r>
     </w:p>
     <w:p>
@@ -8207,14 +7958,14 @@
     </w:tbl>
     <w:p>
       <w:pPr>
-        <w:pStyle w:val="TextoOE3"/>
-      </w:pPr>
+        <w:pStyle w:val="PrimerprrafoOE3"/>
+      </w:pPr>
+      <w:r>
+        <w:t xml:space="preserve">Después del cierre del slice, las pruebas del nivel corrieron dentro de las corridas completas de la suite, que presenta el Anexo G en su apartado 4.2. Entre el 25/09/2026 y el 01/10/2026, antes de las correcciones del Nivel 3, el módulo EditMode del nivel tuvo 41 casos y el de PlayMode pasó de 44 a 47, por la prueba de soltar sobre la punta de un tronco y las de la </w:t>
+      </w:r>
       <w:r>
         <w:lastRenderedPageBreak/>
-        <w:t>Después del cierre del slice, las pruebas del nivel corrieron dentro de las corridas completas de la suite, que presenta el Anexo G en su apartado 4.2. Entre el 25/09/2026 y el 01/10/2026, antes de las correcciones del Nivel 3, el módulo EditMode del nivel tuvo 41 casos y el de PlayMode pasó de 44 a 47, por la prueba de soltar sobre la punta de un tronco y las de la tarea de los troncos y de «Reiniciar». Con las correcciones del Nivel 3, la suite completa del 01/10/2026 dio 427 casos en EditMode (426 supera</w:t>
-      </w:r>
-      <w:r>
-        <w:t>dos y 1 omitido) y 363 de 363 en PlayMode, con la prueba de memoria del nivel superada a 1 982 MB en el Editor recién reiniciado. La corrida final del entregable, del 01/10/2026 y anterior al ejecutable del corte, superó 845 de 846 casos, con los mismos 58 de EditMode y 57 de PlayMode en los dos módulos del nivel (apartado 9.3 del documento principal).</w:t>
+        <w:t>tarea de los troncos y de «Reiniciar». Con las correcciones del Nivel 3, la suite completa del 01/10/2026 dio 427 casos en EditMode (426 superados y 1 omitido) y 363 de 363 en PlayMode, con la prueba de memoria del nivel superada a 1 982 MB en el Editor recién reiniciado. La corrida final del entregable, del 01/10/2026 y anterior al ejecutable del corte, superó 845 de 846 casos, con los mismos 58 de EditMode y 57 de PlayMode en los dos módulos del nivel (apartado 9.3 del documento principal).</w:t>
       </w:r>
     </w:p>
     <w:p>
@@ -8274,7 +8025,7 @@
       <w:pPr>
         <w:pStyle w:val="Ttulo2"/>
       </w:pPr>
-      <w:bookmarkStart w:id="5" w:name="_Toc241788508"/>
+      <w:bookmarkStart w:id="5" w:name="_Toc242194936"/>
       <w:r>
         <w:t>5. Archivos principales</w:t>
       </w:r>
@@ -8567,53 +8318,59 @@
                 <w:rStyle w:val="CdigoenlneaOE3"/>
                 <w:sz w:val="18"/>
               </w:rPr>
+              <w:t>InventoryView</w:t>
+            </w:r>
+            <w:r>
+              <w:rPr>
+                <w:sz w:val="18"/>
+              </w:rPr>
+              <w:t xml:space="preserve">, </w:t>
+            </w:r>
+            <w:r>
+              <w:rPr>
+                <w:rStyle w:val="CdigoenlneaOE3"/>
+                <w:sz w:val="18"/>
+              </w:rPr>
+              <w:t>DirectionPad</w:t>
+            </w:r>
+            <w:r>
+              <w:rPr>
+                <w:sz w:val="18"/>
+              </w:rPr>
+              <w:t xml:space="preserve">, </w:t>
+            </w:r>
+            <w:r>
+              <w:rPr>
+                <w:rStyle w:val="CdigoenlneaOE3"/>
+                <w:sz w:val="18"/>
+              </w:rPr>
+              <w:t>RaftPieceHandle</w:t>
+            </w:r>
+            <w:r>
+              <w:rPr>
+                <w:sz w:val="18"/>
+              </w:rPr>
+              <w:t xml:space="preserve">, </w:t>
+            </w:r>
+            <w:r>
+              <w:rPr>
+                <w:rStyle w:val="CdigoenlneaOE3"/>
+                <w:sz w:val="18"/>
+              </w:rPr>
+              <w:t>PointerTracker</w:t>
+            </w:r>
+            <w:r>
+              <w:rPr>
+                <w:sz w:val="18"/>
+              </w:rPr>
+              <w:t xml:space="preserve">. </w:t>
+            </w:r>
+            <w:r>
+              <w:rPr>
+                <w:sz w:val="18"/>
+              </w:rPr>
               <w:lastRenderedPageBreak/>
-              <w:t>InventoryView</w:t>
-            </w:r>
-            <w:r>
-              <w:rPr>
-                <w:sz w:val="18"/>
-              </w:rPr>
-              <w:t xml:space="preserve">, </w:t>
-            </w:r>
-            <w:r>
-              <w:rPr>
-                <w:rStyle w:val="CdigoenlneaOE3"/>
-                <w:sz w:val="18"/>
-              </w:rPr>
-              <w:t>DirectionPad</w:t>
-            </w:r>
-            <w:r>
-              <w:rPr>
-                <w:sz w:val="18"/>
-              </w:rPr>
-              <w:t xml:space="preserve">, </w:t>
-            </w:r>
-            <w:r>
-              <w:rPr>
-                <w:rStyle w:val="CdigoenlneaOE3"/>
-                <w:sz w:val="18"/>
-              </w:rPr>
-              <w:t>RaftPieceHandle</w:t>
-            </w:r>
-            <w:r>
-              <w:rPr>
-                <w:sz w:val="18"/>
-              </w:rPr>
-              <w:t xml:space="preserve">, </w:t>
-            </w:r>
-            <w:r>
-              <w:rPr>
-                <w:rStyle w:val="CdigoenlneaOE3"/>
-                <w:sz w:val="18"/>
-              </w:rPr>
-              <w:t>PointerTracker</w:t>
-            </w:r>
-            <w:r>
-              <w:rPr>
-                <w:sz w:val="18"/>
-              </w:rPr>
-              <w:t xml:space="preserve">. Contenido: </w:t>
+              <w:t xml:space="preserve">Contenido: </w:t>
             </w:r>
             <w:r>
               <w:rPr>
@@ -9097,7 +8854,6 @@
                 <w:rStyle w:val="CdigoenlneaOE3"/>
                 <w:sz w:val="18"/>
               </w:rPr>
-              <w:lastRenderedPageBreak/>
               <w:t>Assets/Game/Scripts/Runtime/Scaffolding/ConditionalNarrativeTrigger.cs</w:t>
             </w:r>
           </w:p>
@@ -9129,7 +8885,7 @@
       <w:pPr>
         <w:pStyle w:val="Ttulo2"/>
       </w:pPr>
-      <w:bookmarkStart w:id="6" w:name="_Toc241788509"/>
+      <w:bookmarkStart w:id="6" w:name="_Toc242194937"/>
       <w:r>
         <w:t>6. Evaluación del OE4 y verificaciones a cargo de Santiago Benavides Rey</w:t>
       </w:r>
@@ -9140,6 +8896,7 @@
         <w:pStyle w:val="PrimerprrafoOE3"/>
       </w:pPr>
       <w:r>
+        <w:lastRenderedPageBreak/>
         <w:t>El incremento deja para la evaluación del cuarto objetivo lo que exige observar a estudiantes o la vista y el oído de una persona. El punto PG-05 del guion, que el cambio de esquema de control entre niveles no confunda, se verifica sobre los tres niveles en la sesión con estudiantes de cuarto, precedida del consentimiento informado de los acudientes (RNF-12); lo hace Santiago Benavides Rey con el guion H1 de la hoja de verificaciones manuales del OE4. La duración del recorrido completo del juego, de 20 a 40</w:t>
       </w:r>
       <w:r>
@@ -9378,7 +9135,7 @@
   <w:abstractNum w:abstractNumId="0" w15:restartNumberingAfterBreak="0">
     <w:nsid w:val="0000A990"/>
     <w:multiLevelType w:val="multilevel"/>
-    <w:tmpl w:val="3294A746"/>
+    <w:tmpl w:val="2562A28A"/>
     <w:lvl w:ilvl="0">
       <w:numFmt w:val="bullet"/>
       <w:lvlText w:val=" "/>
@@ -9455,7 +9212,7 @@
   <w:abstractNum w:abstractNumId="1" w15:restartNumberingAfterBreak="0">
     <w:nsid w:val="0000A991"/>
     <w:multiLevelType w:val="multilevel"/>
-    <w:tmpl w:val="F3442638"/>
+    <w:tmpl w:val="95D2FD12"/>
     <w:lvl w:ilvl="0">
       <w:numFmt w:val="bullet"/>
       <w:lvlText w:val=""/>
@@ -9755,19 +9512,19 @@
       </w:pPr>
     </w:lvl>
   </w:abstractNum>
-  <w:num w:numId="1" w16cid:durableId="1439523634">
+  <w:num w:numId="1" w16cid:durableId="1667704314">
     <w:abstractNumId w:val="2"/>
   </w:num>
-  <w:num w:numId="2" w16cid:durableId="1575167734">
+  <w:num w:numId="2" w16cid:durableId="1752047025">
     <w:abstractNumId w:val="3"/>
     <w:lvlOverride w:ilvl="0">
       <w:startOverride w:val="1"/>
     </w:lvlOverride>
   </w:num>
-  <w:num w:numId="3" w16cid:durableId="708336568">
+  <w:num w:numId="3" w16cid:durableId="592208661">
     <w:abstractNumId w:val="0"/>
   </w:num>
-  <w:num w:numId="4" w16cid:durableId="1091586528">
+  <w:num w:numId="4" w16cid:durableId="546380235">
     <w:abstractNumId w:val="1"/>
   </w:num>
 </w:numbering>
@@ -10573,7 +10330,7 @@
     <w:link w:val="EncabezadoCar"/>
     <w:uiPriority w:val="99"/>
     <w:unhideWhenUsed/>
-    <w:rsid w:val="00BA145E"/>
+    <w:rsid w:val="00D3377B"/>
     <w:pPr>
       <w:tabs>
         <w:tab w:val="center" w:pos="4419"/>
@@ -10587,7 +10344,7 @@
     <w:basedOn w:val="Fuentedeprrafopredeter"/>
     <w:link w:val="Encabezado"/>
     <w:uiPriority w:val="99"/>
-    <w:rsid w:val="00BA145E"/>
+    <w:rsid w:val="00D3377B"/>
   </w:style>
   <w:style w:type="paragraph" w:styleId="Piedepgina">
     <w:name w:val="footer"/>
@@ -10595,7 +10352,7 @@
     <w:link w:val="PiedepginaCar"/>
     <w:uiPriority w:val="99"/>
     <w:unhideWhenUsed/>
-    <w:rsid w:val="00BA145E"/>
+    <w:rsid w:val="00D3377B"/>
     <w:pPr>
       <w:tabs>
         <w:tab w:val="center" w:pos="4419"/>
@@ -10609,7 +10366,7 @@
     <w:basedOn w:val="Fuentedeprrafopredeter"/>
     <w:link w:val="Piedepgina"/>
     <w:uiPriority w:val="99"/>
-    <w:rsid w:val="00BA145E"/>
+    <w:rsid w:val="00D3377B"/>
   </w:style>
   <w:style w:type="character" w:styleId="Nmerodepgina">
     <w:name w:val="page number"/>
@@ -10617,7 +10374,7 @@
     <w:uiPriority w:val="99"/>
     <w:semiHidden/>
     <w:unhideWhenUsed/>
-    <w:rsid w:val="00BA145E"/>
+    <w:rsid w:val="00D3377B"/>
   </w:style>
 </w:styles>
 </file>

--- a/docs/anexos oe3/Solucion_OE3_Anexo_D_Slice_3.docx
+++ b/docs/anexos oe3/Solucion_OE3_Anexo_D_Slice_3.docx
@@ -24,7 +24,7 @@
       <w:r>
         <w:fldChar w:fldCharType="separate"/>
       </w:r>
-      <w:hyperlink w:anchor="_Toc242194931" w:history="1">
+      <w:hyperlink w:anchor="_Toc242198318" w:history="1">
         <w:r>
           <w:rPr>
             <w:rStyle w:val="Hipervnculo"/>
@@ -51,7 +51,7 @@
             <w:noProof/>
             <w:webHidden/>
           </w:rPr>
-          <w:instrText xml:space="preserve"> PAGEREF _Toc242194931 \h </w:instrText>
+          <w:instrText xml:space="preserve"> PAGEREF _Toc242198318 \h </w:instrText>
         </w:r>
         <w:r>
           <w:rPr>
@@ -95,7 +95,7 @@
           <w14:ligatures w14:val="standardContextual"/>
         </w:rPr>
       </w:pPr>
-      <w:hyperlink w:anchor="_Toc242194932" w:history="1">
+      <w:hyperlink w:anchor="_Toc242198319" w:history="1">
         <w:r>
           <w:rPr>
             <w:rStyle w:val="Hipervnculo"/>
@@ -122,7 +122,7 @@
             <w:noProof/>
             <w:webHidden/>
           </w:rPr>
-          <w:instrText xml:space="preserve"> PAGEREF _Toc242194932 \h </w:instrText>
+          <w:instrText xml:space="preserve"> PAGEREF _Toc242198319 \h </w:instrText>
         </w:r>
         <w:r>
           <w:rPr>
@@ -166,7 +166,7 @@
           <w14:ligatures w14:val="standardContextual"/>
         </w:rPr>
       </w:pPr>
-      <w:hyperlink w:anchor="_Toc242194933" w:history="1">
+      <w:hyperlink w:anchor="_Toc242198320" w:history="1">
         <w:r>
           <w:rPr>
             <w:rStyle w:val="Hipervnculo"/>
@@ -193,7 +193,7 @@
             <w:noProof/>
             <w:webHidden/>
           </w:rPr>
-          <w:instrText xml:space="preserve"> PAGEREF _Toc242194933 \h </w:instrText>
+          <w:instrText xml:space="preserve"> PAGEREF _Toc242198320 \h </w:instrText>
         </w:r>
         <w:r>
           <w:rPr>
@@ -237,7 +237,7 @@
           <w14:ligatures w14:val="standardContextual"/>
         </w:rPr>
       </w:pPr>
-      <w:hyperlink w:anchor="_Toc242194934" w:history="1">
+      <w:hyperlink w:anchor="_Toc242198321" w:history="1">
         <w:r>
           <w:rPr>
             <w:rStyle w:val="Hipervnculo"/>
@@ -264,7 +264,7 @@
             <w:noProof/>
             <w:webHidden/>
           </w:rPr>
-          <w:instrText xml:space="preserve"> PAGEREF _Toc242194934 \h </w:instrText>
+          <w:instrText xml:space="preserve"> PAGEREF _Toc242198321 \h </w:instrText>
         </w:r>
         <w:r>
           <w:rPr>
@@ -308,7 +308,7 @@
           <w14:ligatures w14:val="standardContextual"/>
         </w:rPr>
       </w:pPr>
-      <w:hyperlink w:anchor="_Toc242194935" w:history="1">
+      <w:hyperlink w:anchor="_Toc242198322" w:history="1">
         <w:r>
           <w:rPr>
             <w:rStyle w:val="Hipervnculo"/>
@@ -335,7 +335,7 @@
             <w:noProof/>
             <w:webHidden/>
           </w:rPr>
-          <w:instrText xml:space="preserve"> PAGEREF _Toc242194935 \h </w:instrText>
+          <w:instrText xml:space="preserve"> PAGEREF _Toc242198322 \h </w:instrText>
         </w:r>
         <w:r>
           <w:rPr>
@@ -379,7 +379,7 @@
           <w14:ligatures w14:val="standardContextual"/>
         </w:rPr>
       </w:pPr>
-      <w:hyperlink w:anchor="_Toc242194936" w:history="1">
+      <w:hyperlink w:anchor="_Toc242198323" w:history="1">
         <w:r>
           <w:rPr>
             <w:rStyle w:val="Hipervnculo"/>
@@ -406,7 +406,7 @@
             <w:noProof/>
             <w:webHidden/>
           </w:rPr>
-          <w:instrText xml:space="preserve"> PAGEREF _Toc242194936 \h </w:instrText>
+          <w:instrText xml:space="preserve"> PAGEREF _Toc242198323 \h </w:instrText>
         </w:r>
         <w:r>
           <w:rPr>
@@ -450,7 +450,7 @@
           <w14:ligatures w14:val="standardContextual"/>
         </w:rPr>
       </w:pPr>
-      <w:hyperlink w:anchor="_Toc242194937" w:history="1">
+      <w:hyperlink w:anchor="_Toc242198324" w:history="1">
         <w:r>
           <w:rPr>
             <w:rStyle w:val="Hipervnculo"/>
@@ -477,7 +477,7 @@
             <w:noProof/>
             <w:webHidden/>
           </w:rPr>
-          <w:instrText xml:space="preserve"> PAGEREF _Toc242194937 \h </w:instrText>
+          <w:instrText xml:space="preserve"> PAGEREF _Toc242198324 \h </w:instrText>
         </w:r>
         <w:r>
           <w:rPr>
@@ -522,7 +522,7 @@
       <w:pPr>
         <w:pStyle w:val="Ttulo1"/>
       </w:pPr>
-      <w:bookmarkStart w:id="0" w:name="_Toc242194931"/>
+      <w:bookmarkStart w:id="0" w:name="_Toc242198318"/>
       <w:r>
         <w:lastRenderedPageBreak/>
         <w:t>ANEXO D. SLICE 3: NIVEL 3 «EL RÍO» Y CIERRE DEL JUEGO</w:t>
@@ -556,7 +556,7 @@
       <w:pPr>
         <w:pStyle w:val="Ttulo2"/>
       </w:pPr>
-      <w:bookmarkStart w:id="1" w:name="_Toc242194932"/>
+      <w:bookmarkStart w:id="1" w:name="_Toc242198319"/>
       <w:r>
         <w:t>1. Alcance y seguimiento</w:t>
       </w:r>
@@ -2255,7 +2255,7 @@
       <w:pPr>
         <w:pStyle w:val="Ttulo2"/>
       </w:pPr>
-      <w:bookmarkStart w:id="2" w:name="_Toc242194933"/>
+      <w:bookmarkStart w:id="2" w:name="_Toc242198320"/>
       <w:r>
         <w:t>2. Lo implementado</w:t>
       </w:r>
@@ -3820,7 +3820,7 @@
       <w:pPr>
         <w:pStyle w:val="Ttulo2"/>
       </w:pPr>
-      <w:bookmarkStart w:id="3" w:name="_Toc242194934"/>
+      <w:bookmarkStart w:id="3" w:name="_Toc242198321"/>
       <w:r>
         <w:t>3. Decisiones de diseño y hallazgos de consistencia</w:t>
       </w:r>
@@ -5639,7 +5639,7 @@
       <w:pPr>
         <w:pStyle w:val="Ttulo2"/>
       </w:pPr>
-      <w:bookmarkStart w:id="4" w:name="_Toc242194935"/>
+      <w:bookmarkStart w:id="4" w:name="_Toc242198322"/>
       <w:r>
         <w:t>4. Verificación</w:t>
       </w:r>
@@ -8025,7 +8025,7 @@
       <w:pPr>
         <w:pStyle w:val="Ttulo2"/>
       </w:pPr>
-      <w:bookmarkStart w:id="5" w:name="_Toc242194936"/>
+      <w:bookmarkStart w:id="5" w:name="_Toc242198323"/>
       <w:r>
         <w:t>5. Archivos principales</w:t>
       </w:r>
@@ -8885,7 +8885,7 @@
       <w:pPr>
         <w:pStyle w:val="Ttulo2"/>
       </w:pPr>
-      <w:bookmarkStart w:id="6" w:name="_Toc242194937"/>
+      <w:bookmarkStart w:id="6" w:name="_Toc242198324"/>
       <w:r>
         <w:t>6. Evaluación del OE4 y verificaciones a cargo de Santiago Benavides Rey</w:t>
       </w:r>
@@ -9135,7 +9135,7 @@
   <w:abstractNum w:abstractNumId="0" w15:restartNumberingAfterBreak="0">
     <w:nsid w:val="0000A990"/>
     <w:multiLevelType w:val="multilevel"/>
-    <w:tmpl w:val="2562A28A"/>
+    <w:tmpl w:val="A16ADA8C"/>
     <w:lvl w:ilvl="0">
       <w:numFmt w:val="bullet"/>
       <w:lvlText w:val=" "/>
@@ -9212,7 +9212,7 @@
   <w:abstractNum w:abstractNumId="1" w15:restartNumberingAfterBreak="0">
     <w:nsid w:val="0000A991"/>
     <w:multiLevelType w:val="multilevel"/>
-    <w:tmpl w:val="95D2FD12"/>
+    <w:tmpl w:val="7A80DC62"/>
     <w:lvl w:ilvl="0">
       <w:numFmt w:val="bullet"/>
       <w:lvlText w:val=""/>
@@ -9512,19 +9512,19 @@
       </w:pPr>
     </w:lvl>
   </w:abstractNum>
-  <w:num w:numId="1" w16cid:durableId="1667704314">
+  <w:num w:numId="1" w16cid:durableId="474227147">
     <w:abstractNumId w:val="2"/>
   </w:num>
-  <w:num w:numId="2" w16cid:durableId="1752047025">
+  <w:num w:numId="2" w16cid:durableId="512427144">
     <w:abstractNumId w:val="3"/>
     <w:lvlOverride w:ilvl="0">
       <w:startOverride w:val="1"/>
     </w:lvlOverride>
   </w:num>
-  <w:num w:numId="3" w16cid:durableId="592208661">
+  <w:num w:numId="3" w16cid:durableId="86195517">
     <w:abstractNumId w:val="0"/>
   </w:num>
-  <w:num w:numId="4" w16cid:durableId="546380235">
+  <w:num w:numId="4" w16cid:durableId="1953854559">
     <w:abstractNumId w:val="1"/>
   </w:num>
 </w:numbering>
@@ -10330,7 +10330,7 @@
     <w:link w:val="EncabezadoCar"/>
     <w:uiPriority w:val="99"/>
     <w:unhideWhenUsed/>
-    <w:rsid w:val="00D3377B"/>
+    <w:rsid w:val="007A33E4"/>
     <w:pPr>
       <w:tabs>
         <w:tab w:val="center" w:pos="4419"/>
@@ -10344,7 +10344,7 @@
     <w:basedOn w:val="Fuentedeprrafopredeter"/>
     <w:link w:val="Encabezado"/>
     <w:uiPriority w:val="99"/>
-    <w:rsid w:val="00D3377B"/>
+    <w:rsid w:val="007A33E4"/>
   </w:style>
   <w:style w:type="paragraph" w:styleId="Piedepgina">
     <w:name w:val="footer"/>
@@ -10352,7 +10352,7 @@
     <w:link w:val="PiedepginaCar"/>
     <w:uiPriority w:val="99"/>
     <w:unhideWhenUsed/>
-    <w:rsid w:val="00D3377B"/>
+    <w:rsid w:val="007A33E4"/>
     <w:pPr>
       <w:tabs>
         <w:tab w:val="center" w:pos="4419"/>
@@ -10366,7 +10366,7 @@
     <w:basedOn w:val="Fuentedeprrafopredeter"/>
     <w:link w:val="Piedepgina"/>
     <w:uiPriority w:val="99"/>
-    <w:rsid w:val="00D3377B"/>
+    <w:rsid w:val="007A33E4"/>
   </w:style>
   <w:style w:type="character" w:styleId="Nmerodepgina">
     <w:name w:val="page number"/>
@@ -10374,7 +10374,7 @@
     <w:uiPriority w:val="99"/>
     <w:semiHidden/>
     <w:unhideWhenUsed/>
-    <w:rsid w:val="00D3377B"/>
+    <w:rsid w:val="007A33E4"/>
   </w:style>
 </w:styles>
 </file>

--- a/docs/anexos oe3/Solucion_OE3_Anexo_D_Slice_3.docx
+++ b/docs/anexos oe3/Solucion_OE3_Anexo_D_Slice_3.docx
@@ -24,7 +24,7 @@
       <w:r>
         <w:fldChar w:fldCharType="separate"/>
       </w:r>
-      <w:hyperlink w:anchor="_Toc242198318" w:history="1">
+      <w:hyperlink w:anchor="_Toc242202705" w:history="1">
         <w:r>
           <w:rPr>
             <w:rStyle w:val="Hipervnculo"/>
@@ -51,7 +51,7 @@
             <w:noProof/>
             <w:webHidden/>
           </w:rPr>
-          <w:instrText xml:space="preserve"> PAGEREF _Toc242198318 \h </w:instrText>
+          <w:instrText xml:space="preserve"> PAGEREF _Toc242202705 \h </w:instrText>
         </w:r>
         <w:r>
           <w:rPr>
@@ -95,7 +95,7 @@
           <w14:ligatures w14:val="standardContextual"/>
         </w:rPr>
       </w:pPr>
-      <w:hyperlink w:anchor="_Toc242198319" w:history="1">
+      <w:hyperlink w:anchor="_Toc242202706" w:history="1">
         <w:r>
           <w:rPr>
             <w:rStyle w:val="Hipervnculo"/>
@@ -122,7 +122,7 @@
             <w:noProof/>
             <w:webHidden/>
           </w:rPr>
-          <w:instrText xml:space="preserve"> PAGEREF _Toc242198319 \h </w:instrText>
+          <w:instrText xml:space="preserve"> PAGEREF _Toc242202706 \h </w:instrText>
         </w:r>
         <w:r>
           <w:rPr>
@@ -166,7 +166,7 @@
           <w14:ligatures w14:val="standardContextual"/>
         </w:rPr>
       </w:pPr>
-      <w:hyperlink w:anchor="_Toc242198320" w:history="1">
+      <w:hyperlink w:anchor="_Toc242202707" w:history="1">
         <w:r>
           <w:rPr>
             <w:rStyle w:val="Hipervnculo"/>
@@ -193,7 +193,7 @@
             <w:noProof/>
             <w:webHidden/>
           </w:rPr>
-          <w:instrText xml:space="preserve"> PAGEREF _Toc242198320 \h </w:instrText>
+          <w:instrText xml:space="preserve"> PAGEREF _Toc242202707 \h </w:instrText>
         </w:r>
         <w:r>
           <w:rPr>
@@ -237,7 +237,7 @@
           <w14:ligatures w14:val="standardContextual"/>
         </w:rPr>
       </w:pPr>
-      <w:hyperlink w:anchor="_Toc242198321" w:history="1">
+      <w:hyperlink w:anchor="_Toc242202708" w:history="1">
         <w:r>
           <w:rPr>
             <w:rStyle w:val="Hipervnculo"/>
@@ -264,7 +264,7 @@
             <w:noProof/>
             <w:webHidden/>
           </w:rPr>
-          <w:instrText xml:space="preserve"> PAGEREF _Toc242198321 \h </w:instrText>
+          <w:instrText xml:space="preserve"> PAGEREF _Toc242202708 \h </w:instrText>
         </w:r>
         <w:r>
           <w:rPr>
@@ -308,7 +308,7 @@
           <w14:ligatures w14:val="standardContextual"/>
         </w:rPr>
       </w:pPr>
-      <w:hyperlink w:anchor="_Toc242198322" w:history="1">
+      <w:hyperlink w:anchor="_Toc242202709" w:history="1">
         <w:r>
           <w:rPr>
             <w:rStyle w:val="Hipervnculo"/>
@@ -335,7 +335,7 @@
             <w:noProof/>
             <w:webHidden/>
           </w:rPr>
-          <w:instrText xml:space="preserve"> PAGEREF _Toc242198322 \h </w:instrText>
+          <w:instrText xml:space="preserve"> PAGEREF _Toc242202709 \h </w:instrText>
         </w:r>
         <w:r>
           <w:rPr>
@@ -379,7 +379,7 @@
           <w14:ligatures w14:val="standardContextual"/>
         </w:rPr>
       </w:pPr>
-      <w:hyperlink w:anchor="_Toc242198323" w:history="1">
+      <w:hyperlink w:anchor="_Toc242202710" w:history="1">
         <w:r>
           <w:rPr>
             <w:rStyle w:val="Hipervnculo"/>
@@ -406,7 +406,7 @@
             <w:noProof/>
             <w:webHidden/>
           </w:rPr>
-          <w:instrText xml:space="preserve"> PAGEREF _Toc242198323 \h </w:instrText>
+          <w:instrText xml:space="preserve"> PAGEREF _Toc242202710 \h </w:instrText>
         </w:r>
         <w:r>
           <w:rPr>
@@ -450,7 +450,7 @@
           <w14:ligatures w14:val="standardContextual"/>
         </w:rPr>
       </w:pPr>
-      <w:hyperlink w:anchor="_Toc242198324" w:history="1">
+      <w:hyperlink w:anchor="_Toc242202711" w:history="1">
         <w:r>
           <w:rPr>
             <w:rStyle w:val="Hipervnculo"/>
@@ -477,7 +477,7 @@
             <w:noProof/>
             <w:webHidden/>
           </w:rPr>
-          <w:instrText xml:space="preserve"> PAGEREF _Toc242198324 \h </w:instrText>
+          <w:instrText xml:space="preserve"> PAGEREF _Toc242202711 \h </w:instrText>
         </w:r>
         <w:r>
           <w:rPr>
@@ -522,7 +522,7 @@
       <w:pPr>
         <w:pStyle w:val="Ttulo1"/>
       </w:pPr>
-      <w:bookmarkStart w:id="0" w:name="_Toc242198318"/>
+      <w:bookmarkStart w:id="0" w:name="_Toc242202705"/>
       <w:r>
         <w:lastRenderedPageBreak/>
         <w:t>ANEXO D. SLICE 3: NIVEL 3 «EL RÍO» Y CIERRE DEL JUEGO</w:t>
@@ -556,7 +556,7 @@
       <w:pPr>
         <w:pStyle w:val="Ttulo2"/>
       </w:pPr>
-      <w:bookmarkStart w:id="1" w:name="_Toc242198319"/>
+      <w:bookmarkStart w:id="1" w:name="_Toc242202706"/>
       <w:r>
         <w:t>1. Alcance y seguimiento</w:t>
       </w:r>
@@ -2255,7 +2255,7 @@
       <w:pPr>
         <w:pStyle w:val="Ttulo2"/>
       </w:pPr>
-      <w:bookmarkStart w:id="2" w:name="_Toc242198320"/>
+      <w:bookmarkStart w:id="2" w:name="_Toc242202707"/>
       <w:r>
         <w:t>2. Lo implementado</w:t>
       </w:r>
@@ -3820,7 +3820,7 @@
       <w:pPr>
         <w:pStyle w:val="Ttulo2"/>
       </w:pPr>
-      <w:bookmarkStart w:id="3" w:name="_Toc242198321"/>
+      <w:bookmarkStart w:id="3" w:name="_Toc242202708"/>
       <w:r>
         <w:t>3. Decisiones de diseño y hallazgos de consistencia</w:t>
       </w:r>
@@ -5639,7 +5639,7 @@
       <w:pPr>
         <w:pStyle w:val="Ttulo2"/>
       </w:pPr>
-      <w:bookmarkStart w:id="4" w:name="_Toc242198322"/>
+      <w:bookmarkStart w:id="4" w:name="_Toc242202709"/>
       <w:r>
         <w:t>4. Verificación</w:t>
       </w:r>
@@ -8025,7 +8025,7 @@
       <w:pPr>
         <w:pStyle w:val="Ttulo2"/>
       </w:pPr>
-      <w:bookmarkStart w:id="5" w:name="_Toc242198323"/>
+      <w:bookmarkStart w:id="5" w:name="_Toc242202710"/>
       <w:r>
         <w:t>5. Archivos principales</w:t>
       </w:r>
@@ -8885,7 +8885,7 @@
       <w:pPr>
         <w:pStyle w:val="Ttulo2"/>
       </w:pPr>
-      <w:bookmarkStart w:id="6" w:name="_Toc242198324"/>
+      <w:bookmarkStart w:id="6" w:name="_Toc242202711"/>
       <w:r>
         <w:t>6. Evaluación del OE4 y verificaciones a cargo de Santiago Benavides Rey</w:t>
       </w:r>
@@ -9135,7 +9135,7 @@
   <w:abstractNum w:abstractNumId="0" w15:restartNumberingAfterBreak="0">
     <w:nsid w:val="0000A990"/>
     <w:multiLevelType w:val="multilevel"/>
-    <w:tmpl w:val="A16ADA8C"/>
+    <w:tmpl w:val="D61A2F04"/>
     <w:lvl w:ilvl="0">
       <w:numFmt w:val="bullet"/>
       <w:lvlText w:val=" "/>
@@ -9212,7 +9212,7 @@
   <w:abstractNum w:abstractNumId="1" w15:restartNumberingAfterBreak="0">
     <w:nsid w:val="0000A991"/>
     <w:multiLevelType w:val="multilevel"/>
-    <w:tmpl w:val="7A80DC62"/>
+    <w:tmpl w:val="99EA49BC"/>
     <w:lvl w:ilvl="0">
       <w:numFmt w:val="bullet"/>
       <w:lvlText w:val=""/>
@@ -9512,19 +9512,19 @@
       </w:pPr>
     </w:lvl>
   </w:abstractNum>
-  <w:num w:numId="1" w16cid:durableId="474227147">
+  <w:num w:numId="1" w16cid:durableId="1361861307">
     <w:abstractNumId w:val="2"/>
   </w:num>
-  <w:num w:numId="2" w16cid:durableId="512427144">
+  <w:num w:numId="2" w16cid:durableId="727723510">
     <w:abstractNumId w:val="3"/>
     <w:lvlOverride w:ilvl="0">
       <w:startOverride w:val="1"/>
     </w:lvlOverride>
   </w:num>
-  <w:num w:numId="3" w16cid:durableId="86195517">
+  <w:num w:numId="3" w16cid:durableId="1297181059">
     <w:abstractNumId w:val="0"/>
   </w:num>
-  <w:num w:numId="4" w16cid:durableId="1953854559">
+  <w:num w:numId="4" w16cid:durableId="1682968236">
     <w:abstractNumId w:val="1"/>
   </w:num>
 </w:numbering>
@@ -10330,7 +10330,7 @@
     <w:link w:val="EncabezadoCar"/>
     <w:uiPriority w:val="99"/>
     <w:unhideWhenUsed/>
-    <w:rsid w:val="007A33E4"/>
+    <w:rsid w:val="00AF5D40"/>
     <w:pPr>
       <w:tabs>
         <w:tab w:val="center" w:pos="4419"/>
@@ -10344,7 +10344,7 @@
     <w:basedOn w:val="Fuentedeprrafopredeter"/>
     <w:link w:val="Encabezado"/>
     <w:uiPriority w:val="99"/>
-    <w:rsid w:val="007A33E4"/>
+    <w:rsid w:val="00AF5D40"/>
   </w:style>
   <w:style w:type="paragraph" w:styleId="Piedepgina">
     <w:name w:val="footer"/>
@@ -10352,7 +10352,7 @@
     <w:link w:val="PiedepginaCar"/>
     <w:uiPriority w:val="99"/>
     <w:unhideWhenUsed/>
-    <w:rsid w:val="007A33E4"/>
+    <w:rsid w:val="00AF5D40"/>
     <w:pPr>
       <w:tabs>
         <w:tab w:val="center" w:pos="4419"/>
@@ -10366,7 +10366,7 @@
     <w:basedOn w:val="Fuentedeprrafopredeter"/>
     <w:link w:val="Piedepgina"/>
     <w:uiPriority w:val="99"/>
-    <w:rsid w:val="007A33E4"/>
+    <w:rsid w:val="00AF5D40"/>
   </w:style>
   <w:style w:type="character" w:styleId="Nmerodepgina">
     <w:name w:val="page number"/>
@@ -10374,7 +10374,7 @@
     <w:uiPriority w:val="99"/>
     <w:semiHidden/>
     <w:unhideWhenUsed/>
-    <w:rsid w:val="007A33E4"/>
+    <w:rsid w:val="00AF5D40"/>
   </w:style>
 </w:styles>
 </file>

--- a/docs/anexos oe3/Solucion_OE3_Anexo_D_Slice_3.docx
+++ b/docs/anexos oe3/Solucion_OE3_Anexo_D_Slice_3.docx
@@ -24,7 +24,7 @@
       <w:r>
         <w:fldChar w:fldCharType="separate"/>
       </w:r>
-      <w:hyperlink w:anchor="_Toc242202705" w:history="1">
+      <w:hyperlink w:anchor="_Toc242400607" w:history="1">
         <w:r>
           <w:rPr>
             <w:rStyle w:val="Hipervnculo"/>
@@ -51,7 +51,7 @@
             <w:noProof/>
             <w:webHidden/>
           </w:rPr>
-          <w:instrText xml:space="preserve"> PAGEREF _Toc242202705 \h </w:instrText>
+          <w:instrText xml:space="preserve"> PAGEREF _Toc242400607 \h </w:instrText>
         </w:r>
         <w:r>
           <w:rPr>
@@ -95,7 +95,7 @@
           <w14:ligatures w14:val="standardContextual"/>
         </w:rPr>
       </w:pPr>
-      <w:hyperlink w:anchor="_Toc242202706" w:history="1">
+      <w:hyperlink w:anchor="_Toc242400608" w:history="1">
         <w:r>
           <w:rPr>
             <w:rStyle w:val="Hipervnculo"/>
@@ -122,7 +122,7 @@
             <w:noProof/>
             <w:webHidden/>
           </w:rPr>
-          <w:instrText xml:space="preserve"> PAGEREF _Toc242202706 \h </w:instrText>
+          <w:instrText xml:space="preserve"> PAGEREF _Toc242400608 \h </w:instrText>
         </w:r>
         <w:r>
           <w:rPr>
@@ -166,7 +166,7 @@
           <w14:ligatures w14:val="standardContextual"/>
         </w:rPr>
       </w:pPr>
-      <w:hyperlink w:anchor="_Toc242202707" w:history="1">
+      <w:hyperlink w:anchor="_Toc242400609" w:history="1">
         <w:r>
           <w:rPr>
             <w:rStyle w:val="Hipervnculo"/>
@@ -193,7 +193,7 @@
             <w:noProof/>
             <w:webHidden/>
           </w:rPr>
-          <w:instrText xml:space="preserve"> PAGEREF _Toc242202707 \h </w:instrText>
+          <w:instrText xml:space="preserve"> PAGEREF _Toc242400609 \h </w:instrText>
         </w:r>
         <w:r>
           <w:rPr>
@@ -237,7 +237,7 @@
           <w14:ligatures w14:val="standardContextual"/>
         </w:rPr>
       </w:pPr>
-      <w:hyperlink w:anchor="_Toc242202708" w:history="1">
+      <w:hyperlink w:anchor="_Toc242400610" w:history="1">
         <w:r>
           <w:rPr>
             <w:rStyle w:val="Hipervnculo"/>
@@ -264,7 +264,7 @@
             <w:noProof/>
             <w:webHidden/>
           </w:rPr>
-          <w:instrText xml:space="preserve"> PAGEREF _Toc242202708 \h </w:instrText>
+          <w:instrText xml:space="preserve"> PAGEREF _Toc242400610 \h </w:instrText>
         </w:r>
         <w:r>
           <w:rPr>
@@ -308,7 +308,7 @@
           <w14:ligatures w14:val="standardContextual"/>
         </w:rPr>
       </w:pPr>
-      <w:hyperlink w:anchor="_Toc242202709" w:history="1">
+      <w:hyperlink w:anchor="_Toc242400611" w:history="1">
         <w:r>
           <w:rPr>
             <w:rStyle w:val="Hipervnculo"/>
@@ -335,7 +335,7 @@
             <w:noProof/>
             <w:webHidden/>
           </w:rPr>
-          <w:instrText xml:space="preserve"> PAGEREF _Toc242202709 \h </w:instrText>
+          <w:instrText xml:space="preserve"> PAGEREF _Toc242400611 \h </w:instrText>
         </w:r>
         <w:r>
           <w:rPr>
@@ -379,7 +379,7 @@
           <w14:ligatures w14:val="standardContextual"/>
         </w:rPr>
       </w:pPr>
-      <w:hyperlink w:anchor="_Toc242202710" w:history="1">
+      <w:hyperlink w:anchor="_Toc242400612" w:history="1">
         <w:r>
           <w:rPr>
             <w:rStyle w:val="Hipervnculo"/>
@@ -406,7 +406,7 @@
             <w:noProof/>
             <w:webHidden/>
           </w:rPr>
-          <w:instrText xml:space="preserve"> PAGEREF _Toc242202710 \h </w:instrText>
+          <w:instrText xml:space="preserve"> PAGEREF _Toc242400612 \h </w:instrText>
         </w:r>
         <w:r>
           <w:rPr>
@@ -450,7 +450,7 @@
           <w14:ligatures w14:val="standardContextual"/>
         </w:rPr>
       </w:pPr>
-      <w:hyperlink w:anchor="_Toc242202711" w:history="1">
+      <w:hyperlink w:anchor="_Toc242400613" w:history="1">
         <w:r>
           <w:rPr>
             <w:rStyle w:val="Hipervnculo"/>
@@ -477,7 +477,7 @@
             <w:noProof/>
             <w:webHidden/>
           </w:rPr>
-          <w:instrText xml:space="preserve"> PAGEREF _Toc242202711 \h </w:instrText>
+          <w:instrText xml:space="preserve"> PAGEREF _Toc242400613 \h </w:instrText>
         </w:r>
         <w:r>
           <w:rPr>
@@ -522,7 +522,7 @@
       <w:pPr>
         <w:pStyle w:val="Ttulo1"/>
       </w:pPr>
-      <w:bookmarkStart w:id="0" w:name="_Toc242202705"/>
+      <w:bookmarkStart w:id="0" w:name="_Toc242400607"/>
       <w:r>
         <w:lastRenderedPageBreak/>
         <w:t>ANEXO D. SLICE 3: NIVEL 3 «EL RÍO» Y CIERRE DEL JUEGO</w:t>
@@ -556,7 +556,7 @@
       <w:pPr>
         <w:pStyle w:val="Ttulo2"/>
       </w:pPr>
-      <w:bookmarkStart w:id="1" w:name="_Toc242202706"/>
+      <w:bookmarkStart w:id="1" w:name="_Toc242400608"/>
       <w:r>
         <w:t>1. Alcance y seguimiento</w:t>
       </w:r>
@@ -587,7 +587,7 @@
         <w:t>feat/slice-3</w:t>
       </w:r>
       <w:r>
-        <w:t>, que partió de la rama principal el 15/09/2026 y se integró el 21/09/2026 con la solicitud de integración n.º 80. Lo ejecutó Santiago Benavides Rey, a quien el acta D05 asignó el cierre de los slices; Santiago Valdiri García llevaba entonces el sonido, que pasó a Santiago Benavides Rey en el acta D08. Sofía Valentina Giraldo Segovia, colaboradora en la producción y la asesoría gráfica, entregó los entornos del río y de la escena final y, más tarde, los objetos definitivos del nivel.</w:t>
+        <w:t>, que partió de la rama principal el 15/09/2026 y se integró el 21/09/2026 con la solicitud de integración n.º 80. Lo ejecutó Santiago Benavides Rey, a quien el acta D05 asignó el cierre de los slices; Santiago Valdiri García llevaba entonces el sonido, que pasó a Santiago Benavides Rey en el acta D08. Sofía Valentina Giraldo Segovia, colaboradora en el diseño y la asesoría de los sprites, entregó los entornos del río y de la escena final y, más tarde, los objetos definitivos del nivel.</w:t>
       </w:r>
     </w:p>
     <w:p>
@@ -620,9 +620,9 @@
         <w:tblLook w:val="0020" w:firstRow="1" w:lastRow="0" w:firstColumn="0" w:lastColumn="0" w:noHBand="0" w:noVBand="0"/>
       </w:tblPr>
       <w:tblGrid>
-        <w:gridCol w:w="697"/>
-        <w:gridCol w:w="1419"/>
-        <w:gridCol w:w="7846"/>
+        <w:gridCol w:w="695"/>
+        <w:gridCol w:w="1417"/>
+        <w:gridCol w:w="7850"/>
       </w:tblGrid>
       <w:tr>
         <w:trPr>
@@ -630,7 +630,7 @@
         </w:trPr>
         <w:tc>
           <w:tcPr>
-            <w:tcW w:w="350" w:type="pct"/>
+            <w:tcW w:w="349" w:type="pct"/>
             <w:shd w:val="clear" w:color="auto" w:fill="D9D9D9"/>
           </w:tcPr>
           <w:p>
@@ -653,7 +653,7 @@
         </w:tc>
         <w:tc>
           <w:tcPr>
-            <w:tcW w:w="712" w:type="pct"/>
+            <w:tcW w:w="711" w:type="pct"/>
             <w:shd w:val="clear" w:color="auto" w:fill="D9D9D9"/>
           </w:tcPr>
           <w:p>
@@ -676,7 +676,7 @@
         </w:tc>
         <w:tc>
           <w:tcPr>
-            <w:tcW w:w="3938" w:type="pct"/>
+            <w:tcW w:w="3940" w:type="pct"/>
             <w:shd w:val="clear" w:color="auto" w:fill="D9D9D9"/>
           </w:tcPr>
           <w:p>
@@ -701,7 +701,7 @@
       <w:tr>
         <w:tc>
           <w:tcPr>
-            <w:tcW w:w="350" w:type="pct"/>
+            <w:tcW w:w="349" w:type="pct"/>
             <w:shd w:val="clear" w:color="auto" w:fill="auto"/>
           </w:tcPr>
           <w:p>
@@ -722,7 +722,7 @@
         </w:tc>
         <w:tc>
           <w:tcPr>
-            <w:tcW w:w="712" w:type="pct"/>
+            <w:tcW w:w="711" w:type="pct"/>
             <w:shd w:val="clear" w:color="auto" w:fill="auto"/>
           </w:tcPr>
           <w:p>
@@ -743,7 +743,7 @@
         </w:tc>
         <w:tc>
           <w:tcPr>
-            <w:tcW w:w="3938" w:type="pct"/>
+            <w:tcW w:w="3940" w:type="pct"/>
             <w:shd w:val="clear" w:color="auto" w:fill="auto"/>
           </w:tcPr>
           <w:p>
@@ -766,7 +766,7 @@
       <w:tr>
         <w:tc>
           <w:tcPr>
-            <w:tcW w:w="350" w:type="pct"/>
+            <w:tcW w:w="349" w:type="pct"/>
             <w:shd w:val="clear" w:color="auto" w:fill="auto"/>
           </w:tcPr>
           <w:p>
@@ -787,7 +787,7 @@
         </w:tc>
         <w:tc>
           <w:tcPr>
-            <w:tcW w:w="712" w:type="pct"/>
+            <w:tcW w:w="711" w:type="pct"/>
             <w:shd w:val="clear" w:color="auto" w:fill="auto"/>
           </w:tcPr>
           <w:p>
@@ -808,7 +808,7 @@
         </w:tc>
         <w:tc>
           <w:tcPr>
-            <w:tcW w:w="3938" w:type="pct"/>
+            <w:tcW w:w="3940" w:type="pct"/>
             <w:shd w:val="clear" w:color="auto" w:fill="auto"/>
           </w:tcPr>
           <w:p>
@@ -857,7 +857,7 @@
       <w:tr>
         <w:tc>
           <w:tcPr>
-            <w:tcW w:w="350" w:type="pct"/>
+            <w:tcW w:w="349" w:type="pct"/>
             <w:shd w:val="clear" w:color="auto" w:fill="auto"/>
           </w:tcPr>
           <w:p>
@@ -879,7 +879,7 @@
         </w:tc>
         <w:tc>
           <w:tcPr>
-            <w:tcW w:w="712" w:type="pct"/>
+            <w:tcW w:w="711" w:type="pct"/>
             <w:shd w:val="clear" w:color="auto" w:fill="auto"/>
           </w:tcPr>
           <w:p>
@@ -900,7 +900,7 @@
         </w:tc>
         <w:tc>
           <w:tcPr>
-            <w:tcW w:w="3938" w:type="pct"/>
+            <w:tcW w:w="3940" w:type="pct"/>
             <w:shd w:val="clear" w:color="auto" w:fill="auto"/>
           </w:tcPr>
           <w:p>
@@ -923,7 +923,7 @@
       <w:tr>
         <w:tc>
           <w:tcPr>
-            <w:tcW w:w="350" w:type="pct"/>
+            <w:tcW w:w="349" w:type="pct"/>
             <w:shd w:val="clear" w:color="auto" w:fill="auto"/>
           </w:tcPr>
           <w:p>
@@ -944,7 +944,7 @@
         </w:tc>
         <w:tc>
           <w:tcPr>
-            <w:tcW w:w="712" w:type="pct"/>
+            <w:tcW w:w="711" w:type="pct"/>
             <w:shd w:val="clear" w:color="auto" w:fill="auto"/>
           </w:tcPr>
           <w:p>
@@ -965,7 +965,7 @@
         </w:tc>
         <w:tc>
           <w:tcPr>
-            <w:tcW w:w="3938" w:type="pct"/>
+            <w:tcW w:w="3940" w:type="pct"/>
             <w:shd w:val="clear" w:color="auto" w:fill="auto"/>
           </w:tcPr>
           <w:p>
@@ -988,7 +988,7 @@
       <w:tr>
         <w:tc>
           <w:tcPr>
-            <w:tcW w:w="350" w:type="pct"/>
+            <w:tcW w:w="349" w:type="pct"/>
             <w:shd w:val="clear" w:color="auto" w:fill="auto"/>
           </w:tcPr>
           <w:p>
@@ -1009,7 +1009,7 @@
         </w:tc>
         <w:tc>
           <w:tcPr>
-            <w:tcW w:w="712" w:type="pct"/>
+            <w:tcW w:w="711" w:type="pct"/>
             <w:shd w:val="clear" w:color="auto" w:fill="auto"/>
           </w:tcPr>
           <w:p>
@@ -1030,7 +1030,7 @@
         </w:tc>
         <w:tc>
           <w:tcPr>
-            <w:tcW w:w="3938" w:type="pct"/>
+            <w:tcW w:w="3940" w:type="pct"/>
             <w:shd w:val="clear" w:color="auto" w:fill="auto"/>
           </w:tcPr>
           <w:p>
@@ -1053,7 +1053,7 @@
       <w:tr>
         <w:tc>
           <w:tcPr>
-            <w:tcW w:w="350" w:type="pct"/>
+            <w:tcW w:w="349" w:type="pct"/>
             <w:shd w:val="clear" w:color="auto" w:fill="auto"/>
           </w:tcPr>
           <w:p>
@@ -1074,7 +1074,7 @@
         </w:tc>
         <w:tc>
           <w:tcPr>
-            <w:tcW w:w="712" w:type="pct"/>
+            <w:tcW w:w="711" w:type="pct"/>
             <w:shd w:val="clear" w:color="auto" w:fill="auto"/>
           </w:tcPr>
           <w:p>
@@ -1095,7 +1095,7 @@
         </w:tc>
         <w:tc>
           <w:tcPr>
-            <w:tcW w:w="3938" w:type="pct"/>
+            <w:tcW w:w="3940" w:type="pct"/>
             <w:shd w:val="clear" w:color="auto" w:fill="auto"/>
           </w:tcPr>
           <w:p>
@@ -2255,7 +2255,7 @@
       <w:pPr>
         <w:pStyle w:val="Ttulo2"/>
       </w:pPr>
-      <w:bookmarkStart w:id="2" w:name="_Toc242202707"/>
+      <w:bookmarkStart w:id="2" w:name="_Toc242400609"/>
       <w:r>
         <w:t>2. Lo implementado</w:t>
       </w:r>
@@ -3702,7 +3702,31 @@
         <w:t>NarrativeProp.FinishesSteps</w:t>
       </w:r>
       <w:r>
-        <w:t>, solo en los cuatro personajes de esta escena). La regla se describe en el Anexo F, apartado 2.2. El cruce es el cierre reflexivo del nivel (INC-93).</w:t>
+        <w:t xml:space="preserve">, solo en los cuatro personajes de esta escena). La regla se describe en el Anexo F, apartado 2.2. El 08/10/2026 la cámara pasó a acompañar a la balsa: el foco de cada parada se corre lo que ella se ha movido, y sin eso la balsa terminaba 204 px fuera de la pantalla cuando el texto tardaba. La apertura del cruce subió de x 0,38 a 0,50 y la parada de la línea 1, de 0,47 a 0,52 (decisión de Santiago Benavides Rey; </w:t>
+      </w:r>
+      <w:r>
+        <w:rPr>
+          <w:rStyle w:val="CdigoenlneaOE3"/>
+        </w:rPr>
+        <w:t>NarrativeSequence_RF44_LaCamaraDelCruceAcompanaALaBalsa</w:t>
+      </w:r>
+      <w:r>
+        <w:t xml:space="preserve">, </w:t>
+      </w:r>
+      <w:r>
+        <w:rPr>
+          <w:rStyle w:val="CdigoenlneaOE3"/>
+        </w:rPr>
+        <w:t>NarrativeSce</w:t>
+      </w:r>
+      <w:r>
+        <w:rPr>
+          <w:rStyle w:val="CdigoenlneaOE3"/>
+        </w:rPr>
+        <w:t>ne_RF44_LaCamaraSigueALaBalsaMientrasCruza</w:t>
+      </w:r>
+      <w:r>
+        <w:t>). El cruce es el cierre reflexivo del nivel (INC-93).</w:t>
       </w:r>
     </w:p>
     <w:p>
@@ -3797,6 +3821,7 @@
         <w:pStyle w:val="TextoOE3"/>
       </w:pPr>
       <w:r>
+        <w:lastRenderedPageBreak/>
         <w:t xml:space="preserve">El 21/09/2026, al cerrar RNF-02 sobre el juego completo, se encontró que nueve escenas usaban el mapa de acciones por defecto del paquete de entrada, con teclado y mando, y que el mapa del proyecto era una plantilla con 23 vinculaciones de teclado. Las diez escenas con módulo de entrada y el proyecto apuntan desde entonces a </w:t>
       </w:r>
       <w:r>
@@ -3806,11 +3831,7 @@
         <w:t>ControlesJugables</w:t>
       </w:r>
       <w:r>
-        <w:t xml:space="preserve">, el único mapa de controles del juego, al que se le retiró también la rueda del ratón, y cuatro pruebas de arquitectura impiden que vuelva a ocurrir. Los dos requerimientos se cerraron el 21/09/2026 </w:t>
-      </w:r>
-      <w:r>
-        <w:lastRenderedPageBreak/>
-        <w:t xml:space="preserve">con pruebas que leen el disco (los mapas de controles y las definiciones de los assemblies, en las tres combinaciones de exclusión de RNF-16) y con una prueba en ejecución que carga las cinco escenas jugables. La exclusión retirando físicamente un nivel en copias del proyecto se presenta en el </w:t>
+        <w:t xml:space="preserve">, el único mapa de controles del juego, al que se le retiró también la rueda del ratón, y cuatro pruebas de arquitectura impiden que vuelva a ocurrir. Los dos requerimientos se cerraron el 21/09/2026 con pruebas que leen el disco (los mapas de controles y las definiciones de los assemblies, en las tres combinaciones de exclusión de RNF-16) y con una prueba en ejecución que carga las cinco escenas jugables. La exclusión retirando físicamente un nivel en copias del proyecto se presenta en el </w:t>
       </w:r>
       <w:r>
         <w:t>apartado 9.5 del documento principal.</w:t>
@@ -3820,7 +3841,7 @@
       <w:pPr>
         <w:pStyle w:val="Ttulo2"/>
       </w:pPr>
-      <w:bookmarkStart w:id="3" w:name="_Toc242202708"/>
+      <w:bookmarkStart w:id="3" w:name="_Toc242400610"/>
       <w:r>
         <w:t>3. Decisiones de diseño y hallazgos de consistencia</w:t>
       </w:r>
@@ -3971,6 +3992,7 @@
         <w:pStyle w:val="PrimerprrafoOE3"/>
       </w:pPr>
       <w:r>
+        <w:lastRenderedPageBreak/>
         <w:t xml:space="preserve">Al verificar el slice aparecieron seis hallazgos; cuatro eran defectos y se corrigieron dentro de él. La casilla del inventario no era objetivo del rayo de selección de la interfaz, de modo que el arrastre no arrancaba jugando aunque las pruebas que llamaban directamente al método pasaban; lo cubre desde el 20/09/2026 </w:t>
       </w:r>
       <w:r>
@@ -3980,11 +4002,7 @@
         <w:t>AssemblyPanel_RNF02_LaCasillaDelInventarioRecibeElClicSostenidoPorRaycastYSueltaEnElEspacio</w:t>
       </w:r>
       <w:r>
-        <w:t xml:space="preserve">, que reproduce el camino real del clic. Entrar en la zona sin todos los materiales se mostraba con el tono de ayuda, cuyo icono estaba vacío; pasó al tono de acción rechazada, con su </w:t>
-      </w:r>
-      <w:r>
-        <w:lastRenderedPageBreak/>
-        <w:t xml:space="preserve">icono, sin cambiar la frase. Los otros dos defectos fueron el mapa de controles por defecto de nueve escenas (apartado 2.4) y el aviso de encuadre con la proporción equivocada (apartado 2.1). Los dos hallazgos restantes no eran defectos </w:t>
+        <w:t xml:space="preserve">, que reproduce el camino real del clic. Entrar en la zona sin todos los materiales se mostraba con el tono de ayuda, cuyo icono estaba vacío; pasó al tono de acción rechazada, con su icono, sin cambiar la frase. Los otros dos defectos fueron el mapa de controles por defecto de nueve escenas (apartado 2.4) y el aviso de encuadre con la proporción equivocada (apartado 2.1). Los dos hallazgos restantes no eran defectos </w:t>
       </w:r>
       <w:r>
         <w:t>del juego. Una medición de contraste de 3,9:1 en el botón de confirmar se debía a que el corredor capturaba a mitad del fundido del botón, y la prueba espera ahora a que termine. Trece pruebas de disposición o de captura fallan en modo por lotes, donde la vista de juego se abre a 640 × 480, y pasan con el Editor abierto a 1920 × 1080: su origen es el entorno de ejecución, y así se declaró.</w:t>
@@ -4749,6 +4767,7 @@
               <w:rPr>
                 <w:sz w:val="18"/>
               </w:rPr>
+              <w:lastRenderedPageBreak/>
               <w:t>INC-90</w:t>
             </w:r>
           </w:p>
@@ -5007,7 +5026,6 @@
               <w:rPr>
                 <w:sz w:val="18"/>
               </w:rPr>
-              <w:lastRenderedPageBreak/>
               <w:t>INC-110</w:t>
             </w:r>
           </w:p>
@@ -5639,7 +5657,7 @@
       <w:pPr>
         <w:pStyle w:val="Ttulo2"/>
       </w:pPr>
-      <w:bookmarkStart w:id="4" w:name="_Toc242202709"/>
+      <w:bookmarkStart w:id="4" w:name="_Toc242400611"/>
       <w:r>
         <w:t>4. Verificación</w:t>
       </w:r>
@@ -5766,6 +5784,7 @@
                 <w:b/>
                 <w:sz w:val="18"/>
               </w:rPr>
+              <w:lastRenderedPageBreak/>
               <w:t>Requisito</w:t>
             </w:r>
           </w:p>
@@ -5856,14 +5875,7 @@
               <w:rPr>
                 <w:sz w:val="18"/>
               </w:rPr>
-              <w:t xml:space="preserve">Mamá se mueve con los botones en pantalla </w:t>
-            </w:r>
-            <w:r>
-              <w:rPr>
-                <w:sz w:val="18"/>
-              </w:rPr>
-              <w:lastRenderedPageBreak/>
-              <w:t>y no sale de la orilla</w:t>
+              <w:t>Mamá se mueve con los botones en pantalla y no sale de la orilla</w:t>
             </w:r>
           </w:p>
         </w:tc>
@@ -5885,7 +5897,6 @@
                 <w:rStyle w:val="CdigoenlneaOE3"/>
                 <w:sz w:val="18"/>
               </w:rPr>
-              <w:lastRenderedPageBreak/>
               <w:t>RiverScene_RF35_ElPersonajeSeDesplazaConLosBotonesEnPantalla</w:t>
             </w:r>
           </w:p>
@@ -6326,7 +6337,14 @@
               <w:rPr>
                 <w:sz w:val="18"/>
               </w:rPr>
-              <w:t>La prueba anticipada hunde la balsa y sigue en la fase</w:t>
+              <w:t xml:space="preserve">La prueba anticipada </w:t>
+            </w:r>
+            <w:r>
+              <w:rPr>
+                <w:sz w:val="18"/>
+              </w:rPr>
+              <w:lastRenderedPageBreak/>
+              <w:t>hunde la balsa y sigue en la fase</w:t>
             </w:r>
           </w:p>
         </w:tc>
@@ -6348,6 +6366,7 @@
                 <w:rStyle w:val="CdigoenlneaOE3"/>
                 <w:sz w:val="18"/>
               </w:rPr>
+              <w:lastRenderedPageBreak/>
               <w:t>AssemblyPanel_RF42_ProbarLaBalsaIncompletaLaHundeYSigueEnLaFase</w:t>
             </w:r>
           </w:p>
@@ -6371,7 +6390,6 @@
               <w:rPr>
                 <w:sz w:val="18"/>
               </w:rPr>
-              <w:lastRenderedPageBreak/>
               <w:t>RF-43</w:t>
             </w:r>
           </w:p>
@@ -6840,6 +6858,7 @@
               <w:rPr>
                 <w:sz w:val="18"/>
               </w:rPr>
+              <w:lastRenderedPageBreak/>
               <w:t>RNF-14</w:t>
             </w:r>
           </w:p>
@@ -6912,7 +6931,6 @@
               <w:rPr>
                 <w:sz w:val="18"/>
               </w:rPr>
-              <w:lastRenderedPageBreak/>
               <w:t>RNF-19</w:t>
             </w:r>
           </w:p>
@@ -7246,7 +7264,11 @@
         <w:t xml:space="preserve"> faltaba, con las anteriores consolidadas. Sobre el ejecutable, los tres recorridos completos del juego, que incluyen el Nivel 3 y el cierre, terminaron sin incidencias bloqueantes; el tercero, sobre el ejecutable del corte, cerró las tres fases de la balsa sin errores y llegó a los créditos y a la pantalla de inicio. En los siete cierres forzados del primer candidato el perfil reabrió sin error y el juego retomó en la primera fase pendiente, con las fases confirmadas y sus indicadores intactos, y lo no con</w:t>
       </w:r>
       <w:r>
-        <w:t>firmado se rehízo desde el inicio de su fase; los dos del ejecutable del corte, forzados en el instante del guardado, no dejaron ningún perfil truncado (apartado 9.5 del documento principal).</w:t>
+        <w:t xml:space="preserve">firmado se rehízo desde el inicio de su fase; los dos del </w:t>
+      </w:r>
+      <w:r>
+        <w:lastRenderedPageBreak/>
+        <w:t>ejecutable del corte, forzados en el instante del guardado, no dejaron ningún perfil truncado (apartado 9.5 del documento principal).</w:t>
       </w:r>
     </w:p>
     <w:p>
@@ -7269,7 +7291,6 @@
         <w:rPr>
           <w:rStyle w:val="CdigoenlneaOE3"/>
         </w:rPr>
-        <w:lastRenderedPageBreak/>
         <w:t>RaftAssembly_RF43_ProbarAntesDeTiempoDevuelveSoloLoMalPuesto</w:t>
       </w:r>
       <w:r>
@@ -7318,10 +7339,13 @@
         <w:t>NarrativeSequence_RF44_SoloLosViajerosDelCruceTerminanSusPasos</w:t>
       </w:r>
       <w:r>
-        <w:t>. En PlayMode entraron doce casos: los dos de RNF-21 del cruce, cuatro sobre los botones y la prueba anticipada, los dos del sonido del hundimiento (base y última fase), y los que vigilan la escena 3.2, el indicador de intentos, la espera de Mamá en la zona y el orden por profundidad. Las que más importaban se pusieron en rojo con una mutación de control antes de darlas por buenas. Sin l</w:t>
-      </w:r>
-      <w:r>
-        <w:t>a marca de los viajeros, fallaron la prueba de contenido que la exige y la del cruce en ejecución, que detectó el salto. Con el panel marcando los vacíos en la prueba anticipada y dejándola disparar la escena 3.2, fallaron las dos pruebas que vigilan esas reglas. Una revisión independiente de las correcciones del Nivel 3 comprobó además, con su propia medición sobre la ilustración, que la balsa del cruce queda en el agua y que los materiales, la zona y los pies de la familia quedan sobre el pasto.</w:t>
+        <w:t>. En PlayMode entraron doce casos: los dos de RNF-21 del cruce, cuatro sobre los botones y la prueba anticipada, los dos del sonido del hundimiento (base y última fase), y los que vigilan la escena 3.2, el indicador de intentos, la espera de Mamá en la zona y el orden por profundidad. Las que más importaban se pusieron en rojo co</w:t>
+      </w:r>
+      <w:r>
+        <w:t>n una mutación de control antes de darlas por buenas. Sin la marca de los viajeros, fallaron la prueba de contenido que la exige y la del cruce en ejecución, que detectó el salto. Con el panel marcando los vacíos en la prueba anticipada y dejándola disparar la escena 3.2, fallaron las dos pruebas que vigilan esas reglas. Una revisión independiente de las correcciones del Nivel 3 comprobó además, con su propia medición sobre la ilustración, que la balsa del cruce queda en el agua y que los materiales, la zon</w:t>
+      </w:r>
+      <w:r>
+        <w:t>a y los pies de la familia quedan sobre el pasto.</w:t>
       </w:r>
     </w:p>
     <w:p>
@@ -7961,11 +7985,11 @@
         <w:pStyle w:val="PrimerprrafoOE3"/>
       </w:pPr>
       <w:r>
-        <w:t xml:space="preserve">Después del cierre del slice, las pruebas del nivel corrieron dentro de las corridas completas de la suite, que presenta el Anexo G en su apartado 4.2. Entre el 25/09/2026 y el 01/10/2026, antes de las correcciones del Nivel 3, el módulo EditMode del nivel tuvo 41 casos y el de PlayMode pasó de 44 a 47, por la prueba de soltar sobre la punta de un tronco y las de la </w:t>
-      </w:r>
-      <w:r>
         <w:lastRenderedPageBreak/>
-        <w:t>tarea de los troncos y de «Reiniciar». Con las correcciones del Nivel 3, la suite completa del 01/10/2026 dio 427 casos en EditMode (426 superados y 1 omitido) y 363 de 363 en PlayMode, con la prueba de memoria del nivel superada a 1 982 MB en el Editor recién reiniciado. La corrida final del entregable, del 01/10/2026 y anterior al ejecutable del corte, superó 845 de 846 casos, con los mismos 58 de EditMode y 57 de PlayMode en los dos módulos del nivel (apartado 9.3 del documento principal).</w:t>
+        <w:t>Después del cierre del slice, las pruebas del nivel corrieron dentro de las corridas completas de la suite, que presenta el Anexo G en su apartado 4.2. Entre el 25/09/2026 y el 01/10/2026, antes de las correcciones del Nivel 3, el módulo EditMode del nivel tuvo 41 casos y el de PlayMode pasó de 44 a 47, por la prueba de soltar sobre la punta de un tronco y las de la tarea de los troncos y de «Reiniciar». Con las correcciones del Nivel 3, la suite completa del 01/10/2026 dio 427 casos en EditMode (426 supera</w:t>
+      </w:r>
+      <w:r>
+        <w:t>dos y 1 omitido) y 363 de 363 en PlayMode, con la prueba de memoria del nivel superada a 1 982 MB en el Editor recién reiniciado. La corrida final del entregable, del 01/10/2026 y anterior al ejecutable del corte, superó 845 de 846 casos, con los mismos 58 de EditMode y 57 de PlayMode en los dos módulos del nivel (apartado 9.3 del documento principal).</w:t>
       </w:r>
     </w:p>
     <w:p>
@@ -8025,7 +8049,7 @@
       <w:pPr>
         <w:pStyle w:val="Ttulo2"/>
       </w:pPr>
-      <w:bookmarkStart w:id="5" w:name="_Toc242202710"/>
+      <w:bookmarkStart w:id="5" w:name="_Toc242400612"/>
       <w:r>
         <w:t>5. Archivos principales</w:t>
       </w:r>
@@ -8318,6 +8342,7 @@
                 <w:rStyle w:val="CdigoenlneaOE3"/>
                 <w:sz w:val="18"/>
               </w:rPr>
+              <w:lastRenderedPageBreak/>
               <w:t>InventoryView</w:t>
             </w:r>
             <w:r>
@@ -8363,14 +8388,7 @@
               <w:rPr>
                 <w:sz w:val="18"/>
               </w:rPr>
-              <w:t xml:space="preserve">. </w:t>
-            </w:r>
-            <w:r>
-              <w:rPr>
-                <w:sz w:val="18"/>
-              </w:rPr>
-              <w:lastRenderedPageBreak/>
-              <w:t xml:space="preserve">Contenido: </w:t>
+              <w:t xml:space="preserve">. Contenido: </w:t>
             </w:r>
             <w:r>
               <w:rPr>
@@ -8854,6 +8872,7 @@
                 <w:rStyle w:val="CdigoenlneaOE3"/>
                 <w:sz w:val="18"/>
               </w:rPr>
+              <w:lastRenderedPageBreak/>
               <w:t>Assets/Game/Scripts/Runtime/Scaffolding/ConditionalNarrativeTrigger.cs</w:t>
             </w:r>
           </w:p>
@@ -8885,7 +8904,7 @@
       <w:pPr>
         <w:pStyle w:val="Ttulo2"/>
       </w:pPr>
-      <w:bookmarkStart w:id="6" w:name="_Toc242202711"/>
+      <w:bookmarkStart w:id="6" w:name="_Toc242400613"/>
       <w:r>
         <w:t>6. Evaluación del OE4 y verificaciones a cargo de Santiago Benavides Rey</w:t>
       </w:r>
@@ -8896,7 +8915,6 @@
         <w:pStyle w:val="PrimerprrafoOE3"/>
       </w:pPr>
       <w:r>
-        <w:lastRenderedPageBreak/>
         <w:t>El incremento deja para la evaluación del cuarto objetivo lo que exige observar a estudiantes o la vista y el oído de una persona. El punto PG-05 del guion, que el cambio de esquema de control entre niveles no confunda, se verifica sobre los tres niveles en la sesión con estudiantes de cuarto, precedida del consentimiento informado de los acudientes (RNF-12); lo hace Santiago Benavides Rey con el guion H1 de la hoja de verificaciones manuales del OE4. La duración del recorrido completo del juego, de 20 a 40</w:t>
       </w:r>
       <w:r>
@@ -9135,7 +9153,7 @@
   <w:abstractNum w:abstractNumId="0" w15:restartNumberingAfterBreak="0">
     <w:nsid w:val="0000A990"/>
     <w:multiLevelType w:val="multilevel"/>
-    <w:tmpl w:val="D61A2F04"/>
+    <w:tmpl w:val="42FAD46C"/>
     <w:lvl w:ilvl="0">
       <w:numFmt w:val="bullet"/>
       <w:lvlText w:val=" "/>
@@ -9212,7 +9230,7 @@
   <w:abstractNum w:abstractNumId="1" w15:restartNumberingAfterBreak="0">
     <w:nsid w:val="0000A991"/>
     <w:multiLevelType w:val="multilevel"/>
-    <w:tmpl w:val="99EA49BC"/>
+    <w:tmpl w:val="C4A43C86"/>
     <w:lvl w:ilvl="0">
       <w:numFmt w:val="bullet"/>
       <w:lvlText w:val=""/>
@@ -9512,19 +9530,19 @@
       </w:pPr>
     </w:lvl>
   </w:abstractNum>
-  <w:num w:numId="1" w16cid:durableId="1361861307">
+  <w:num w:numId="1" w16cid:durableId="794251625">
     <w:abstractNumId w:val="2"/>
   </w:num>
-  <w:num w:numId="2" w16cid:durableId="727723510">
+  <w:num w:numId="2" w16cid:durableId="1658143341">
     <w:abstractNumId w:val="3"/>
     <w:lvlOverride w:ilvl="0">
       <w:startOverride w:val="1"/>
     </w:lvlOverride>
   </w:num>
-  <w:num w:numId="3" w16cid:durableId="1297181059">
+  <w:num w:numId="3" w16cid:durableId="437601001">
     <w:abstractNumId w:val="0"/>
   </w:num>
-  <w:num w:numId="4" w16cid:durableId="1682968236">
+  <w:num w:numId="4" w16cid:durableId="551964547">
     <w:abstractNumId w:val="1"/>
   </w:num>
 </w:numbering>
@@ -10330,7 +10348,7 @@
     <w:link w:val="EncabezadoCar"/>
     <w:uiPriority w:val="99"/>
     <w:unhideWhenUsed/>
-    <w:rsid w:val="00AF5D40"/>
+    <w:rsid w:val="00F07786"/>
     <w:pPr>
       <w:tabs>
         <w:tab w:val="center" w:pos="4419"/>
@@ -10344,7 +10362,7 @@
     <w:basedOn w:val="Fuentedeprrafopredeter"/>
     <w:link w:val="Encabezado"/>
     <w:uiPriority w:val="99"/>
-    <w:rsid w:val="00AF5D40"/>
+    <w:rsid w:val="00F07786"/>
   </w:style>
   <w:style w:type="paragraph" w:styleId="Piedepgina">
     <w:name w:val="footer"/>
@@ -10352,7 +10370,7 @@
     <w:link w:val="PiedepginaCar"/>
     <w:uiPriority w:val="99"/>
     <w:unhideWhenUsed/>
-    <w:rsid w:val="00AF5D40"/>
+    <w:rsid w:val="00F07786"/>
     <w:pPr>
       <w:tabs>
         <w:tab w:val="center" w:pos="4419"/>
@@ -10366,7 +10384,7 @@
     <w:basedOn w:val="Fuentedeprrafopredeter"/>
     <w:link w:val="Piedepgina"/>
     <w:uiPriority w:val="99"/>
-    <w:rsid w:val="00AF5D40"/>
+    <w:rsid w:val="00F07786"/>
   </w:style>
   <w:style w:type="character" w:styleId="Nmerodepgina">
     <w:name w:val="page number"/>
@@ -10374,7 +10392,7 @@
     <w:uiPriority w:val="99"/>
     <w:semiHidden/>
     <w:unhideWhenUsed/>
-    <w:rsid w:val="00AF5D40"/>
+    <w:rsid w:val="00F07786"/>
   </w:style>
 </w:styles>
 </file>

--- a/docs/anexos oe3/Solucion_OE3_Anexo_D_Slice_3.docx
+++ b/docs/anexos oe3/Solucion_OE3_Anexo_D_Slice_3.docx
@@ -24,7 +24,7 @@
       <w:r>
         <w:fldChar w:fldCharType="separate"/>
       </w:r>
-      <w:hyperlink w:anchor="_Toc242400607" w:history="1">
+      <w:hyperlink w:anchor="_Toc242441433" w:history="1">
         <w:r>
           <w:rPr>
             <w:rStyle w:val="Hipervnculo"/>
@@ -51,7 +51,7 @@
             <w:noProof/>
             <w:webHidden/>
           </w:rPr>
-          <w:instrText xml:space="preserve"> PAGEREF _Toc242400607 \h </w:instrText>
+          <w:instrText xml:space="preserve"> PAGEREF _Toc242441433 \h </w:instrText>
         </w:r>
         <w:r>
           <w:rPr>
@@ -95,7 +95,7 @@
           <w14:ligatures w14:val="standardContextual"/>
         </w:rPr>
       </w:pPr>
-      <w:hyperlink w:anchor="_Toc242400608" w:history="1">
+      <w:hyperlink w:anchor="_Toc242441434" w:history="1">
         <w:r>
           <w:rPr>
             <w:rStyle w:val="Hipervnculo"/>
@@ -122,7 +122,7 @@
             <w:noProof/>
             <w:webHidden/>
           </w:rPr>
-          <w:instrText xml:space="preserve"> PAGEREF _Toc242400608 \h </w:instrText>
+          <w:instrText xml:space="preserve"> PAGEREF _Toc242441434 \h </w:instrText>
         </w:r>
         <w:r>
           <w:rPr>
@@ -166,7 +166,7 @@
           <w14:ligatures w14:val="standardContextual"/>
         </w:rPr>
       </w:pPr>
-      <w:hyperlink w:anchor="_Toc242400609" w:history="1">
+      <w:hyperlink w:anchor="_Toc242441435" w:history="1">
         <w:r>
           <w:rPr>
             <w:rStyle w:val="Hipervnculo"/>
@@ -193,7 +193,7 @@
             <w:noProof/>
             <w:webHidden/>
           </w:rPr>
-          <w:instrText xml:space="preserve"> PAGEREF _Toc242400609 \h </w:instrText>
+          <w:instrText xml:space="preserve"> PAGEREF _Toc242441435 \h </w:instrText>
         </w:r>
         <w:r>
           <w:rPr>
@@ -237,7 +237,7 @@
           <w14:ligatures w14:val="standardContextual"/>
         </w:rPr>
       </w:pPr>
-      <w:hyperlink w:anchor="_Toc242400610" w:history="1">
+      <w:hyperlink w:anchor="_Toc242441436" w:history="1">
         <w:r>
           <w:rPr>
             <w:rStyle w:val="Hipervnculo"/>
@@ -264,7 +264,7 @@
             <w:noProof/>
             <w:webHidden/>
           </w:rPr>
-          <w:instrText xml:space="preserve"> PAGEREF _Toc242400610 \h </w:instrText>
+          <w:instrText xml:space="preserve"> PAGEREF _Toc242441436 \h </w:instrText>
         </w:r>
         <w:r>
           <w:rPr>
@@ -308,7 +308,7 @@
           <w14:ligatures w14:val="standardContextual"/>
         </w:rPr>
       </w:pPr>
-      <w:hyperlink w:anchor="_Toc242400611" w:history="1">
+      <w:hyperlink w:anchor="_Toc242441437" w:history="1">
         <w:r>
           <w:rPr>
             <w:rStyle w:val="Hipervnculo"/>
@@ -335,7 +335,7 @@
             <w:noProof/>
             <w:webHidden/>
           </w:rPr>
-          <w:instrText xml:space="preserve"> PAGEREF _Toc242400611 \h </w:instrText>
+          <w:instrText xml:space="preserve"> PAGEREF _Toc242441437 \h </w:instrText>
         </w:r>
         <w:r>
           <w:rPr>
@@ -379,7 +379,7 @@
           <w14:ligatures w14:val="standardContextual"/>
         </w:rPr>
       </w:pPr>
-      <w:hyperlink w:anchor="_Toc242400612" w:history="1">
+      <w:hyperlink w:anchor="_Toc242441438" w:history="1">
         <w:r>
           <w:rPr>
             <w:rStyle w:val="Hipervnculo"/>
@@ -406,7 +406,7 @@
             <w:noProof/>
             <w:webHidden/>
           </w:rPr>
-          <w:instrText xml:space="preserve"> PAGEREF _Toc242400612 \h </w:instrText>
+          <w:instrText xml:space="preserve"> PAGEREF _Toc242441438 \h </w:instrText>
         </w:r>
         <w:r>
           <w:rPr>
@@ -450,7 +450,7 @@
           <w14:ligatures w14:val="standardContextual"/>
         </w:rPr>
       </w:pPr>
-      <w:hyperlink w:anchor="_Toc242400613" w:history="1">
+      <w:hyperlink w:anchor="_Toc242441439" w:history="1">
         <w:r>
           <w:rPr>
             <w:rStyle w:val="Hipervnculo"/>
@@ -477,7 +477,7 @@
             <w:noProof/>
             <w:webHidden/>
           </w:rPr>
-          <w:instrText xml:space="preserve"> PAGEREF _Toc242400613 \h </w:instrText>
+          <w:instrText xml:space="preserve"> PAGEREF _Toc242441439 \h </w:instrText>
         </w:r>
         <w:r>
           <w:rPr>
@@ -522,7 +522,7 @@
       <w:pPr>
         <w:pStyle w:val="Ttulo1"/>
       </w:pPr>
-      <w:bookmarkStart w:id="0" w:name="_Toc242400607"/>
+      <w:bookmarkStart w:id="0" w:name="_Toc242441433"/>
       <w:r>
         <w:lastRenderedPageBreak/>
         <w:t>ANEXO D. SLICE 3: NIVEL 3 «EL RÍO» Y CIERRE DEL JUEGO</w:t>
@@ -556,7 +556,7 @@
       <w:pPr>
         <w:pStyle w:val="Ttulo2"/>
       </w:pPr>
-      <w:bookmarkStart w:id="1" w:name="_Toc242400608"/>
+      <w:bookmarkStart w:id="1" w:name="_Toc242441434"/>
       <w:r>
         <w:t>1. Alcance y seguimiento</w:t>
       </w:r>
@@ -2255,7 +2255,7 @@
       <w:pPr>
         <w:pStyle w:val="Ttulo2"/>
       </w:pPr>
-      <w:bookmarkStart w:id="2" w:name="_Toc242400609"/>
+      <w:bookmarkStart w:id="2" w:name="_Toc242441435"/>
       <w:r>
         <w:t>2. Lo implementado</w:t>
       </w:r>
@@ -3841,7 +3841,7 @@
       <w:pPr>
         <w:pStyle w:val="Ttulo2"/>
       </w:pPr>
-      <w:bookmarkStart w:id="3" w:name="_Toc242400610"/>
+      <w:bookmarkStart w:id="3" w:name="_Toc242441436"/>
       <w:r>
         <w:t>3. Decisiones de diseño y hallazgos de consistencia</w:t>
       </w:r>
@@ -5657,7 +5657,7 @@
       <w:pPr>
         <w:pStyle w:val="Ttulo2"/>
       </w:pPr>
-      <w:bookmarkStart w:id="4" w:name="_Toc242400611"/>
+      <w:bookmarkStart w:id="4" w:name="_Toc242441437"/>
       <w:r>
         <w:t>4. Verificación</w:t>
       </w:r>
@@ -8049,7 +8049,7 @@
       <w:pPr>
         <w:pStyle w:val="Ttulo2"/>
       </w:pPr>
-      <w:bookmarkStart w:id="5" w:name="_Toc242400612"/>
+      <w:bookmarkStart w:id="5" w:name="_Toc242441438"/>
       <w:r>
         <w:t>5. Archivos principales</w:t>
       </w:r>
@@ -8904,7 +8904,7 @@
       <w:pPr>
         <w:pStyle w:val="Ttulo2"/>
       </w:pPr>
-      <w:bookmarkStart w:id="6" w:name="_Toc242400613"/>
+      <w:bookmarkStart w:id="6" w:name="_Toc242441439"/>
       <w:r>
         <w:t>6. Evaluación del OE4 y verificaciones a cargo de Santiago Benavides Rey</w:t>
       </w:r>
@@ -9153,7 +9153,7 @@
   <w:abstractNum w:abstractNumId="0" w15:restartNumberingAfterBreak="0">
     <w:nsid w:val="0000A990"/>
     <w:multiLevelType w:val="multilevel"/>
-    <w:tmpl w:val="42FAD46C"/>
+    <w:tmpl w:val="29E0D634"/>
     <w:lvl w:ilvl="0">
       <w:numFmt w:val="bullet"/>
       <w:lvlText w:val=" "/>
@@ -9230,7 +9230,7 @@
   <w:abstractNum w:abstractNumId="1" w15:restartNumberingAfterBreak="0">
     <w:nsid w:val="0000A991"/>
     <w:multiLevelType w:val="multilevel"/>
-    <w:tmpl w:val="C4A43C86"/>
+    <w:tmpl w:val="1E5E4E74"/>
     <w:lvl w:ilvl="0">
       <w:numFmt w:val="bullet"/>
       <w:lvlText w:val=""/>
@@ -9530,19 +9530,19 @@
       </w:pPr>
     </w:lvl>
   </w:abstractNum>
-  <w:num w:numId="1" w16cid:durableId="794251625">
+  <w:num w:numId="1" w16cid:durableId="853886456">
     <w:abstractNumId w:val="2"/>
   </w:num>
-  <w:num w:numId="2" w16cid:durableId="1658143341">
+  <w:num w:numId="2" w16cid:durableId="79067560">
     <w:abstractNumId w:val="3"/>
     <w:lvlOverride w:ilvl="0">
       <w:startOverride w:val="1"/>
     </w:lvlOverride>
   </w:num>
-  <w:num w:numId="3" w16cid:durableId="437601001">
+  <w:num w:numId="3" w16cid:durableId="2074695224">
     <w:abstractNumId w:val="0"/>
   </w:num>
-  <w:num w:numId="4" w16cid:durableId="551964547">
+  <w:num w:numId="4" w16cid:durableId="1116942518">
     <w:abstractNumId w:val="1"/>
   </w:num>
 </w:numbering>
@@ -10348,7 +10348,7 @@
     <w:link w:val="EncabezadoCar"/>
     <w:uiPriority w:val="99"/>
     <w:unhideWhenUsed/>
-    <w:rsid w:val="00F07786"/>
+    <w:rsid w:val="003D40DB"/>
     <w:pPr>
       <w:tabs>
         <w:tab w:val="center" w:pos="4419"/>
@@ -10362,7 +10362,7 @@
     <w:basedOn w:val="Fuentedeprrafopredeter"/>
     <w:link w:val="Encabezado"/>
     <w:uiPriority w:val="99"/>
-    <w:rsid w:val="00F07786"/>
+    <w:rsid w:val="003D40DB"/>
   </w:style>
   <w:style w:type="paragraph" w:styleId="Piedepgina">
     <w:name w:val="footer"/>
@@ -10370,7 +10370,7 @@
     <w:link w:val="PiedepginaCar"/>
     <w:uiPriority w:val="99"/>
     <w:unhideWhenUsed/>
-    <w:rsid w:val="00F07786"/>
+    <w:rsid w:val="003D40DB"/>
     <w:pPr>
       <w:tabs>
         <w:tab w:val="center" w:pos="4419"/>
@@ -10384,7 +10384,7 @@
     <w:basedOn w:val="Fuentedeprrafopredeter"/>
     <w:link w:val="Piedepgina"/>
     <w:uiPriority w:val="99"/>
-    <w:rsid w:val="00F07786"/>
+    <w:rsid w:val="003D40DB"/>
   </w:style>
   <w:style w:type="character" w:styleId="Nmerodepgina">
     <w:name w:val="page number"/>
@@ -10392,7 +10392,7 @@
     <w:uiPriority w:val="99"/>
     <w:semiHidden/>
     <w:unhideWhenUsed/>
-    <w:rsid w:val="00F07786"/>
+    <w:rsid w:val="003D40DB"/>
   </w:style>
 </w:styles>
 </file>

--- a/docs/anexos oe3/Solucion_OE3_Anexo_D_Slice_3.docx
+++ b/docs/anexos oe3/Solucion_OE3_Anexo_D_Slice_3.docx
@@ -24,7 +24,7 @@
       <w:r>
         <w:fldChar w:fldCharType="separate"/>
       </w:r>
-      <w:hyperlink w:anchor="_Toc242441433" w:history="1">
+      <w:hyperlink w:anchor="_Toc242544941" w:history="1">
         <w:r>
           <w:rPr>
             <w:rStyle w:val="Hipervnculo"/>
@@ -51,7 +51,7 @@
             <w:noProof/>
             <w:webHidden/>
           </w:rPr>
-          <w:instrText xml:space="preserve"> PAGEREF _Toc242441433 \h </w:instrText>
+          <w:instrText xml:space="preserve"> PAGEREF _Toc242544941 \h </w:instrText>
         </w:r>
         <w:r>
           <w:rPr>
@@ -95,7 +95,7 @@
           <w14:ligatures w14:val="standardContextual"/>
         </w:rPr>
       </w:pPr>
-      <w:hyperlink w:anchor="_Toc242441434" w:history="1">
+      <w:hyperlink w:anchor="_Toc242544942" w:history="1">
         <w:r>
           <w:rPr>
             <w:rStyle w:val="Hipervnculo"/>
@@ -122,7 +122,7 @@
             <w:noProof/>
             <w:webHidden/>
           </w:rPr>
-          <w:instrText xml:space="preserve"> PAGEREF _Toc242441434 \h </w:instrText>
+          <w:instrText xml:space="preserve"> PAGEREF _Toc242544942 \h </w:instrText>
         </w:r>
         <w:r>
           <w:rPr>
@@ -166,7 +166,7 @@
           <w14:ligatures w14:val="standardContextual"/>
         </w:rPr>
       </w:pPr>
-      <w:hyperlink w:anchor="_Toc242441435" w:history="1">
+      <w:hyperlink w:anchor="_Toc242544943" w:history="1">
         <w:r>
           <w:rPr>
             <w:rStyle w:val="Hipervnculo"/>
@@ -193,7 +193,7 @@
             <w:noProof/>
             <w:webHidden/>
           </w:rPr>
-          <w:instrText xml:space="preserve"> PAGEREF _Toc242441435 \h </w:instrText>
+          <w:instrText xml:space="preserve"> PAGEREF _Toc242544943 \h </w:instrText>
         </w:r>
         <w:r>
           <w:rPr>
@@ -237,7 +237,7 @@
           <w14:ligatures w14:val="standardContextual"/>
         </w:rPr>
       </w:pPr>
-      <w:hyperlink w:anchor="_Toc242441436" w:history="1">
+      <w:hyperlink w:anchor="_Toc242544944" w:history="1">
         <w:r>
           <w:rPr>
             <w:rStyle w:val="Hipervnculo"/>
@@ -264,7 +264,7 @@
             <w:noProof/>
             <w:webHidden/>
           </w:rPr>
-          <w:instrText xml:space="preserve"> PAGEREF _Toc242441436 \h </w:instrText>
+          <w:instrText xml:space="preserve"> PAGEREF _Toc242544944 \h </w:instrText>
         </w:r>
         <w:r>
           <w:rPr>
@@ -308,7 +308,7 @@
           <w14:ligatures w14:val="standardContextual"/>
         </w:rPr>
       </w:pPr>
-      <w:hyperlink w:anchor="_Toc242441437" w:history="1">
+      <w:hyperlink w:anchor="_Toc242544945" w:history="1">
         <w:r>
           <w:rPr>
             <w:rStyle w:val="Hipervnculo"/>
@@ -335,7 +335,7 @@
             <w:noProof/>
             <w:webHidden/>
           </w:rPr>
-          <w:instrText xml:space="preserve"> PAGEREF _Toc242441437 \h </w:instrText>
+          <w:instrText xml:space="preserve"> PAGEREF _Toc242544945 \h </w:instrText>
         </w:r>
         <w:r>
           <w:rPr>
@@ -379,7 +379,7 @@
           <w14:ligatures w14:val="standardContextual"/>
         </w:rPr>
       </w:pPr>
-      <w:hyperlink w:anchor="_Toc242441438" w:history="1">
+      <w:hyperlink w:anchor="_Toc242544946" w:history="1">
         <w:r>
           <w:rPr>
             <w:rStyle w:val="Hipervnculo"/>
@@ -406,7 +406,7 @@
             <w:noProof/>
             <w:webHidden/>
           </w:rPr>
-          <w:instrText xml:space="preserve"> PAGEREF _Toc242441438 \h </w:instrText>
+          <w:instrText xml:space="preserve"> PAGEREF _Toc242544946 \h </w:instrText>
         </w:r>
         <w:r>
           <w:rPr>
@@ -450,7 +450,7 @@
           <w14:ligatures w14:val="standardContextual"/>
         </w:rPr>
       </w:pPr>
-      <w:hyperlink w:anchor="_Toc242441439" w:history="1">
+      <w:hyperlink w:anchor="_Toc242544947" w:history="1">
         <w:r>
           <w:rPr>
             <w:rStyle w:val="Hipervnculo"/>
@@ -477,7 +477,7 @@
             <w:noProof/>
             <w:webHidden/>
           </w:rPr>
-          <w:instrText xml:space="preserve"> PAGEREF _Toc242441439 \h </w:instrText>
+          <w:instrText xml:space="preserve"> PAGEREF _Toc242544947 \h </w:instrText>
         </w:r>
         <w:r>
           <w:rPr>
@@ -522,7 +522,7 @@
       <w:pPr>
         <w:pStyle w:val="Ttulo1"/>
       </w:pPr>
-      <w:bookmarkStart w:id="0" w:name="_Toc242441433"/>
+      <w:bookmarkStart w:id="0" w:name="_Toc242544941"/>
       <w:r>
         <w:lastRenderedPageBreak/>
         <w:t>ANEXO D. SLICE 3: NIVEL 3 «EL RÍO» Y CIERRE DEL JUEGO</w:t>
@@ -556,7 +556,7 @@
       <w:pPr>
         <w:pStyle w:val="Ttulo2"/>
       </w:pPr>
-      <w:bookmarkStart w:id="1" w:name="_Toc242441434"/>
+      <w:bookmarkStart w:id="1" w:name="_Toc242544942"/>
       <w:r>
         <w:t>1. Alcance y seguimiento</w:t>
       </w:r>
@@ -2255,7 +2255,7 @@
       <w:pPr>
         <w:pStyle w:val="Ttulo2"/>
       </w:pPr>
-      <w:bookmarkStart w:id="2" w:name="_Toc242441435"/>
+      <w:bookmarkStart w:id="2" w:name="_Toc242544943"/>
       <w:r>
         <w:t>2. Lo implementado</w:t>
       </w:r>
@@ -3841,7 +3841,7 @@
       <w:pPr>
         <w:pStyle w:val="Ttulo2"/>
       </w:pPr>
-      <w:bookmarkStart w:id="3" w:name="_Toc242441436"/>
+      <w:bookmarkStart w:id="3" w:name="_Toc242544944"/>
       <w:r>
         <w:t>3. Decisiones de diseño y hallazgos de consistencia</w:t>
       </w:r>
@@ -5657,7 +5657,7 @@
       <w:pPr>
         <w:pStyle w:val="Ttulo2"/>
       </w:pPr>
-      <w:bookmarkStart w:id="4" w:name="_Toc242441437"/>
+      <w:bookmarkStart w:id="4" w:name="_Toc242544945"/>
       <w:r>
         <w:t>4. Verificación</w:t>
       </w:r>
@@ -8049,7 +8049,7 @@
       <w:pPr>
         <w:pStyle w:val="Ttulo2"/>
       </w:pPr>
-      <w:bookmarkStart w:id="5" w:name="_Toc242441438"/>
+      <w:bookmarkStart w:id="5" w:name="_Toc242544946"/>
       <w:r>
         <w:t>5. Archivos principales</w:t>
       </w:r>
@@ -8904,7 +8904,7 @@
       <w:pPr>
         <w:pStyle w:val="Ttulo2"/>
       </w:pPr>
-      <w:bookmarkStart w:id="6" w:name="_Toc242441439"/>
+      <w:bookmarkStart w:id="6" w:name="_Toc242544947"/>
       <w:r>
         <w:t>6. Evaluación del OE4 y verificaciones a cargo de Santiago Benavides Rey</w:t>
       </w:r>
@@ -9153,7 +9153,7 @@
   <w:abstractNum w:abstractNumId="0" w15:restartNumberingAfterBreak="0">
     <w:nsid w:val="0000A990"/>
     <w:multiLevelType w:val="multilevel"/>
-    <w:tmpl w:val="29E0D634"/>
+    <w:tmpl w:val="0A300F42"/>
     <w:lvl w:ilvl="0">
       <w:numFmt w:val="bullet"/>
       <w:lvlText w:val=" "/>
@@ -9230,7 +9230,7 @@
   <w:abstractNum w:abstractNumId="1" w15:restartNumberingAfterBreak="0">
     <w:nsid w:val="0000A991"/>
     <w:multiLevelType w:val="multilevel"/>
-    <w:tmpl w:val="1E5E4E74"/>
+    <w:tmpl w:val="BAEEC7F4"/>
     <w:lvl w:ilvl="0">
       <w:numFmt w:val="bullet"/>
       <w:lvlText w:val=""/>
@@ -9530,19 +9530,19 @@
       </w:pPr>
     </w:lvl>
   </w:abstractNum>
-  <w:num w:numId="1" w16cid:durableId="853886456">
+  <w:num w:numId="1" w16cid:durableId="1714186879">
     <w:abstractNumId w:val="2"/>
   </w:num>
-  <w:num w:numId="2" w16cid:durableId="79067560">
+  <w:num w:numId="2" w16cid:durableId="1368749685">
     <w:abstractNumId w:val="3"/>
     <w:lvlOverride w:ilvl="0">
       <w:startOverride w:val="1"/>
     </w:lvlOverride>
   </w:num>
-  <w:num w:numId="3" w16cid:durableId="2074695224">
+  <w:num w:numId="3" w16cid:durableId="722943956">
     <w:abstractNumId w:val="0"/>
   </w:num>
-  <w:num w:numId="4" w16cid:durableId="1116942518">
+  <w:num w:numId="4" w16cid:durableId="883758312">
     <w:abstractNumId w:val="1"/>
   </w:num>
 </w:numbering>
@@ -10348,7 +10348,7 @@
     <w:link w:val="EncabezadoCar"/>
     <w:uiPriority w:val="99"/>
     <w:unhideWhenUsed/>
-    <w:rsid w:val="003D40DB"/>
+    <w:rsid w:val="001A2434"/>
     <w:pPr>
       <w:tabs>
         <w:tab w:val="center" w:pos="4419"/>
@@ -10362,7 +10362,7 @@
     <w:basedOn w:val="Fuentedeprrafopredeter"/>
     <w:link w:val="Encabezado"/>
     <w:uiPriority w:val="99"/>
-    <w:rsid w:val="003D40DB"/>
+    <w:rsid w:val="001A2434"/>
   </w:style>
   <w:style w:type="paragraph" w:styleId="Piedepgina">
     <w:name w:val="footer"/>
@@ -10370,7 +10370,7 @@
     <w:link w:val="PiedepginaCar"/>
     <w:uiPriority w:val="99"/>
     <w:unhideWhenUsed/>
-    <w:rsid w:val="003D40DB"/>
+    <w:rsid w:val="001A2434"/>
     <w:pPr>
       <w:tabs>
         <w:tab w:val="center" w:pos="4419"/>
@@ -10384,7 +10384,7 @@
     <w:basedOn w:val="Fuentedeprrafopredeter"/>
     <w:link w:val="Piedepgina"/>
     <w:uiPriority w:val="99"/>
-    <w:rsid w:val="003D40DB"/>
+    <w:rsid w:val="001A2434"/>
   </w:style>
   <w:style w:type="character" w:styleId="Nmerodepgina">
     <w:name w:val="page number"/>
@@ -10392,7 +10392,7 @@
     <w:uiPriority w:val="99"/>
     <w:semiHidden/>
     <w:unhideWhenUsed/>
-    <w:rsid w:val="003D40DB"/>
+    <w:rsid w:val="001A2434"/>
   </w:style>
 </w:styles>
 </file>

--- a/docs/anexos oe3/Solucion_OE3_Anexo_D_Slice_3.docx
+++ b/docs/anexos oe3/Solucion_OE3_Anexo_D_Slice_3.docx
@@ -24,7 +24,7 @@
       <w:r>
         <w:fldChar w:fldCharType="separate"/>
       </w:r>
-      <w:hyperlink w:anchor="_Toc242544941" w:history="1">
+      <w:hyperlink w:anchor="_Toc242827074" w:history="1">
         <w:r>
           <w:rPr>
             <w:rStyle w:val="Hipervnculo"/>
@@ -51,7 +51,7 @@
             <w:noProof/>
             <w:webHidden/>
           </w:rPr>
-          <w:instrText xml:space="preserve"> PAGEREF _Toc242544941 \h </w:instrText>
+          <w:instrText xml:space="preserve"> PAGEREF _Toc242827074 \h </w:instrText>
         </w:r>
         <w:r>
           <w:rPr>
@@ -95,7 +95,7 @@
           <w14:ligatures w14:val="standardContextual"/>
         </w:rPr>
       </w:pPr>
-      <w:hyperlink w:anchor="_Toc242544942" w:history="1">
+      <w:hyperlink w:anchor="_Toc242827075" w:history="1">
         <w:r>
           <w:rPr>
             <w:rStyle w:val="Hipervnculo"/>
@@ -122,7 +122,7 @@
             <w:noProof/>
             <w:webHidden/>
           </w:rPr>
-          <w:instrText xml:space="preserve"> PAGEREF _Toc242544942 \h </w:instrText>
+          <w:instrText xml:space="preserve"> PAGEREF _Toc242827075 \h </w:instrText>
         </w:r>
         <w:r>
           <w:rPr>
@@ -166,7 +166,7 @@
           <w14:ligatures w14:val="standardContextual"/>
         </w:rPr>
       </w:pPr>
-      <w:hyperlink w:anchor="_Toc242544943" w:history="1">
+      <w:hyperlink w:anchor="_Toc242827076" w:history="1">
         <w:r>
           <w:rPr>
             <w:rStyle w:val="Hipervnculo"/>
@@ -193,7 +193,7 @@
             <w:noProof/>
             <w:webHidden/>
           </w:rPr>
-          <w:instrText xml:space="preserve"> PAGEREF _Toc242544943 \h </w:instrText>
+          <w:instrText xml:space="preserve"> PAGEREF _Toc242827076 \h </w:instrText>
         </w:r>
         <w:r>
           <w:rPr>
@@ -237,7 +237,7 @@
           <w14:ligatures w14:val="standardContextual"/>
         </w:rPr>
       </w:pPr>
-      <w:hyperlink w:anchor="_Toc242544944" w:history="1">
+      <w:hyperlink w:anchor="_Toc242827077" w:history="1">
         <w:r>
           <w:rPr>
             <w:rStyle w:val="Hipervnculo"/>
@@ -264,7 +264,7 @@
             <w:noProof/>
             <w:webHidden/>
           </w:rPr>
-          <w:instrText xml:space="preserve"> PAGEREF _Toc242544944 \h </w:instrText>
+          <w:instrText xml:space="preserve"> PAGEREF _Toc242827077 \h </w:instrText>
         </w:r>
         <w:r>
           <w:rPr>
@@ -308,7 +308,7 @@
           <w14:ligatures w14:val="standardContextual"/>
         </w:rPr>
       </w:pPr>
-      <w:hyperlink w:anchor="_Toc242544945" w:history="1">
+      <w:hyperlink w:anchor="_Toc242827078" w:history="1">
         <w:r>
           <w:rPr>
             <w:rStyle w:val="Hipervnculo"/>
@@ -335,7 +335,7 @@
             <w:noProof/>
             <w:webHidden/>
           </w:rPr>
-          <w:instrText xml:space="preserve"> PAGEREF _Toc242544945 \h </w:instrText>
+          <w:instrText xml:space="preserve"> PAGEREF _Toc242827078 \h </w:instrText>
         </w:r>
         <w:r>
           <w:rPr>
@@ -379,7 +379,7 @@
           <w14:ligatures w14:val="standardContextual"/>
         </w:rPr>
       </w:pPr>
-      <w:hyperlink w:anchor="_Toc242544946" w:history="1">
+      <w:hyperlink w:anchor="_Toc242827079" w:history="1">
         <w:r>
           <w:rPr>
             <w:rStyle w:val="Hipervnculo"/>
@@ -406,7 +406,7 @@
             <w:noProof/>
             <w:webHidden/>
           </w:rPr>
-          <w:instrText xml:space="preserve"> PAGEREF _Toc242544946 \h </w:instrText>
+          <w:instrText xml:space="preserve"> PAGEREF _Toc242827079 \h </w:instrText>
         </w:r>
         <w:r>
           <w:rPr>
@@ -450,7 +450,7 @@
           <w14:ligatures w14:val="standardContextual"/>
         </w:rPr>
       </w:pPr>
-      <w:hyperlink w:anchor="_Toc242544947" w:history="1">
+      <w:hyperlink w:anchor="_Toc242827080" w:history="1">
         <w:r>
           <w:rPr>
             <w:rStyle w:val="Hipervnculo"/>
@@ -477,7 +477,7 @@
             <w:noProof/>
             <w:webHidden/>
           </w:rPr>
-          <w:instrText xml:space="preserve"> PAGEREF _Toc242544947 \h </w:instrText>
+          <w:instrText xml:space="preserve"> PAGEREF _Toc242827080 \h </w:instrText>
         </w:r>
         <w:r>
           <w:rPr>
@@ -522,7 +522,7 @@
       <w:pPr>
         <w:pStyle w:val="Ttulo1"/>
       </w:pPr>
-      <w:bookmarkStart w:id="0" w:name="_Toc242544941"/>
+      <w:bookmarkStart w:id="0" w:name="_Toc242827074"/>
       <w:r>
         <w:lastRenderedPageBreak/>
         <w:t>ANEXO D. SLICE 3: NIVEL 3 «EL RÍO» Y CIERRE DEL JUEGO</w:t>
@@ -556,7 +556,7 @@
       <w:pPr>
         <w:pStyle w:val="Ttulo2"/>
       </w:pPr>
-      <w:bookmarkStart w:id="1" w:name="_Toc242544942"/>
+      <w:bookmarkStart w:id="1" w:name="_Toc242827075"/>
       <w:r>
         <w:t>1. Alcance y seguimiento</w:t>
       </w:r>
@@ -620,9 +620,9 @@
         <w:tblLook w:val="0020" w:firstRow="1" w:lastRow="0" w:firstColumn="0" w:lastColumn="0" w:noHBand="0" w:noVBand="0"/>
       </w:tblPr>
       <w:tblGrid>
-        <w:gridCol w:w="695"/>
-        <w:gridCol w:w="1417"/>
-        <w:gridCol w:w="7850"/>
+        <w:gridCol w:w="697"/>
+        <w:gridCol w:w="1419"/>
+        <w:gridCol w:w="7846"/>
       </w:tblGrid>
       <w:tr>
         <w:trPr>
@@ -630,7 +630,7 @@
         </w:trPr>
         <w:tc>
           <w:tcPr>
-            <w:tcW w:w="349" w:type="pct"/>
+            <w:tcW w:w="350" w:type="pct"/>
             <w:shd w:val="clear" w:color="auto" w:fill="D9D9D9"/>
           </w:tcPr>
           <w:p>
@@ -653,7 +653,7 @@
         </w:tc>
         <w:tc>
           <w:tcPr>
-            <w:tcW w:w="711" w:type="pct"/>
+            <w:tcW w:w="712" w:type="pct"/>
             <w:shd w:val="clear" w:color="auto" w:fill="D9D9D9"/>
           </w:tcPr>
           <w:p>
@@ -676,7 +676,7 @@
         </w:tc>
         <w:tc>
           <w:tcPr>
-            <w:tcW w:w="3940" w:type="pct"/>
+            <w:tcW w:w="3938" w:type="pct"/>
             <w:shd w:val="clear" w:color="auto" w:fill="D9D9D9"/>
           </w:tcPr>
           <w:p>
@@ -701,7 +701,7 @@
       <w:tr>
         <w:tc>
           <w:tcPr>
-            <w:tcW w:w="349" w:type="pct"/>
+            <w:tcW w:w="350" w:type="pct"/>
             <w:shd w:val="clear" w:color="auto" w:fill="auto"/>
           </w:tcPr>
           <w:p>
@@ -722,7 +722,7 @@
         </w:tc>
         <w:tc>
           <w:tcPr>
-            <w:tcW w:w="711" w:type="pct"/>
+            <w:tcW w:w="712" w:type="pct"/>
             <w:shd w:val="clear" w:color="auto" w:fill="auto"/>
           </w:tcPr>
           <w:p>
@@ -743,7 +743,7 @@
         </w:tc>
         <w:tc>
           <w:tcPr>
-            <w:tcW w:w="3940" w:type="pct"/>
+            <w:tcW w:w="3938" w:type="pct"/>
             <w:shd w:val="clear" w:color="auto" w:fill="auto"/>
           </w:tcPr>
           <w:p>
@@ -766,7 +766,7 @@
       <w:tr>
         <w:tc>
           <w:tcPr>
-            <w:tcW w:w="349" w:type="pct"/>
+            <w:tcW w:w="350" w:type="pct"/>
             <w:shd w:val="clear" w:color="auto" w:fill="auto"/>
           </w:tcPr>
           <w:p>
@@ -787,7 +787,7 @@
         </w:tc>
         <w:tc>
           <w:tcPr>
-            <w:tcW w:w="711" w:type="pct"/>
+            <w:tcW w:w="712" w:type="pct"/>
             <w:shd w:val="clear" w:color="auto" w:fill="auto"/>
           </w:tcPr>
           <w:p>
@@ -808,7 +808,7 @@
         </w:tc>
         <w:tc>
           <w:tcPr>
-            <w:tcW w:w="3940" w:type="pct"/>
+            <w:tcW w:w="3938" w:type="pct"/>
             <w:shd w:val="clear" w:color="auto" w:fill="auto"/>
           </w:tcPr>
           <w:p>
@@ -857,7 +857,7 @@
       <w:tr>
         <w:tc>
           <w:tcPr>
-            <w:tcW w:w="349" w:type="pct"/>
+            <w:tcW w:w="350" w:type="pct"/>
             <w:shd w:val="clear" w:color="auto" w:fill="auto"/>
           </w:tcPr>
           <w:p>
@@ -879,7 +879,7 @@
         </w:tc>
         <w:tc>
           <w:tcPr>
-            <w:tcW w:w="711" w:type="pct"/>
+            <w:tcW w:w="712" w:type="pct"/>
             <w:shd w:val="clear" w:color="auto" w:fill="auto"/>
           </w:tcPr>
           <w:p>
@@ -900,7 +900,7 @@
         </w:tc>
         <w:tc>
           <w:tcPr>
-            <w:tcW w:w="3940" w:type="pct"/>
+            <w:tcW w:w="3938" w:type="pct"/>
             <w:shd w:val="clear" w:color="auto" w:fill="auto"/>
           </w:tcPr>
           <w:p>
@@ -923,7 +923,7 @@
       <w:tr>
         <w:tc>
           <w:tcPr>
-            <w:tcW w:w="349" w:type="pct"/>
+            <w:tcW w:w="350" w:type="pct"/>
             <w:shd w:val="clear" w:color="auto" w:fill="auto"/>
           </w:tcPr>
           <w:p>
@@ -944,7 +944,7 @@
         </w:tc>
         <w:tc>
           <w:tcPr>
-            <w:tcW w:w="711" w:type="pct"/>
+            <w:tcW w:w="712" w:type="pct"/>
             <w:shd w:val="clear" w:color="auto" w:fill="auto"/>
           </w:tcPr>
           <w:p>
@@ -965,7 +965,7 @@
         </w:tc>
         <w:tc>
           <w:tcPr>
-            <w:tcW w:w="3940" w:type="pct"/>
+            <w:tcW w:w="3938" w:type="pct"/>
             <w:shd w:val="clear" w:color="auto" w:fill="auto"/>
           </w:tcPr>
           <w:p>
@@ -988,7 +988,7 @@
       <w:tr>
         <w:tc>
           <w:tcPr>
-            <w:tcW w:w="349" w:type="pct"/>
+            <w:tcW w:w="350" w:type="pct"/>
             <w:shd w:val="clear" w:color="auto" w:fill="auto"/>
           </w:tcPr>
           <w:p>
@@ -1009,7 +1009,7 @@
         </w:tc>
         <w:tc>
           <w:tcPr>
-            <w:tcW w:w="711" w:type="pct"/>
+            <w:tcW w:w="712" w:type="pct"/>
             <w:shd w:val="clear" w:color="auto" w:fill="auto"/>
           </w:tcPr>
           <w:p>
@@ -1030,7 +1030,7 @@
         </w:tc>
         <w:tc>
           <w:tcPr>
-            <w:tcW w:w="3940" w:type="pct"/>
+            <w:tcW w:w="3938" w:type="pct"/>
             <w:shd w:val="clear" w:color="auto" w:fill="auto"/>
           </w:tcPr>
           <w:p>
@@ -1053,7 +1053,7 @@
       <w:tr>
         <w:tc>
           <w:tcPr>
-            <w:tcW w:w="349" w:type="pct"/>
+            <w:tcW w:w="350" w:type="pct"/>
             <w:shd w:val="clear" w:color="auto" w:fill="auto"/>
           </w:tcPr>
           <w:p>
@@ -1074,7 +1074,7 @@
         </w:tc>
         <w:tc>
           <w:tcPr>
-            <w:tcW w:w="711" w:type="pct"/>
+            <w:tcW w:w="712" w:type="pct"/>
             <w:shd w:val="clear" w:color="auto" w:fill="auto"/>
           </w:tcPr>
           <w:p>
@@ -1095,7 +1095,7 @@
         </w:tc>
         <w:tc>
           <w:tcPr>
-            <w:tcW w:w="3940" w:type="pct"/>
+            <w:tcW w:w="3938" w:type="pct"/>
             <w:shd w:val="clear" w:color="auto" w:fill="auto"/>
           </w:tcPr>
           <w:p>
@@ -2255,7 +2255,7 @@
       <w:pPr>
         <w:pStyle w:val="Ttulo2"/>
       </w:pPr>
-      <w:bookmarkStart w:id="2" w:name="_Toc242544943"/>
+      <w:bookmarkStart w:id="2" w:name="_Toc242827076"/>
       <w:r>
         <w:t>2. Lo implementado</w:t>
       </w:r>
@@ -2537,7 +2537,7 @@
         <w:pStyle w:val="PrimerprrafoOE3"/>
       </w:pPr>
       <w:r>
-        <w:t>La lista de cuatro tareas, «Recoger troncos», «Encontrar sogas», «Ensamblar la balsa» y «Colocar el mástil y la vela», permanece arriba a la izquierda durante todo el nivel (RF-36). La regla de marcado vive en C# plano (</w:t>
+        <w:t>La lista de cuatro tareas, «Recoger troncos», «Encontrar sogas», «Armar la balsa» (hasta el 13/10/2026, «Ensamblar la balsa»; INC-157) y «Colocar el mástil y la vela», permanece arriba a la izquierda durante todo el nivel (RF-36). La regla de marcado vive en C# plano (</w:t>
       </w:r>
       <w:r>
         <w:rPr>
@@ -2613,7 +2613,11 @@
         <w:t>IPointerUp</w:t>
       </w:r>
       <w:r>
-        <w:t>), y el paseo, con sus límites, es un modelo en C# plano (</w:t>
+        <w:t xml:space="preserve">), y el paseo, con sus límites, es un modelo en C# </w:t>
+      </w:r>
+      <w:r>
+        <w:lastRenderedPageBreak/>
+        <w:t>plano (</w:t>
       </w:r>
       <w:r>
         <w:rPr>
@@ -2628,7 +2632,6 @@
         <w:rPr>
           <w:rStyle w:val="CdigoenlneaOE3"/>
         </w:rPr>
-        <w:lastRenderedPageBreak/>
         <w:t>RiverScene_INC01_NoExisteVinculacionDeTecladoEnElMapaDeControles</w:t>
       </w:r>
       <w:r>
@@ -3841,7 +3844,7 @@
       <w:pPr>
         <w:pStyle w:val="Ttulo2"/>
       </w:pPr>
-      <w:bookmarkStart w:id="3" w:name="_Toc242544944"/>
+      <w:bookmarkStart w:id="3" w:name="_Toc242827077"/>
       <w:r>
         <w:t>3. Decisiones de diseño y hallazgos de consistencia</w:t>
       </w:r>
@@ -4038,10 +4041,10 @@
         <w:tblLook w:val="0020" w:firstRow="1" w:lastRow="0" w:firstColumn="0" w:lastColumn="0" w:noHBand="0" w:noVBand="0"/>
       </w:tblPr>
       <w:tblGrid>
-        <w:gridCol w:w="784"/>
-        <w:gridCol w:w="3528"/>
-        <w:gridCol w:w="4148"/>
-        <w:gridCol w:w="1502"/>
+        <w:gridCol w:w="762"/>
+        <w:gridCol w:w="3030"/>
+        <w:gridCol w:w="4696"/>
+        <w:gridCol w:w="1474"/>
       </w:tblGrid>
       <w:tr>
         <w:trPr>
@@ -4049,7 +4052,7 @@
         </w:trPr>
         <w:tc>
           <w:tcPr>
-            <w:tcW w:w="393" w:type="pct"/>
+            <w:tcW w:w="382" w:type="pct"/>
             <w:shd w:val="clear" w:color="auto" w:fill="D9D9D9"/>
           </w:tcPr>
           <w:p>
@@ -4072,7 +4075,7 @@
         </w:tc>
         <w:tc>
           <w:tcPr>
-            <w:tcW w:w="1770" w:type="pct"/>
+            <w:tcW w:w="1521" w:type="pct"/>
             <w:shd w:val="clear" w:color="auto" w:fill="D9D9D9"/>
           </w:tcPr>
           <w:p>
@@ -4095,7 +4098,7 @@
         </w:tc>
         <w:tc>
           <w:tcPr>
-            <w:tcW w:w="2082" w:type="pct"/>
+            <w:tcW w:w="2357" w:type="pct"/>
             <w:shd w:val="clear" w:color="auto" w:fill="D9D9D9"/>
           </w:tcPr>
           <w:p>
@@ -4118,7 +4121,7 @@
         </w:tc>
         <w:tc>
           <w:tcPr>
-            <w:tcW w:w="754" w:type="pct"/>
+            <w:tcW w:w="741" w:type="pct"/>
             <w:shd w:val="clear" w:color="auto" w:fill="D9D9D9"/>
           </w:tcPr>
           <w:p>
@@ -4143,7 +4146,7 @@
       <w:tr>
         <w:tc>
           <w:tcPr>
-            <w:tcW w:w="393" w:type="pct"/>
+            <w:tcW w:w="382" w:type="pct"/>
             <w:shd w:val="clear" w:color="auto" w:fill="auto"/>
           </w:tcPr>
           <w:p>
@@ -4164,7 +4167,7 @@
         </w:tc>
         <w:tc>
           <w:tcPr>
-            <w:tcW w:w="1770" w:type="pct"/>
+            <w:tcW w:w="1521" w:type="pct"/>
             <w:shd w:val="clear" w:color="auto" w:fill="auto"/>
           </w:tcPr>
           <w:p>
@@ -4185,7 +4188,7 @@
         </w:tc>
         <w:tc>
           <w:tcPr>
-            <w:tcW w:w="2082" w:type="pct"/>
+            <w:tcW w:w="2357" w:type="pct"/>
             <w:shd w:val="clear" w:color="auto" w:fill="auto"/>
           </w:tcPr>
           <w:p>
@@ -4206,7 +4209,7 @@
         </w:tc>
         <w:tc>
           <w:tcPr>
-            <w:tcW w:w="754" w:type="pct"/>
+            <w:tcW w:w="741" w:type="pct"/>
             <w:shd w:val="clear" w:color="auto" w:fill="auto"/>
           </w:tcPr>
           <w:p>
@@ -4229,7 +4232,7 @@
       <w:tr>
         <w:tc>
           <w:tcPr>
-            <w:tcW w:w="393" w:type="pct"/>
+            <w:tcW w:w="382" w:type="pct"/>
             <w:shd w:val="clear" w:color="auto" w:fill="auto"/>
           </w:tcPr>
           <w:p>
@@ -4250,7 +4253,7 @@
         </w:tc>
         <w:tc>
           <w:tcPr>
-            <w:tcW w:w="1770" w:type="pct"/>
+            <w:tcW w:w="1521" w:type="pct"/>
             <w:shd w:val="clear" w:color="auto" w:fill="auto"/>
           </w:tcPr>
           <w:p>
@@ -4271,7 +4274,7 @@
         </w:tc>
         <w:tc>
           <w:tcPr>
-            <w:tcW w:w="2082" w:type="pct"/>
+            <w:tcW w:w="2357" w:type="pct"/>
             <w:shd w:val="clear" w:color="auto" w:fill="auto"/>
           </w:tcPr>
           <w:p>
@@ -4292,7 +4295,7 @@
         </w:tc>
         <w:tc>
           <w:tcPr>
-            <w:tcW w:w="754" w:type="pct"/>
+            <w:tcW w:w="741" w:type="pct"/>
             <w:shd w:val="clear" w:color="auto" w:fill="auto"/>
           </w:tcPr>
           <w:p>
@@ -4315,7 +4318,7 @@
       <w:tr>
         <w:tc>
           <w:tcPr>
-            <w:tcW w:w="393" w:type="pct"/>
+            <w:tcW w:w="382" w:type="pct"/>
             <w:shd w:val="clear" w:color="auto" w:fill="auto"/>
           </w:tcPr>
           <w:p>
@@ -4336,7 +4339,7 @@
         </w:tc>
         <w:tc>
           <w:tcPr>
-            <w:tcW w:w="1770" w:type="pct"/>
+            <w:tcW w:w="1521" w:type="pct"/>
             <w:shd w:val="clear" w:color="auto" w:fill="auto"/>
           </w:tcPr>
           <w:p>
@@ -4357,7 +4360,7 @@
         </w:tc>
         <w:tc>
           <w:tcPr>
-            <w:tcW w:w="2082" w:type="pct"/>
+            <w:tcW w:w="2357" w:type="pct"/>
             <w:shd w:val="clear" w:color="auto" w:fill="auto"/>
           </w:tcPr>
           <w:p>
@@ -4385,7 +4388,7 @@
         </w:tc>
         <w:tc>
           <w:tcPr>
-            <w:tcW w:w="754" w:type="pct"/>
+            <w:tcW w:w="741" w:type="pct"/>
             <w:shd w:val="clear" w:color="auto" w:fill="auto"/>
           </w:tcPr>
           <w:p>
@@ -4408,7 +4411,7 @@
       <w:tr>
         <w:tc>
           <w:tcPr>
-            <w:tcW w:w="393" w:type="pct"/>
+            <w:tcW w:w="382" w:type="pct"/>
             <w:shd w:val="clear" w:color="auto" w:fill="auto"/>
           </w:tcPr>
           <w:p>
@@ -4429,7 +4432,7 @@
         </w:tc>
         <w:tc>
           <w:tcPr>
-            <w:tcW w:w="1770" w:type="pct"/>
+            <w:tcW w:w="1521" w:type="pct"/>
             <w:shd w:val="clear" w:color="auto" w:fill="auto"/>
           </w:tcPr>
           <w:p>
@@ -4450,7 +4453,7 @@
         </w:tc>
         <w:tc>
           <w:tcPr>
-            <w:tcW w:w="2082" w:type="pct"/>
+            <w:tcW w:w="2357" w:type="pct"/>
             <w:shd w:val="clear" w:color="auto" w:fill="auto"/>
           </w:tcPr>
           <w:p>
@@ -4471,7 +4474,7 @@
         </w:tc>
         <w:tc>
           <w:tcPr>
-            <w:tcW w:w="754" w:type="pct"/>
+            <w:tcW w:w="741" w:type="pct"/>
             <w:shd w:val="clear" w:color="auto" w:fill="auto"/>
           </w:tcPr>
           <w:p>
@@ -4494,7 +4497,7 @@
       <w:tr>
         <w:tc>
           <w:tcPr>
-            <w:tcW w:w="393" w:type="pct"/>
+            <w:tcW w:w="382" w:type="pct"/>
             <w:shd w:val="clear" w:color="auto" w:fill="auto"/>
           </w:tcPr>
           <w:p>
@@ -4515,7 +4518,7 @@
         </w:tc>
         <w:tc>
           <w:tcPr>
-            <w:tcW w:w="1770" w:type="pct"/>
+            <w:tcW w:w="1521" w:type="pct"/>
             <w:shd w:val="clear" w:color="auto" w:fill="auto"/>
           </w:tcPr>
           <w:p>
@@ -4536,7 +4539,7 @@
         </w:tc>
         <w:tc>
           <w:tcPr>
-            <w:tcW w:w="2082" w:type="pct"/>
+            <w:tcW w:w="2357" w:type="pct"/>
             <w:shd w:val="clear" w:color="auto" w:fill="auto"/>
           </w:tcPr>
           <w:p>
@@ -4557,7 +4560,7 @@
         </w:tc>
         <w:tc>
           <w:tcPr>
-            <w:tcW w:w="754" w:type="pct"/>
+            <w:tcW w:w="741" w:type="pct"/>
             <w:shd w:val="clear" w:color="auto" w:fill="auto"/>
           </w:tcPr>
           <w:p>
@@ -4580,7 +4583,7 @@
       <w:tr>
         <w:tc>
           <w:tcPr>
-            <w:tcW w:w="393" w:type="pct"/>
+            <w:tcW w:w="382" w:type="pct"/>
             <w:shd w:val="clear" w:color="auto" w:fill="auto"/>
           </w:tcPr>
           <w:p>
@@ -4601,7 +4604,7 @@
         </w:tc>
         <w:tc>
           <w:tcPr>
-            <w:tcW w:w="1770" w:type="pct"/>
+            <w:tcW w:w="1521" w:type="pct"/>
             <w:shd w:val="clear" w:color="auto" w:fill="auto"/>
           </w:tcPr>
           <w:p>
@@ -4622,7 +4625,7 @@
         </w:tc>
         <w:tc>
           <w:tcPr>
-            <w:tcW w:w="2082" w:type="pct"/>
+            <w:tcW w:w="2357" w:type="pct"/>
             <w:shd w:val="clear" w:color="auto" w:fill="auto"/>
           </w:tcPr>
           <w:p>
@@ -4643,7 +4646,7 @@
         </w:tc>
         <w:tc>
           <w:tcPr>
-            <w:tcW w:w="754" w:type="pct"/>
+            <w:tcW w:w="741" w:type="pct"/>
             <w:shd w:val="clear" w:color="auto" w:fill="auto"/>
           </w:tcPr>
           <w:p>
@@ -4666,28 +4669,29 @@
       <w:tr>
         <w:tc>
           <w:tcPr>
-            <w:tcW w:w="393" w:type="pct"/>
-            <w:shd w:val="clear" w:color="auto" w:fill="auto"/>
-          </w:tcPr>
-          <w:p>
-            <w:pPr>
-              <w:pStyle w:val="CompactoOE3"/>
-              <w:spacing w:after="0"/>
-              <w:rPr>
-                <w:sz w:val="18"/>
-              </w:rPr>
-            </w:pPr>
-            <w:r>
-              <w:rPr>
-                <w:sz w:val="18"/>
-              </w:rPr>
+            <w:tcW w:w="382" w:type="pct"/>
+            <w:shd w:val="clear" w:color="auto" w:fill="auto"/>
+          </w:tcPr>
+          <w:p>
+            <w:pPr>
+              <w:pStyle w:val="CompactoOE3"/>
+              <w:spacing w:after="0"/>
+              <w:rPr>
+                <w:sz w:val="18"/>
+              </w:rPr>
+            </w:pPr>
+            <w:r>
+              <w:rPr>
+                <w:sz w:val="18"/>
+              </w:rPr>
+              <w:lastRenderedPageBreak/>
               <w:t>INC-89</w:t>
             </w:r>
           </w:p>
         </w:tc>
         <w:tc>
           <w:tcPr>
-            <w:tcW w:w="1770" w:type="pct"/>
+            <w:tcW w:w="1521" w:type="pct"/>
             <w:shd w:val="clear" w:color="auto" w:fill="auto"/>
           </w:tcPr>
           <w:p>
@@ -4708,7 +4712,7 @@
         </w:tc>
         <w:tc>
           <w:tcPr>
-            <w:tcW w:w="2082" w:type="pct"/>
+            <w:tcW w:w="2357" w:type="pct"/>
             <w:shd w:val="clear" w:color="auto" w:fill="auto"/>
           </w:tcPr>
           <w:p>
@@ -4729,7 +4733,7 @@
         </w:tc>
         <w:tc>
           <w:tcPr>
-            <w:tcW w:w="754" w:type="pct"/>
+            <w:tcW w:w="741" w:type="pct"/>
             <w:shd w:val="clear" w:color="auto" w:fill="auto"/>
           </w:tcPr>
           <w:p>
@@ -4752,29 +4756,28 @@
       <w:tr>
         <w:tc>
           <w:tcPr>
-            <w:tcW w:w="393" w:type="pct"/>
-            <w:shd w:val="clear" w:color="auto" w:fill="auto"/>
-          </w:tcPr>
-          <w:p>
-            <w:pPr>
-              <w:pStyle w:val="CompactoOE3"/>
-              <w:spacing w:after="0"/>
-              <w:rPr>
-                <w:sz w:val="18"/>
-              </w:rPr>
-            </w:pPr>
-            <w:r>
-              <w:rPr>
-                <w:sz w:val="18"/>
-              </w:rPr>
-              <w:lastRenderedPageBreak/>
+            <w:tcW w:w="382" w:type="pct"/>
+            <w:shd w:val="clear" w:color="auto" w:fill="auto"/>
+          </w:tcPr>
+          <w:p>
+            <w:pPr>
+              <w:pStyle w:val="CompactoOE3"/>
+              <w:spacing w:after="0"/>
+              <w:rPr>
+                <w:sz w:val="18"/>
+              </w:rPr>
+            </w:pPr>
+            <w:r>
+              <w:rPr>
+                <w:sz w:val="18"/>
+              </w:rPr>
               <w:t>INC-90</w:t>
             </w:r>
           </w:p>
         </w:tc>
         <w:tc>
           <w:tcPr>
-            <w:tcW w:w="1770" w:type="pct"/>
+            <w:tcW w:w="1521" w:type="pct"/>
             <w:shd w:val="clear" w:color="auto" w:fill="auto"/>
           </w:tcPr>
           <w:p>
@@ -4795,7 +4798,7 @@
         </w:tc>
         <w:tc>
           <w:tcPr>
-            <w:tcW w:w="2082" w:type="pct"/>
+            <w:tcW w:w="2357" w:type="pct"/>
             <w:shd w:val="clear" w:color="auto" w:fill="auto"/>
           </w:tcPr>
           <w:p>
@@ -4816,7 +4819,7 @@
         </w:tc>
         <w:tc>
           <w:tcPr>
-            <w:tcW w:w="754" w:type="pct"/>
+            <w:tcW w:w="741" w:type="pct"/>
             <w:shd w:val="clear" w:color="auto" w:fill="auto"/>
           </w:tcPr>
           <w:p>
@@ -4839,7 +4842,7 @@
       <w:tr>
         <w:tc>
           <w:tcPr>
-            <w:tcW w:w="393" w:type="pct"/>
+            <w:tcW w:w="382" w:type="pct"/>
             <w:shd w:val="clear" w:color="auto" w:fill="auto"/>
           </w:tcPr>
           <w:p>
@@ -4860,7 +4863,7 @@
         </w:tc>
         <w:tc>
           <w:tcPr>
-            <w:tcW w:w="1770" w:type="pct"/>
+            <w:tcW w:w="1521" w:type="pct"/>
             <w:shd w:val="clear" w:color="auto" w:fill="auto"/>
           </w:tcPr>
           <w:p>
@@ -4881,7 +4884,7 @@
         </w:tc>
         <w:tc>
           <w:tcPr>
-            <w:tcW w:w="2082" w:type="pct"/>
+            <w:tcW w:w="2357" w:type="pct"/>
             <w:shd w:val="clear" w:color="auto" w:fill="auto"/>
           </w:tcPr>
           <w:p>
@@ -4902,7 +4905,7 @@
         </w:tc>
         <w:tc>
           <w:tcPr>
-            <w:tcW w:w="754" w:type="pct"/>
+            <w:tcW w:w="741" w:type="pct"/>
             <w:shd w:val="clear" w:color="auto" w:fill="auto"/>
           </w:tcPr>
           <w:p>
@@ -4925,7 +4928,7 @@
       <w:tr>
         <w:tc>
           <w:tcPr>
-            <w:tcW w:w="393" w:type="pct"/>
+            <w:tcW w:w="382" w:type="pct"/>
             <w:shd w:val="clear" w:color="auto" w:fill="auto"/>
           </w:tcPr>
           <w:p>
@@ -4946,7 +4949,7 @@
         </w:tc>
         <w:tc>
           <w:tcPr>
-            <w:tcW w:w="1770" w:type="pct"/>
+            <w:tcW w:w="1521" w:type="pct"/>
             <w:shd w:val="clear" w:color="auto" w:fill="auto"/>
           </w:tcPr>
           <w:p>
@@ -4967,7 +4970,7 @@
         </w:tc>
         <w:tc>
           <w:tcPr>
-            <w:tcW w:w="2082" w:type="pct"/>
+            <w:tcW w:w="2357" w:type="pct"/>
             <w:shd w:val="clear" w:color="auto" w:fill="auto"/>
           </w:tcPr>
           <w:p>
@@ -4988,7 +4991,7 @@
         </w:tc>
         <w:tc>
           <w:tcPr>
-            <w:tcW w:w="754" w:type="pct"/>
+            <w:tcW w:w="741" w:type="pct"/>
             <w:shd w:val="clear" w:color="auto" w:fill="auto"/>
           </w:tcPr>
           <w:p>
@@ -5011,7 +5014,7 @@
       <w:tr>
         <w:tc>
           <w:tcPr>
-            <w:tcW w:w="393" w:type="pct"/>
+            <w:tcW w:w="382" w:type="pct"/>
             <w:shd w:val="clear" w:color="auto" w:fill="auto"/>
           </w:tcPr>
           <w:p>
@@ -5032,7 +5035,7 @@
         </w:tc>
         <w:tc>
           <w:tcPr>
-            <w:tcW w:w="1770" w:type="pct"/>
+            <w:tcW w:w="1521" w:type="pct"/>
             <w:shd w:val="clear" w:color="auto" w:fill="auto"/>
           </w:tcPr>
           <w:p>
@@ -5053,7 +5056,7 @@
         </w:tc>
         <w:tc>
           <w:tcPr>
-            <w:tcW w:w="2082" w:type="pct"/>
+            <w:tcW w:w="2357" w:type="pct"/>
             <w:shd w:val="clear" w:color="auto" w:fill="auto"/>
           </w:tcPr>
           <w:p>
@@ -5081,7 +5084,7 @@
         </w:tc>
         <w:tc>
           <w:tcPr>
-            <w:tcW w:w="754" w:type="pct"/>
+            <w:tcW w:w="741" w:type="pct"/>
             <w:shd w:val="clear" w:color="auto" w:fill="auto"/>
           </w:tcPr>
           <w:p>
@@ -5104,7 +5107,7 @@
       <w:tr>
         <w:tc>
           <w:tcPr>
-            <w:tcW w:w="393" w:type="pct"/>
+            <w:tcW w:w="382" w:type="pct"/>
             <w:shd w:val="clear" w:color="auto" w:fill="auto"/>
           </w:tcPr>
           <w:p>
@@ -5125,7 +5128,7 @@
         </w:tc>
         <w:tc>
           <w:tcPr>
-            <w:tcW w:w="1770" w:type="pct"/>
+            <w:tcW w:w="1521" w:type="pct"/>
             <w:shd w:val="clear" w:color="auto" w:fill="auto"/>
           </w:tcPr>
           <w:p>
@@ -5146,7 +5149,7 @@
         </w:tc>
         <w:tc>
           <w:tcPr>
-            <w:tcW w:w="2082" w:type="pct"/>
+            <w:tcW w:w="2357" w:type="pct"/>
             <w:shd w:val="clear" w:color="auto" w:fill="auto"/>
           </w:tcPr>
           <w:p>
@@ -5174,7 +5177,7 @@
         </w:tc>
         <w:tc>
           <w:tcPr>
-            <w:tcW w:w="754" w:type="pct"/>
+            <w:tcW w:w="741" w:type="pct"/>
             <w:shd w:val="clear" w:color="auto" w:fill="auto"/>
           </w:tcPr>
           <w:p>
@@ -5197,7 +5200,7 @@
       <w:tr>
         <w:tc>
           <w:tcPr>
-            <w:tcW w:w="393" w:type="pct"/>
+            <w:tcW w:w="382" w:type="pct"/>
             <w:shd w:val="clear" w:color="auto" w:fill="auto"/>
           </w:tcPr>
           <w:p>
@@ -5218,7 +5221,7 @@
         </w:tc>
         <w:tc>
           <w:tcPr>
-            <w:tcW w:w="1770" w:type="pct"/>
+            <w:tcW w:w="1521" w:type="pct"/>
             <w:shd w:val="clear" w:color="auto" w:fill="auto"/>
           </w:tcPr>
           <w:p>
@@ -5239,7 +5242,7 @@
         </w:tc>
         <w:tc>
           <w:tcPr>
-            <w:tcW w:w="2082" w:type="pct"/>
+            <w:tcW w:w="2357" w:type="pct"/>
             <w:shd w:val="clear" w:color="auto" w:fill="auto"/>
           </w:tcPr>
           <w:p>
@@ -5260,7 +5263,7 @@
         </w:tc>
         <w:tc>
           <w:tcPr>
-            <w:tcW w:w="754" w:type="pct"/>
+            <w:tcW w:w="741" w:type="pct"/>
             <w:shd w:val="clear" w:color="auto" w:fill="auto"/>
           </w:tcPr>
           <w:p>
@@ -5283,7 +5286,7 @@
       <w:tr>
         <w:tc>
           <w:tcPr>
-            <w:tcW w:w="393" w:type="pct"/>
+            <w:tcW w:w="382" w:type="pct"/>
             <w:shd w:val="clear" w:color="auto" w:fill="auto"/>
           </w:tcPr>
           <w:p>
@@ -5304,7 +5307,7 @@
         </w:tc>
         <w:tc>
           <w:tcPr>
-            <w:tcW w:w="1770" w:type="pct"/>
+            <w:tcW w:w="1521" w:type="pct"/>
             <w:shd w:val="clear" w:color="auto" w:fill="auto"/>
           </w:tcPr>
           <w:p>
@@ -5325,7 +5328,7 @@
         </w:tc>
         <w:tc>
           <w:tcPr>
-            <w:tcW w:w="2082" w:type="pct"/>
+            <w:tcW w:w="2357" w:type="pct"/>
             <w:shd w:val="clear" w:color="auto" w:fill="auto"/>
           </w:tcPr>
           <w:p>
@@ -5353,7 +5356,7 @@
         </w:tc>
         <w:tc>
           <w:tcPr>
-            <w:tcW w:w="754" w:type="pct"/>
+            <w:tcW w:w="741" w:type="pct"/>
             <w:shd w:val="clear" w:color="auto" w:fill="auto"/>
           </w:tcPr>
           <w:p>
@@ -5376,7 +5379,7 @@
       <w:tr>
         <w:tc>
           <w:tcPr>
-            <w:tcW w:w="393" w:type="pct"/>
+            <w:tcW w:w="382" w:type="pct"/>
             <w:shd w:val="clear" w:color="auto" w:fill="auto"/>
           </w:tcPr>
           <w:p>
@@ -5397,7 +5400,7 @@
         </w:tc>
         <w:tc>
           <w:tcPr>
-            <w:tcW w:w="1770" w:type="pct"/>
+            <w:tcW w:w="1521" w:type="pct"/>
             <w:shd w:val="clear" w:color="auto" w:fill="auto"/>
           </w:tcPr>
           <w:p>
@@ -5418,7 +5421,7 @@
         </w:tc>
         <w:tc>
           <w:tcPr>
-            <w:tcW w:w="2082" w:type="pct"/>
+            <w:tcW w:w="2357" w:type="pct"/>
             <w:shd w:val="clear" w:color="auto" w:fill="auto"/>
           </w:tcPr>
           <w:p>
@@ -5446,7 +5449,7 @@
         </w:tc>
         <w:tc>
           <w:tcPr>
-            <w:tcW w:w="754" w:type="pct"/>
+            <w:tcW w:w="741" w:type="pct"/>
             <w:shd w:val="clear" w:color="auto" w:fill="auto"/>
           </w:tcPr>
           <w:p>
@@ -5469,7 +5472,7 @@
       <w:tr>
         <w:tc>
           <w:tcPr>
-            <w:tcW w:w="393" w:type="pct"/>
+            <w:tcW w:w="382" w:type="pct"/>
             <w:shd w:val="clear" w:color="auto" w:fill="auto"/>
           </w:tcPr>
           <w:p>
@@ -5490,7 +5493,7 @@
         </w:tc>
         <w:tc>
           <w:tcPr>
-            <w:tcW w:w="1770" w:type="pct"/>
+            <w:tcW w:w="1521" w:type="pct"/>
             <w:shd w:val="clear" w:color="auto" w:fill="auto"/>
           </w:tcPr>
           <w:p>
@@ -5511,7 +5514,7 @@
         </w:tc>
         <w:tc>
           <w:tcPr>
-            <w:tcW w:w="2082" w:type="pct"/>
+            <w:tcW w:w="2357" w:type="pct"/>
             <w:shd w:val="clear" w:color="auto" w:fill="auto"/>
           </w:tcPr>
           <w:p>
@@ -5539,7 +5542,7 @@
         </w:tc>
         <w:tc>
           <w:tcPr>
-            <w:tcW w:w="754" w:type="pct"/>
+            <w:tcW w:w="741" w:type="pct"/>
             <w:shd w:val="clear" w:color="auto" w:fill="auto"/>
           </w:tcPr>
           <w:p>
@@ -5562,7 +5565,7 @@
       <w:tr>
         <w:tc>
           <w:tcPr>
-            <w:tcW w:w="393" w:type="pct"/>
+            <w:tcW w:w="382" w:type="pct"/>
             <w:shd w:val="clear" w:color="auto" w:fill="auto"/>
           </w:tcPr>
           <w:p>
@@ -5583,7 +5586,7 @@
         </w:tc>
         <w:tc>
           <w:tcPr>
-            <w:tcW w:w="1770" w:type="pct"/>
+            <w:tcW w:w="1521" w:type="pct"/>
             <w:shd w:val="clear" w:color="auto" w:fill="auto"/>
           </w:tcPr>
           <w:p>
@@ -5604,7 +5607,7 @@
         </w:tc>
         <w:tc>
           <w:tcPr>
-            <w:tcW w:w="2082" w:type="pct"/>
+            <w:tcW w:w="2357" w:type="pct"/>
             <w:shd w:val="clear" w:color="auto" w:fill="auto"/>
           </w:tcPr>
           <w:p>
@@ -5632,7 +5635,7 @@
         </w:tc>
         <w:tc>
           <w:tcPr>
-            <w:tcW w:w="754" w:type="pct"/>
+            <w:tcW w:w="741" w:type="pct"/>
             <w:shd w:val="clear" w:color="auto" w:fill="auto"/>
           </w:tcPr>
           <w:p>
@@ -5648,6 +5651,170 @@
                 <w:sz w:val="18"/>
               </w:rPr>
               <w:t>01/10/2026</w:t>
+            </w:r>
+          </w:p>
+        </w:tc>
+      </w:tr>
+      <w:tr>
+        <w:tc>
+          <w:tcPr>
+            <w:tcW w:w="382" w:type="pct"/>
+            <w:shd w:val="clear" w:color="auto" w:fill="auto"/>
+          </w:tcPr>
+          <w:p>
+            <w:pPr>
+              <w:pStyle w:val="CompactoOE3"/>
+              <w:spacing w:after="0"/>
+              <w:rPr>
+                <w:sz w:val="18"/>
+              </w:rPr>
+            </w:pPr>
+            <w:r>
+              <w:rPr>
+                <w:sz w:val="18"/>
+              </w:rPr>
+              <w:t>INC-157</w:t>
+            </w:r>
+          </w:p>
+        </w:tc>
+        <w:tc>
+          <w:tcPr>
+            <w:tcW w:w="1521" w:type="pct"/>
+            <w:shd w:val="clear" w:color="auto" w:fill="auto"/>
+          </w:tcPr>
+          <w:p>
+            <w:pPr>
+              <w:pStyle w:val="CompactoOE3"/>
+              <w:spacing w:after="0"/>
+              <w:rPr>
+                <w:sz w:val="18"/>
+              </w:rPr>
+            </w:pPr>
+            <w:r>
+              <w:rPr>
+                <w:sz w:val="18"/>
+              </w:rPr>
+              <w:t>Las narrativas y los textos del río usan un vocabulario llano para grado quinto; «Ensamblar la balsa» pasa a «Armar la balsa»</w:t>
+            </w:r>
+          </w:p>
+        </w:tc>
+        <w:tc>
+          <w:tcPr>
+            <w:tcW w:w="2357" w:type="pct"/>
+            <w:shd w:val="clear" w:color="auto" w:fill="auto"/>
+          </w:tcPr>
+          <w:p>
+            <w:pPr>
+              <w:pStyle w:val="CompactoOE3"/>
+              <w:spacing w:after="0"/>
+              <w:rPr>
+                <w:sz w:val="18"/>
+              </w:rPr>
+            </w:pPr>
+            <w:r>
+              <w:rPr>
+                <w:sz w:val="18"/>
+              </w:rPr>
+              <w:t xml:space="preserve">Narrativas </w:t>
+            </w:r>
+            <w:r>
+              <w:rPr>
+                <w:rStyle w:val="CdigoenlneaOE3"/>
+                <w:sz w:val="18"/>
+              </w:rPr>
+              <w:t>N3_*</w:t>
+            </w:r>
+            <w:r>
+              <w:rPr>
+                <w:sz w:val="18"/>
+              </w:rPr>
+              <w:t xml:space="preserve">, </w:t>
+            </w:r>
+            <w:r>
+              <w:rPr>
+                <w:rStyle w:val="CdigoenlneaOE3"/>
+                <w:sz w:val="18"/>
+              </w:rPr>
+              <w:t>N3_RiverLevelConfig</w:t>
+            </w:r>
+            <w:r>
+              <w:rPr>
+                <w:sz w:val="18"/>
+              </w:rPr>
+              <w:t xml:space="preserve"> y </w:t>
+            </w:r>
+            <w:r>
+              <w:rPr>
+                <w:rStyle w:val="CdigoenlneaOE3"/>
+                <w:sz w:val="18"/>
+              </w:rPr>
+              <w:t>N3_RaftAssemblyContent</w:t>
+            </w:r>
+            <w:r>
+              <w:rPr>
+                <w:sz w:val="18"/>
+              </w:rPr>
+              <w:t xml:space="preserve">; pruebas </w:t>
+            </w:r>
+            <w:r>
+              <w:rPr>
+                <w:rStyle w:val="CdigoenlneaOE3"/>
+                <w:sz w:val="18"/>
+              </w:rPr>
+              <w:t>RiverLevelConfigTests</w:t>
+            </w:r>
+            <w:r>
+              <w:rPr>
+                <w:sz w:val="18"/>
+              </w:rPr>
+              <w:t xml:space="preserve">, </w:t>
+            </w:r>
+            <w:r>
+              <w:rPr>
+                <w:rStyle w:val="CdigoenlneaOE3"/>
+                <w:sz w:val="18"/>
+              </w:rPr>
+              <w:t>TaskListTests</w:t>
+            </w:r>
+            <w:r>
+              <w:rPr>
+                <w:sz w:val="18"/>
+              </w:rPr>
+              <w:t xml:space="preserve"> y </w:t>
+            </w:r>
+            <w:r>
+              <w:rPr>
+                <w:rStyle w:val="CdigoenlneaOE3"/>
+                <w:sz w:val="18"/>
+              </w:rPr>
+              <w:t>RaftAssemblyTests</w:t>
+            </w:r>
+            <w:r>
+              <w:rPr>
+                <w:sz w:val="18"/>
+              </w:rPr>
+              <w:t>; el guion radicado espera cotejo y autorización</w:t>
+            </w:r>
+          </w:p>
+        </w:tc>
+        <w:tc>
+          <w:tcPr>
+            <w:tcW w:w="741" w:type="pct"/>
+            <w:shd w:val="clear" w:color="auto" w:fill="auto"/>
+          </w:tcPr>
+          <w:p>
+            <w:pPr>
+              <w:pStyle w:val="CompactoOE3"/>
+              <w:spacing w:after="0"/>
+              <w:rPr>
+                <w:sz w:val="18"/>
+              </w:rPr>
+            </w:pPr>
+            <w:r>
+              <w:rPr>
+                <w:sz w:val="18"/>
+              </w:rPr>
+              <w:t>13/10/2026</w:t>
             </w:r>
           </w:p>
         </w:tc>
@@ -5657,7 +5824,7 @@
       <w:pPr>
         <w:pStyle w:val="Ttulo2"/>
       </w:pPr>
-      <w:bookmarkStart w:id="4" w:name="_Toc242544945"/>
+      <w:bookmarkStart w:id="4" w:name="_Toc242827078"/>
       <w:r>
         <w:t>4. Verificación</w:t>
       </w:r>
@@ -5676,6 +5843,7 @@
         <w:pStyle w:val="PrimerprrafoOE3"/>
       </w:pPr>
       <w:r>
+        <w:lastRenderedPageBreak/>
         <w:t xml:space="preserve">Las pruebas del nivel están en dos módulos. </w:t>
       </w:r>
       <w:r>
@@ -5784,7 +5952,6 @@
                 <w:b/>
                 <w:sz w:val="18"/>
               </w:rPr>
-              <w:lastRenderedPageBreak/>
               <w:t>Requisito</w:t>
             </w:r>
           </w:p>
@@ -6184,6 +6351,7 @@
               <w:rPr>
                 <w:sz w:val="18"/>
               </w:rPr>
+              <w:lastRenderedPageBreak/>
               <w:t>RF-40</w:t>
             </w:r>
           </w:p>
@@ -6337,14 +6505,7 @@
               <w:rPr>
                 <w:sz w:val="18"/>
               </w:rPr>
-              <w:t xml:space="preserve">La prueba anticipada </w:t>
-            </w:r>
-            <w:r>
-              <w:rPr>
-                <w:sz w:val="18"/>
-              </w:rPr>
-              <w:lastRenderedPageBreak/>
-              <w:t>hunde la balsa y sigue en la fase</w:t>
+              <w:t>La prueba anticipada hunde la balsa y sigue en la fase</w:t>
             </w:r>
           </w:p>
         </w:tc>
@@ -6366,7 +6527,6 @@
                 <w:rStyle w:val="CdigoenlneaOE3"/>
                 <w:sz w:val="18"/>
               </w:rPr>
-              <w:lastRenderedPageBreak/>
               <w:t>AssemblyPanel_RF42_ProbarLaBalsaIncompletaLaHundeYSigueEnLaFase</w:t>
             </w:r>
           </w:p>
@@ -6720,6 +6880,7 @@
               <w:rPr>
                 <w:sz w:val="18"/>
               </w:rPr>
+              <w:lastRenderedPageBreak/>
               <w:t>RNF-02</w:t>
             </w:r>
           </w:p>
@@ -6858,7 +7019,6 @@
               <w:rPr>
                 <w:sz w:val="18"/>
               </w:rPr>
-              <w:lastRenderedPageBreak/>
               <w:t>RNF-14</w:t>
             </w:r>
           </w:p>
@@ -7258,17 +7418,17 @@
         <w:t>Boot</w:t>
       </w:r>
       <w:r>
-        <w:t xml:space="preserve"> con un perfil real y recorren el puente II, la llegada, la recolección, las tres fases, la prueba, el cruce, el resumen, la escena final y los créditos hasta el inicio, leyendo cada narrativa línea por línea; uno acierta la prueba al primer intento y el otro la falla, ve la escena 3.2 y corrige. Los dos comprueban en disco las tres fases y los indicadores. Los cierres forzados de RNF-14 guardan, destruyen el flujo y el cargador de escenas, arrancan de nuevo y comprueban que el panel abre en la fase que</w:t>
+        <w:t xml:space="preserve"> con un perfil real y recorren el puente II, la llegada, la recolección, las tres fases, la prueba, el cruce, el resumen, la escena final y los </w:t>
+      </w:r>
+      <w:r>
+        <w:lastRenderedPageBreak/>
+        <w:t>créditos hasta el inicio, leyendo cada narrativa línea por línea; uno acierta la prueba al primer intento y el otro la falla, ve la escena 3.2 y corrige. Los dos comprueban en disco las tres fases y los indicadores. Los cierres forzados de RNF-14 guardan, destruyen el flujo y el cargador de escenas, arrancan de nuevo y comprueban que el panel abre en la fase que</w:t>
       </w:r>
       <w:r>
         <w:t xml:space="preserve"> faltaba, con las anteriores consolidadas. Sobre el ejecutable, los tres recorridos completos del juego, que incluyen el Nivel 3 y el cierre, terminaron sin incidencias bloqueantes; el tercero, sobre el ejecutable del corte, cerró las tres fases de la balsa sin errores y llegó a los créditos y a la pantalla de inicio. En los siete cierres forzados del primer candidato el perfil reabrió sin error y el juego retomó en la primera fase pendiente, con las fases confirmadas y sus indicadores intactos, y lo no con</w:t>
       </w:r>
       <w:r>
-        <w:t xml:space="preserve">firmado se rehízo desde el inicio de su fase; los dos del </w:t>
-      </w:r>
-      <w:r>
-        <w:lastRenderedPageBreak/>
-        <w:t>ejecutable del corte, forzados en el instante del guardado, no dejaron ningún perfil truncado (apartado 9.5 del documento principal).</w:t>
+        <w:t>firmado se rehízo desde el inicio de su fase; los dos del ejecutable del corte, forzados en el instante del guardado, no dejaron ningún perfil truncado (apartado 9.5 del documento principal).</w:t>
       </w:r>
     </w:p>
     <w:p>
@@ -7339,13 +7499,13 @@
         <w:t>NarrativeSequence_RF44_SoloLosViajerosDelCruceTerminanSusPasos</w:t>
       </w:r>
       <w:r>
-        <w:t>. En PlayMode entraron doce casos: los dos de RNF-21 del cruce, cuatro sobre los botones y la prueba anticipada, los dos del sonido del hundimiento (base y última fase), y los que vigilan la escena 3.2, el indicador de intentos, la espera de Mamá en la zona y el orden por profundidad. Las que más importaban se pusieron en rojo co</w:t>
-      </w:r>
-      <w:r>
-        <w:t>n una mutación de control antes de darlas por buenas. Sin la marca de los viajeros, fallaron la prueba de contenido que la exige y la del cruce en ejecución, que detectó el salto. Con el panel marcando los vacíos en la prueba anticipada y dejándola disparar la escena 3.2, fallaron las dos pruebas que vigilan esas reglas. Una revisión independiente de las correcciones del Nivel 3 comprobó además, con su propia medición sobre la ilustración, que la balsa del cruce queda en el agua y que los materiales, la zon</w:t>
-      </w:r>
-      <w:r>
-        <w:t>a y los pies de la familia quedan sobre el pasto.</w:t>
+        <w:t>. En PlayMode entraron doce</w:t>
+      </w:r>
+      <w:r>
+        <w:t xml:space="preserve"> casos: los dos de RNF-21 del cruce, cuatro sobre los botones y la prueba anticipada, los dos del sonido del hundimiento (base y última fase), y los que vigilan la escena 3.2, el indicador de intentos, la espera de Mamá en la zona y el orden por profundidad. Las que más importaban se pusieron en rojo con una mutación de control antes de darlas por buenas. Sin la marca de los viajeros, fallaron la prueba de contenido que la exige y la del cruce en ejecución, que detectó el salto. Con el panel marcando los va</w:t>
+      </w:r>
+      <w:r>
+        <w:t>cíos en la prueba anticipada y dejándola disparar la escena 3.2, fallaron las dos pruebas que vigilan esas reglas. Una revisión independiente de las correcciones del Nivel 3 comprobó además, con su propia medición sobre la ilustración, que la balsa del cruce queda en el agua y que los materiales, la zona y los pies de la familia quedan sobre el pasto.</w:t>
       </w:r>
     </w:p>
     <w:p>
@@ -7770,6 +7930,7 @@
               <w:rPr>
                 <w:sz w:val="18"/>
               </w:rPr>
+              <w:lastRenderedPageBreak/>
               <w:t>21/09/2026</w:t>
             </w:r>
           </w:p>
@@ -7985,7 +8146,6 @@
         <w:pStyle w:val="PrimerprrafoOE3"/>
       </w:pPr>
       <w:r>
-        <w:lastRenderedPageBreak/>
         <w:t>Después del cierre del slice, las pruebas del nivel corrieron dentro de las corridas completas de la suite, que presenta el Anexo G en su apartado 4.2. Entre el 25/09/2026 y el 01/10/2026, antes de las correcciones del Nivel 3, el módulo EditMode del nivel tuvo 41 casos y el de PlayMode pasó de 44 a 47, por la prueba de soltar sobre la punta de un tronco y las de la tarea de los troncos y de «Reiniciar». Con las correcciones del Nivel 3, la suite completa del 01/10/2026 dio 427 casos en EditMode (426 supera</w:t>
       </w:r>
       <w:r>
@@ -8030,7 +8190,10 @@
         <w:t>River</w:t>
       </w:r>
       <w:r>
-        <w:t xml:space="preserve"> cargó en 0,09 s en la peor de nueve cargas. En el ejecutable del corte la memoria de trabajo máxima fue de 446 MB, al abrir el cruce de la balsa en el tercer recorrido; en el primer candidato había sido de 457 MB, en </w:t>
+        <w:t xml:space="preserve"> </w:t>
+      </w:r>
+      <w:r>
+        <w:t xml:space="preserve">cargó en 0,09 s en la peor de nueve cargas. En el ejecutable del corte la memoria de trabajo máxima fue de 446 MB, al abrir el cruce de la balsa en el tercer recorrido; en el primer candidato había sido de 457 MB, en </w:t>
       </w:r>
       <w:r>
         <w:rPr>
@@ -8039,17 +8202,17 @@
         <w:t>Level3_River</w:t>
       </w:r>
       <w:r>
-        <w:t>, con la balsa terminada y recién probada, justo antes del cruce del segundo recorrido (apartado 8.3 del documento principal y Anexo G, apartado 4.3). Los ajustes de configuración que el build del 21/09/2026 dejó a la vista se resolvieron con la identidad y la configuración de</w:t>
-      </w:r>
-      <w:r>
-        <w:t>l ejecutable (INC-97; Anexo G, apartado 2.5).</w:t>
+        <w:t>, con la balsa terminada y recién probada, justo antes del cruce del segundo recorrido (apartado 8.3 del documento principal y Anexo G, apartado 4.3). Los ajustes de configuración que el build del 21/09/2026 dejó a la vista se resolvieron con la identidad y la configuración del ejec</w:t>
+      </w:r>
+      <w:r>
+        <w:t>utable (INC-97; Anexo G, apartado 2.5).</w:t>
       </w:r>
     </w:p>
     <w:p>
       <w:pPr>
         <w:pStyle w:val="Ttulo2"/>
       </w:pPr>
-      <w:bookmarkStart w:id="5" w:name="_Toc242544946"/>
+      <w:bookmarkStart w:id="5" w:name="_Toc242827079"/>
       <w:r>
         <w:t>5. Archivos principales</w:t>
       </w:r>
@@ -8111,6 +8274,7 @@
                 <w:b/>
                 <w:sz w:val="18"/>
               </w:rPr>
+              <w:lastRenderedPageBreak/>
               <w:t>Carpeta o archivo</w:t>
             </w:r>
           </w:p>
@@ -8342,7 +8506,6 @@
                 <w:rStyle w:val="CdigoenlneaOE3"/>
                 <w:sz w:val="18"/>
               </w:rPr>
-              <w:lastRenderedPageBreak/>
               <w:t>InventoryView</w:t>
             </w:r>
             <w:r>
@@ -8445,7 +8608,6 @@
                 <w:rStyle w:val="CdigoenlneaOE3"/>
                 <w:sz w:val="18"/>
               </w:rPr>
-              <w:lastRenderedPageBreak/>
               <w:t>Assets/Tests/EditMode/Levels/River/</w:t>
             </w:r>
           </w:p>
@@ -8711,6 +8873,7 @@
                 <w:rStyle w:val="CdigoenlneaOE3"/>
                 <w:sz w:val="18"/>
               </w:rPr>
+              <w:lastRenderedPageBreak/>
               <w:t>Assets/Game/Scenes/Level3_River.unity</w:t>
             </w:r>
           </w:p>
@@ -8872,7 +9035,6 @@
                 <w:rStyle w:val="CdigoenlneaOE3"/>
                 <w:sz w:val="18"/>
               </w:rPr>
-              <w:lastRenderedPageBreak/>
               <w:t>Assets/Game/Scripts/Runtime/Scaffolding/ConditionalNarrativeTrigger.cs</w:t>
             </w:r>
           </w:p>
@@ -8904,7 +9066,7 @@
       <w:pPr>
         <w:pStyle w:val="Ttulo2"/>
       </w:pPr>
-      <w:bookmarkStart w:id="6" w:name="_Toc242544947"/>
+      <w:bookmarkStart w:id="6" w:name="_Toc242827080"/>
       <w:r>
         <w:t>6. Evaluación del OE4 y verificaciones a cargo de Santiago Benavides Rey</w:t>
       </w:r>
@@ -8915,13 +9077,16 @@
         <w:pStyle w:val="PrimerprrafoOE3"/>
       </w:pPr>
       <w:r>
-        <w:t>El incremento deja para la evaluación del cuarto objetivo lo que exige observar a estudiantes o la vista y el oído de una persona. El punto PG-05 del guion, que el cambio de esquema de control entre niveles no confunda, se verifica sobre los tres niveles en la sesión con estudiantes de cuarto, precedida del consentimiento informado de los acudientes (RNF-12); lo hace Santiago Benavides Rey con el guion H1 de la hoja de verificaciones manuales del OE4. La duración del recorrido completo del juego, de 20 a 40</w:t>
-      </w:r>
-      <w:r>
-        <w:t xml:space="preserve"> minutos, la cronometra él mismo con el guion H8; los recorridos automatizados sobre el ejecutable solo pueden establecer que transcurren sin incidencias. Con los guiones H6 y H7 escucha si el crepitar de las fogatas de la escena final suena a fogata al aire libre y no a cueva, y si dos pruebas seguidas de la balsa, con dos salpicaduras de 1,74 s, resultan molestas. Con el H9 comprueba que, si el texto del cruce se lee deprisa, nadie salta de sitio y los niños celebran al llegar la balsa y no al leerse su l</w:t>
-      </w:r>
-      <w:r>
-        <w:t>ínea. Con el H11 prueba la balsa con la base completa y bien puesta, que se hunde igual, cuenta como intento y no aprueba la fase, porque solo «Listo» consolida, y anota si un estudiante esperaría lo contrario. La ejecución en un segundo equipo, sin red y sin tarjeta gráfica dedicada afecta al juego entero y se describe en el capítulo 10 del documento principal. La segunda pasada de pruebas sobre el ejecutable del corte se hizo con el sonido silenciado, así que esas escuchas siguen por hacer.</w:t>
+        <w:t>El incremento deja para la evaluación del cuarto objetivo lo que exige observar a estudiantes o la vista y el oído de una persona. El punto PG-05 del guion, que el cambio de esquema de control entre niveles no confunda, se verificó sobre los tres niveles en la sesión del 13/10/2026 con 4 estudiantes de grado quinto, precedida del consentimiento informado de los acudientes (RNF-12), con el guion H1 de la hoja de verificaciones manuales del OE4, y se cerró con resultado positivo. La duración del recorrido com</w:t>
+      </w:r>
+      <w:r>
+        <w:t>pleto del juego, de 20 a 40 minutos, la cronometra él mismo con el guion H8; los recorridos automatizados sobre el ejecutable solo pueden establecer que transcurren sin incidencias. Con los guiones H6 y H7 escucha si el crepitar de las fogatas de la escena final suena a fogata al aire libre y no a cueva, y si dos pruebas seguidas de la balsa, con dos salpicaduras de 1,74 s, resultan molestas. Con el H9 comprueba que, si el texto del cruce se lee deprisa, nadie salta de sitio y los niños celebran al llegar l</w:t>
+      </w:r>
+      <w:r>
+        <w:t>a balsa y no al leerse su línea. Con el H11 prueba la balsa con la base completa y bien puesta, que se hunde igual, cuenta como intento y no aprueba la fase, porque solo «Listo» consolida, y anota si un estudiante esperaría lo contrario. La ejecución en un segundo equipo, sin red y sin tarjeta gráfica dedicada afecta al juego entero y se describe en el capítulo 10 del documento principal. La segunda pasada de pruebas sobre el ejecutable del corte se hizo con el sonido silenciado, así que esas escuchas sigue</w:t>
+      </w:r>
+      <w:r>
+        <w:t>n por hacer.</w:t>
       </w:r>
     </w:p>
     <w:p>
@@ -8932,7 +9097,11 @@
         <w:t>De la evaluación funcional queda una observación sobre el texto del nivel, que este corte no corrige. Quien arma bien la balsa a la primera no ve la escena 3.2, tal como pide el guion; la 3.3, en cambio, habla en su primera línea de una balsa «corregida», y el cierre de Algoritm celebra un error encontrado y arreglado que en ese camino no existió. La solución propuesta es una segunda versión de la escena 3.3 para quien no falló, que decidiría la misma regla condicional que hoy decide la 3.2 y que, como todo</w:t>
       </w:r>
       <w:r>
-        <w:t xml:space="preserve"> lo narrativo, sería un asset nuevo y no un cambio de código. Su texto lo aprueba Santiago Benavides Rey, porque modifica el guion radicado (documento principal, apartado 10.4).</w:t>
+        <w:t xml:space="preserve"> lo narrativo, sería un asset nuevo y no un </w:t>
+      </w:r>
+      <w:r>
+        <w:lastRenderedPageBreak/>
+        <w:t>cambio de código. Su texto lo aprueba Santiago Benavides Rey, porque modifica el guion radicado (documento principal, apartado 10.4).</w:t>
       </w:r>
     </w:p>
     <w:p>
@@ -9153,7 +9322,7 @@
   <w:abstractNum w:abstractNumId="0" w15:restartNumberingAfterBreak="0">
     <w:nsid w:val="0000A990"/>
     <w:multiLevelType w:val="multilevel"/>
-    <w:tmpl w:val="0A300F42"/>
+    <w:tmpl w:val="D5D01AA0"/>
     <w:lvl w:ilvl="0">
       <w:numFmt w:val="bullet"/>
       <w:lvlText w:val=" "/>
@@ -9230,7 +9399,7 @@
   <w:abstractNum w:abstractNumId="1" w15:restartNumberingAfterBreak="0">
     <w:nsid w:val="0000A991"/>
     <w:multiLevelType w:val="multilevel"/>
-    <w:tmpl w:val="BAEEC7F4"/>
+    <w:tmpl w:val="D646EFC6"/>
     <w:lvl w:ilvl="0">
       <w:numFmt w:val="bullet"/>
       <w:lvlText w:val=""/>
@@ -9530,19 +9699,19 @@
       </w:pPr>
     </w:lvl>
   </w:abstractNum>
-  <w:num w:numId="1" w16cid:durableId="1714186879">
+  <w:num w:numId="1" w16cid:durableId="794829552">
     <w:abstractNumId w:val="2"/>
   </w:num>
-  <w:num w:numId="2" w16cid:durableId="1368749685">
+  <w:num w:numId="2" w16cid:durableId="823738848">
     <w:abstractNumId w:val="3"/>
     <w:lvlOverride w:ilvl="0">
       <w:startOverride w:val="1"/>
     </w:lvlOverride>
   </w:num>
-  <w:num w:numId="3" w16cid:durableId="722943956">
+  <w:num w:numId="3" w16cid:durableId="1276253535">
     <w:abstractNumId w:val="0"/>
   </w:num>
-  <w:num w:numId="4" w16cid:durableId="883758312">
+  <w:num w:numId="4" w16cid:durableId="836194594">
     <w:abstractNumId w:val="1"/>
   </w:num>
 </w:numbering>
@@ -10348,7 +10517,7 @@
     <w:link w:val="EncabezadoCar"/>
     <w:uiPriority w:val="99"/>
     <w:unhideWhenUsed/>
-    <w:rsid w:val="001A2434"/>
+    <w:rsid w:val="00C67C99"/>
     <w:pPr>
       <w:tabs>
         <w:tab w:val="center" w:pos="4419"/>
@@ -10362,7 +10531,7 @@
     <w:basedOn w:val="Fuentedeprrafopredeter"/>
     <w:link w:val="Encabezado"/>
     <w:uiPriority w:val="99"/>
-    <w:rsid w:val="001A2434"/>
+    <w:rsid w:val="00C67C99"/>
   </w:style>
   <w:style w:type="paragraph" w:styleId="Piedepgina">
     <w:name w:val="footer"/>
@@ -10370,7 +10539,7 @@
     <w:link w:val="PiedepginaCar"/>
     <w:uiPriority w:val="99"/>
     <w:unhideWhenUsed/>
-    <w:rsid w:val="001A2434"/>
+    <w:rsid w:val="00C67C99"/>
     <w:pPr>
       <w:tabs>
         <w:tab w:val="center" w:pos="4419"/>
@@ -10384,7 +10553,7 @@
     <w:basedOn w:val="Fuentedeprrafopredeter"/>
     <w:link w:val="Piedepgina"/>
     <w:uiPriority w:val="99"/>
-    <w:rsid w:val="001A2434"/>
+    <w:rsid w:val="00C67C99"/>
   </w:style>
   <w:style w:type="character" w:styleId="Nmerodepgina">
     <w:name w:val="page number"/>
@@ -10392,7 +10561,7 @@
     <w:uiPriority w:val="99"/>
     <w:semiHidden/>
     <w:unhideWhenUsed/>
-    <w:rsid w:val="001A2434"/>
+    <w:rsid w:val="00C67C99"/>
   </w:style>
 </w:styles>
 </file>

--- a/docs/anexos oe3/Solucion_OE3_Anexo_D_Slice_3.docx
+++ b/docs/anexos oe3/Solucion_OE3_Anexo_D_Slice_3.docx
@@ -24,7 +24,7 @@
       <w:r>
         <w:fldChar w:fldCharType="separate"/>
       </w:r>
-      <w:hyperlink w:anchor="_Toc242827074" w:history="1">
+      <w:hyperlink w:anchor="_Toc242887259" w:history="1">
         <w:r>
           <w:rPr>
             <w:rStyle w:val="Hipervnculo"/>
@@ -51,7 +51,7 @@
             <w:noProof/>
             <w:webHidden/>
           </w:rPr>
-          <w:instrText xml:space="preserve"> PAGEREF _Toc242827074 \h </w:instrText>
+          <w:instrText xml:space="preserve"> PAGEREF _Toc242887259 \h </w:instrText>
         </w:r>
         <w:r>
           <w:rPr>
@@ -95,7 +95,7 @@
           <w14:ligatures w14:val="standardContextual"/>
         </w:rPr>
       </w:pPr>
-      <w:hyperlink w:anchor="_Toc242827075" w:history="1">
+      <w:hyperlink w:anchor="_Toc242887260" w:history="1">
         <w:r>
           <w:rPr>
             <w:rStyle w:val="Hipervnculo"/>
@@ -122,7 +122,7 @@
             <w:noProof/>
             <w:webHidden/>
           </w:rPr>
-          <w:instrText xml:space="preserve"> PAGEREF _Toc242827075 \h </w:instrText>
+          <w:instrText xml:space="preserve"> PAGEREF _Toc242887260 \h </w:instrText>
         </w:r>
         <w:r>
           <w:rPr>
@@ -166,7 +166,7 @@
           <w14:ligatures w14:val="standardContextual"/>
         </w:rPr>
       </w:pPr>
-      <w:hyperlink w:anchor="_Toc242827076" w:history="1">
+      <w:hyperlink w:anchor="_Toc242887261" w:history="1">
         <w:r>
           <w:rPr>
             <w:rStyle w:val="Hipervnculo"/>
@@ -193,7 +193,7 @@
             <w:noProof/>
             <w:webHidden/>
           </w:rPr>
-          <w:instrText xml:space="preserve"> PAGEREF _Toc242827076 \h </w:instrText>
+          <w:instrText xml:space="preserve"> PAGEREF _Toc242887261 \h </w:instrText>
         </w:r>
         <w:r>
           <w:rPr>
@@ -237,7 +237,7 @@
           <w14:ligatures w14:val="standardContextual"/>
         </w:rPr>
       </w:pPr>
-      <w:hyperlink w:anchor="_Toc242827077" w:history="1">
+      <w:hyperlink w:anchor="_Toc242887262" w:history="1">
         <w:r>
           <w:rPr>
             <w:rStyle w:val="Hipervnculo"/>
@@ -264,7 +264,7 @@
             <w:noProof/>
             <w:webHidden/>
           </w:rPr>
-          <w:instrText xml:space="preserve"> PAGEREF _Toc242827077 \h </w:instrText>
+          <w:instrText xml:space="preserve"> PAGEREF _Toc242887262 \h </w:instrText>
         </w:r>
         <w:r>
           <w:rPr>
@@ -308,7 +308,7 @@
           <w14:ligatures w14:val="standardContextual"/>
         </w:rPr>
       </w:pPr>
-      <w:hyperlink w:anchor="_Toc242827078" w:history="1">
+      <w:hyperlink w:anchor="_Toc242887263" w:history="1">
         <w:r>
           <w:rPr>
             <w:rStyle w:val="Hipervnculo"/>
@@ -335,7 +335,7 @@
             <w:noProof/>
             <w:webHidden/>
           </w:rPr>
-          <w:instrText xml:space="preserve"> PAGEREF _Toc242827078 \h </w:instrText>
+          <w:instrText xml:space="preserve"> PAGEREF _Toc242887263 \h </w:instrText>
         </w:r>
         <w:r>
           <w:rPr>
@@ -379,7 +379,7 @@
           <w14:ligatures w14:val="standardContextual"/>
         </w:rPr>
       </w:pPr>
-      <w:hyperlink w:anchor="_Toc242827079" w:history="1">
+      <w:hyperlink w:anchor="_Toc242887264" w:history="1">
         <w:r>
           <w:rPr>
             <w:rStyle w:val="Hipervnculo"/>
@@ -406,7 +406,7 @@
             <w:noProof/>
             <w:webHidden/>
           </w:rPr>
-          <w:instrText xml:space="preserve"> PAGEREF _Toc242827079 \h </w:instrText>
+          <w:instrText xml:space="preserve"> PAGEREF _Toc242887264 \h </w:instrText>
         </w:r>
         <w:r>
           <w:rPr>
@@ -450,7 +450,7 @@
           <w14:ligatures w14:val="standardContextual"/>
         </w:rPr>
       </w:pPr>
-      <w:hyperlink w:anchor="_Toc242827080" w:history="1">
+      <w:hyperlink w:anchor="_Toc242887265" w:history="1">
         <w:r>
           <w:rPr>
             <w:rStyle w:val="Hipervnculo"/>
@@ -477,7 +477,7 @@
             <w:noProof/>
             <w:webHidden/>
           </w:rPr>
-          <w:instrText xml:space="preserve"> PAGEREF _Toc242827080 \h </w:instrText>
+          <w:instrText xml:space="preserve"> PAGEREF _Toc242887265 \h </w:instrText>
         </w:r>
         <w:r>
           <w:rPr>
@@ -522,7 +522,7 @@
       <w:pPr>
         <w:pStyle w:val="Ttulo1"/>
       </w:pPr>
-      <w:bookmarkStart w:id="0" w:name="_Toc242827074"/>
+      <w:bookmarkStart w:id="0" w:name="_Toc242887259"/>
       <w:r>
         <w:lastRenderedPageBreak/>
         <w:t>ANEXO D. SLICE 3: NIVEL 3 «EL RÍO» Y CIERRE DEL JUEGO</w:t>
@@ -556,7 +556,7 @@
       <w:pPr>
         <w:pStyle w:val="Ttulo2"/>
       </w:pPr>
-      <w:bookmarkStart w:id="1" w:name="_Toc242827075"/>
+      <w:bookmarkStart w:id="1" w:name="_Toc242887260"/>
       <w:r>
         <w:t>1. Alcance y seguimiento</w:t>
       </w:r>
@@ -2255,7 +2255,7 @@
       <w:pPr>
         <w:pStyle w:val="Ttulo2"/>
       </w:pPr>
-      <w:bookmarkStart w:id="2" w:name="_Toc242827076"/>
+      <w:bookmarkStart w:id="2" w:name="_Toc242887261"/>
       <w:r>
         <w:t>2. Lo implementado</w:t>
       </w:r>
@@ -3844,7 +3844,7 @@
       <w:pPr>
         <w:pStyle w:val="Ttulo2"/>
       </w:pPr>
-      <w:bookmarkStart w:id="3" w:name="_Toc242827077"/>
+      <w:bookmarkStart w:id="3" w:name="_Toc242887262"/>
       <w:r>
         <w:t>3. Decisiones de diseño y hallazgos de consistencia</w:t>
       </w:r>
@@ -5824,7 +5824,7 @@
       <w:pPr>
         <w:pStyle w:val="Ttulo2"/>
       </w:pPr>
-      <w:bookmarkStart w:id="4" w:name="_Toc242827078"/>
+      <w:bookmarkStart w:id="4" w:name="_Toc242887263"/>
       <w:r>
         <w:t>4. Verificación</w:t>
       </w:r>
@@ -8212,7 +8212,7 @@
       <w:pPr>
         <w:pStyle w:val="Ttulo2"/>
       </w:pPr>
-      <w:bookmarkStart w:id="5" w:name="_Toc242827079"/>
+      <w:bookmarkStart w:id="5" w:name="_Toc242887264"/>
       <w:r>
         <w:t>5. Archivos principales</w:t>
       </w:r>
@@ -9066,7 +9066,7 @@
       <w:pPr>
         <w:pStyle w:val="Ttulo2"/>
       </w:pPr>
-      <w:bookmarkStart w:id="6" w:name="_Toc242827080"/>
+      <w:bookmarkStart w:id="6" w:name="_Toc242887265"/>
       <w:r>
         <w:t>6. Evaluación del OE4 y verificaciones a cargo de Santiago Benavides Rey</w:t>
       </w:r>
@@ -9322,7 +9322,7 @@
   <w:abstractNum w:abstractNumId="0" w15:restartNumberingAfterBreak="0">
     <w:nsid w:val="0000A990"/>
     <w:multiLevelType w:val="multilevel"/>
-    <w:tmpl w:val="D5D01AA0"/>
+    <w:tmpl w:val="82126C70"/>
     <w:lvl w:ilvl="0">
       <w:numFmt w:val="bullet"/>
       <w:lvlText w:val=" "/>
@@ -9399,7 +9399,7 @@
   <w:abstractNum w:abstractNumId="1" w15:restartNumberingAfterBreak="0">
     <w:nsid w:val="0000A991"/>
     <w:multiLevelType w:val="multilevel"/>
-    <w:tmpl w:val="D646EFC6"/>
+    <w:tmpl w:val="B664A44E"/>
     <w:lvl w:ilvl="0">
       <w:numFmt w:val="bullet"/>
       <w:lvlText w:val=""/>
@@ -9699,19 +9699,19 @@
       </w:pPr>
     </w:lvl>
   </w:abstractNum>
-  <w:num w:numId="1" w16cid:durableId="794829552">
+  <w:num w:numId="1" w16cid:durableId="1295139026">
     <w:abstractNumId w:val="2"/>
   </w:num>
-  <w:num w:numId="2" w16cid:durableId="823738848">
+  <w:num w:numId="2" w16cid:durableId="660430512">
     <w:abstractNumId w:val="3"/>
     <w:lvlOverride w:ilvl="0">
       <w:startOverride w:val="1"/>
     </w:lvlOverride>
   </w:num>
-  <w:num w:numId="3" w16cid:durableId="1276253535">
+  <w:num w:numId="3" w16cid:durableId="1629897047">
     <w:abstractNumId w:val="0"/>
   </w:num>
-  <w:num w:numId="4" w16cid:durableId="836194594">
+  <w:num w:numId="4" w16cid:durableId="837890449">
     <w:abstractNumId w:val="1"/>
   </w:num>
 </w:numbering>
@@ -10517,7 +10517,7 @@
     <w:link w:val="EncabezadoCar"/>
     <w:uiPriority w:val="99"/>
     <w:unhideWhenUsed/>
-    <w:rsid w:val="00C67C99"/>
+    <w:rsid w:val="0035374C"/>
     <w:pPr>
       <w:tabs>
         <w:tab w:val="center" w:pos="4419"/>
@@ -10531,7 +10531,7 @@
     <w:basedOn w:val="Fuentedeprrafopredeter"/>
     <w:link w:val="Encabezado"/>
     <w:uiPriority w:val="99"/>
-    <w:rsid w:val="00C67C99"/>
+    <w:rsid w:val="0035374C"/>
   </w:style>
   <w:style w:type="paragraph" w:styleId="Piedepgina">
     <w:name w:val="footer"/>
@@ -10539,7 +10539,7 @@
     <w:link w:val="PiedepginaCar"/>
     <w:uiPriority w:val="99"/>
     <w:unhideWhenUsed/>
-    <w:rsid w:val="00C67C99"/>
+    <w:rsid w:val="0035374C"/>
     <w:pPr>
       <w:tabs>
         <w:tab w:val="center" w:pos="4419"/>
@@ -10553,7 +10553,7 @@
     <w:basedOn w:val="Fuentedeprrafopredeter"/>
     <w:link w:val="Piedepgina"/>
     <w:uiPriority w:val="99"/>
-    <w:rsid w:val="00C67C99"/>
+    <w:rsid w:val="0035374C"/>
   </w:style>
   <w:style w:type="character" w:styleId="Nmerodepgina">
     <w:name w:val="page number"/>
@@ -10561,7 +10561,7 @@
     <w:uiPriority w:val="99"/>
     <w:semiHidden/>
     <w:unhideWhenUsed/>
-    <w:rsid w:val="00C67C99"/>
+    <w:rsid w:val="0035374C"/>
   </w:style>
 </w:styles>
 </file>
